--- a/Definition_Files/C语言IO缓冲区原理.docx
+++ b/Definition_Files/C语言IO缓冲区原理.docx
@@ -29,6 +29,13 @@
           <w:szCs w:val="40"/>
         </w:rPr>
       </w:r>
+      <w:r>
+        <w:rPr>
+          <w:rFonts w:ascii="AR PL UKai CN" w:hAnsi="AR PL UKai CN" w:cs="AR PL UKai CN"/>
+          <w:sz w:val="40"/>
+          <w:szCs w:val="40"/>
+        </w:rPr>
+      </w:r>
     </w:p>
     <w:p>
       <w:pPr>
@@ -63,7 +70,7 @@
       </w:r>
       <w:r>
         <w:rPr>
-          <w:rFonts w:ascii="AR PL UKai CN" w:hAnsi="AR PL UKai CN" w:eastAsia="AR PL UKai CN" w:cs="AR PL UKai CN"/>
+          <w:rFonts w:ascii="AR PL UKai CN" w:hAnsi="AR PL UKai CN" w:cs="AR PL UKai CN"/>
         </w:rPr>
       </w:r>
     </w:p>
@@ -130,6 +137,11 @@
                 <w:rFonts w:ascii="AR PL UKai CN" w:hAnsi="AR PL UKai CN" w:eastAsia="AR PL UKai CN" w:cs="AR PL UKai CN"/>
               </w:rPr>
             </w:r>
+            <w:r>
+              <w:rPr>
+                <w:rFonts w:ascii="AR PL UKai CN" w:hAnsi="AR PL UKai CN" w:cs="AR PL UKai CN"/>
+              </w:rPr>
+            </w:r>
           </w:p>
         </w:tc>
       </w:tr>
@@ -167,7 +179,7 @@
       </w:r>
       <w:r>
         <w:rPr>
-          <w:rFonts w:ascii="AR PL UKai CN" w:hAnsi="AR PL UKai CN" w:eastAsia="AR PL UKai CN" w:cs="AR PL UKai CN"/>
+          <w:rFonts w:ascii="AR PL UKai CN" w:hAnsi="AR PL UKai CN" w:cs="AR PL UKai CN"/>
         </w:rPr>
       </w:r>
     </w:p>
@@ -204,7 +216,7 @@
       </w:r>
       <w:r>
         <w:rPr>
-          <w:rFonts w:ascii="AR PL UKai CN" w:hAnsi="AR PL UKai CN" w:eastAsia="AR PL UKai CN" w:cs="AR PL UKai CN"/>
+          <w:rFonts w:ascii="AR PL UKai CN" w:hAnsi="AR PL UKai CN" w:cs="AR PL UKai CN"/>
         </w:rPr>
       </w:r>
     </w:p>
@@ -250,6 +262,12 @@
           <w:color w:val="ff0000"/>
         </w:rPr>
       </w:r>
+      <w:r>
+        <w:rPr>
+          <w:rFonts w:ascii="AR PL UKai CN" w:hAnsi="AR PL UKai CN" w:cs="AR PL UKai CN"/>
+          <w:color w:val="ff0000"/>
+        </w:rPr>
+      </w:r>
     </w:p>
     <w:p>
       <w:pPr>
@@ -273,6 +291,11 @@
           <w:rFonts w:ascii="AR PL UKai CN" w:hAnsi="AR PL UKai CN" w:eastAsia="AR PL UKai CN" w:cs="AR PL UKai CN"/>
         </w:rPr>
       </w:r>
+      <w:r>
+        <w:rPr>
+          <w:rFonts w:ascii="AR PL UKai CN" w:hAnsi="AR PL UKai CN" w:cs="AR PL UKai CN"/>
+        </w:rPr>
+      </w:r>
     </w:p>
     <w:p>
       <w:pPr>
@@ -295,6 +318,11 @@
       <w:r>
         <w:rPr>
           <w:rFonts w:ascii="AR PL UKai CN" w:hAnsi="AR PL UKai CN" w:eastAsia="AR PL UKai CN" w:cs="AR PL UKai CN"/>
+        </w:rPr>
+      </w:r>
+      <w:r>
+        <w:rPr>
+          <w:rFonts w:ascii="AR PL UKai CN" w:hAnsi="AR PL UKai CN" w:cs="AR PL UKai CN"/>
         </w:rPr>
       </w:r>
     </w:p>
@@ -331,7 +359,7 @@
       </w:r>
       <w:r>
         <w:rPr>
-          <w:rFonts w:ascii="AR PL UKai CN" w:hAnsi="AR PL UKai CN" w:eastAsia="AR PL UKai CN" w:cs="AR PL UKai CN"/>
+          <w:rFonts w:ascii="AR PL UKai CN" w:hAnsi="AR PL UKai CN" w:cs="AR PL UKai CN"/>
         </w:rPr>
       </w:r>
     </w:p>
@@ -391,6 +419,11 @@
                 <w:rFonts w:ascii="AR PL UKai CN" w:hAnsi="AR PL UKai CN" w:eastAsia="AR PL UKai CN" w:cs="AR PL UKai CN"/>
               </w:rPr>
             </w:r>
+            <w:r>
+              <w:rPr>
+                <w:rFonts w:ascii="AR PL UKai CN" w:hAnsi="AR PL UKai CN" w:cs="AR PL UKai CN"/>
+              </w:rPr>
+            </w:r>
           </w:p>
         </w:tc>
         <w:tc>
@@ -424,6 +457,11 @@
             <w:r>
               <w:rPr>
                 <w:rFonts w:ascii="AR PL UKai CN" w:hAnsi="AR PL UKai CN" w:eastAsia="AR PL UKai CN" w:cs="AR PL UKai CN"/>
+              </w:rPr>
+            </w:r>
+            <w:r>
+              <w:rPr>
+                <w:rFonts w:ascii="AR PL UKai CN" w:hAnsi="AR PL UKai CN" w:cs="AR PL UKai CN"/>
               </w:rPr>
             </w:r>
           </w:p>
@@ -461,6 +499,11 @@
                 <w:rFonts w:ascii="AR PL UKai CN" w:hAnsi="AR PL UKai CN" w:eastAsia="AR PL UKai CN" w:cs="AR PL UKai CN"/>
               </w:rPr>
             </w:r>
+            <w:r>
+              <w:rPr>
+                <w:rFonts w:ascii="AR PL UKai CN" w:hAnsi="AR PL UKai CN" w:cs="AR PL UKai CN"/>
+              </w:rPr>
+            </w:r>
           </w:p>
         </w:tc>
         <w:tc>
@@ -494,6 +537,11 @@
             <w:r>
               <w:rPr>
                 <w:rFonts w:ascii="AR PL UKai CN" w:hAnsi="AR PL UKai CN" w:eastAsia="AR PL UKai CN" w:cs="AR PL UKai CN"/>
+              </w:rPr>
+            </w:r>
+            <w:r>
+              <w:rPr>
+                <w:rFonts w:ascii="AR PL UKai CN" w:hAnsi="AR PL UKai CN" w:cs="AR PL UKai CN"/>
               </w:rPr>
             </w:r>
           </w:p>
@@ -532,6 +580,11 @@
             <w:r>
               <w:rPr>
                 <w:rFonts w:ascii="AR PL UKai CN" w:hAnsi="AR PL UKai CN" w:eastAsia="AR PL UKai CN" w:cs="AR PL UKai CN"/>
+              </w:rPr>
+            </w:r>
+            <w:r>
+              <w:rPr>
+                <w:rFonts w:ascii="AR PL UKai CN" w:hAnsi="AR PL UKai CN" w:cs="AR PL UKai CN"/>
               </w:rPr>
             </w:r>
           </w:p>
@@ -576,6 +629,11 @@
                 <w:rFonts w:ascii="AR PL UKai CN" w:hAnsi="AR PL UKai CN" w:eastAsia="AR PL UKai CN" w:cs="AR PL UKai CN"/>
               </w:rPr>
             </w:r>
+            <w:r>
+              <w:rPr>
+                <w:rFonts w:ascii="AR PL UKai CN" w:hAnsi="AR PL UKai CN" w:cs="AR PL UKai CN"/>
+              </w:rPr>
+            </w:r>
           </w:p>
         </w:tc>
         <w:tc>
@@ -618,6 +676,11 @@
                 <w:rFonts w:ascii="AR PL UKai CN" w:hAnsi="AR PL UKai CN" w:eastAsia="AR PL UKai CN" w:cs="AR PL UKai CN"/>
               </w:rPr>
             </w:r>
+            <w:r>
+              <w:rPr>
+                <w:rFonts w:ascii="AR PL UKai CN" w:hAnsi="AR PL UKai CN" w:cs="AR PL UKai CN"/>
+              </w:rPr>
+            </w:r>
           </w:p>
         </w:tc>
         <w:tc>
@@ -651,6 +714,11 @@
             <w:r>
               <w:rPr>
                 <w:rFonts w:ascii="AR PL UKai CN" w:hAnsi="AR PL UKai CN" w:eastAsia="AR PL UKai CN" w:cs="AR PL UKai CN"/>
+              </w:rPr>
+            </w:r>
+            <w:r>
+              <w:rPr>
+                <w:rFonts w:ascii="AR PL UKai CN" w:hAnsi="AR PL UKai CN" w:cs="AR PL UKai CN"/>
               </w:rPr>
             </w:r>
           </w:p>
@@ -691,6 +759,11 @@
                 <w:rFonts w:ascii="AR PL UKai CN" w:hAnsi="AR PL UKai CN" w:eastAsia="AR PL UKai CN" w:cs="AR PL UKai CN"/>
               </w:rPr>
             </w:r>
+            <w:r>
+              <w:rPr>
+                <w:rFonts w:ascii="AR PL UKai CN" w:hAnsi="AR PL UKai CN" w:cs="AR PL UKai CN"/>
+              </w:rPr>
+            </w:r>
           </w:p>
         </w:tc>
         <w:tc>
@@ -724,6 +797,11 @@
             <w:r>
               <w:rPr>
                 <w:rFonts w:ascii="AR PL UKai CN" w:hAnsi="AR PL UKai CN" w:eastAsia="AR PL UKai CN" w:cs="AR PL UKai CN"/>
+              </w:rPr>
+            </w:r>
+            <w:r>
+              <w:rPr>
+                <w:rFonts w:ascii="AR PL UKai CN" w:hAnsi="AR PL UKai CN" w:cs="AR PL UKai CN"/>
               </w:rPr>
             </w:r>
           </w:p>
@@ -761,6 +839,11 @@
                 <w:rFonts w:ascii="AR PL UKai CN" w:hAnsi="AR PL UKai CN" w:eastAsia="AR PL UKai CN" w:cs="AR PL UKai CN"/>
               </w:rPr>
             </w:r>
+            <w:r>
+              <w:rPr>
+                <w:rFonts w:ascii="AR PL UKai CN" w:hAnsi="AR PL UKai CN" w:cs="AR PL UKai CN"/>
+              </w:rPr>
+            </w:r>
           </w:p>
         </w:tc>
         <w:tc>
@@ -794,6 +877,11 @@
             <w:r>
               <w:rPr>
                 <w:rFonts w:ascii="AR PL UKai CN" w:hAnsi="AR PL UKai CN" w:eastAsia="AR PL UKai CN" w:cs="AR PL UKai CN"/>
+              </w:rPr>
+            </w:r>
+            <w:r>
+              <w:rPr>
+                <w:rFonts w:ascii="AR PL UKai CN" w:hAnsi="AR PL UKai CN" w:cs="AR PL UKai CN"/>
               </w:rPr>
             </w:r>
           </w:p>
@@ -834,6 +922,11 @@
                 <w:rFonts w:ascii="AR PL UKai CN" w:hAnsi="AR PL UKai CN" w:eastAsia="AR PL UKai CN" w:cs="AR PL UKai CN"/>
               </w:rPr>
             </w:r>
+            <w:r>
+              <w:rPr>
+                <w:rFonts w:ascii="AR PL UKai CN" w:hAnsi="AR PL UKai CN" w:cs="AR PL UKai CN"/>
+              </w:rPr>
+            </w:r>
           </w:p>
         </w:tc>
         <w:tc>
@@ -867,6 +960,11 @@
             <w:r>
               <w:rPr>
                 <w:rFonts w:ascii="AR PL UKai CN" w:hAnsi="AR PL UKai CN" w:eastAsia="AR PL UKai CN" w:cs="AR PL UKai CN"/>
+              </w:rPr>
+            </w:r>
+            <w:r>
+              <w:rPr>
+                <w:rFonts w:ascii="AR PL UKai CN" w:hAnsi="AR PL UKai CN" w:cs="AR PL UKai CN"/>
               </w:rPr>
             </w:r>
           </w:p>
@@ -904,6 +1002,11 @@
                 <w:rFonts w:ascii="AR PL UKai CN" w:hAnsi="AR PL UKai CN" w:eastAsia="AR PL UKai CN" w:cs="AR PL UKai CN"/>
               </w:rPr>
             </w:r>
+            <w:r>
+              <w:rPr>
+                <w:rFonts w:ascii="AR PL UKai CN" w:hAnsi="AR PL UKai CN" w:cs="AR PL UKai CN"/>
+              </w:rPr>
+            </w:r>
           </w:p>
         </w:tc>
         <w:tc>
@@ -939,6 +1042,11 @@
                 <w:rFonts w:ascii="AR PL UKai CN" w:hAnsi="AR PL UKai CN" w:eastAsia="AR PL UKai CN" w:cs="AR PL UKai CN"/>
               </w:rPr>
             </w:r>
+            <w:r>
+              <w:rPr>
+                <w:rFonts w:ascii="AR PL UKai CN" w:hAnsi="AR PL UKai CN" w:cs="AR PL UKai CN"/>
+              </w:rPr>
+            </w:r>
           </w:p>
         </w:tc>
       </w:tr>
@@ -976,7 +1084,7 @@
       </w:r>
       <w:r>
         <w:rPr>
-          <w:rFonts w:ascii="AR PL UKai CN" w:hAnsi="AR PL UKai CN" w:eastAsia="AR PL UKai CN" w:cs="AR PL UKai CN"/>
+          <w:rFonts w:ascii="AR PL UKai CN" w:hAnsi="AR PL UKai CN" w:cs="AR PL UKai CN"/>
         </w:rPr>
       </w:r>
     </w:p>
@@ -1002,6 +1110,11 @@
           <w:rFonts w:ascii="AR PL UKai CN" w:hAnsi="AR PL UKai CN" w:eastAsia="AR PL UKai CN" w:cs="AR PL UKai CN"/>
         </w:rPr>
       </w:r>
+      <w:r>
+        <w:rPr>
+          <w:rFonts w:ascii="AR PL UKai CN" w:hAnsi="AR PL UKai CN" w:cs="AR PL UKai CN"/>
+        </w:rPr>
+      </w:r>
     </w:p>
     <w:p>
       <w:pPr>
@@ -1025,6 +1138,11 @@
           <w:rFonts w:ascii="AR PL UKai CN" w:hAnsi="AR PL UKai CN" w:eastAsia="AR PL UKai CN" w:cs="AR PL UKai CN"/>
         </w:rPr>
       </w:r>
+      <w:r>
+        <w:rPr>
+          <w:rFonts w:ascii="AR PL UKai CN" w:hAnsi="AR PL UKai CN" w:cs="AR PL UKai CN"/>
+        </w:rPr>
+      </w:r>
     </w:p>
     <w:p>
       <w:pPr>
@@ -1048,6 +1166,11 @@
           <w:rFonts w:ascii="AR PL UKai CN" w:hAnsi="AR PL UKai CN" w:eastAsia="AR PL UKai CN" w:cs="AR PL UKai CN"/>
         </w:rPr>
       </w:r>
+      <w:r>
+        <w:rPr>
+          <w:rFonts w:ascii="AR PL UKai CN" w:hAnsi="AR PL UKai CN" w:cs="AR PL UKai CN"/>
+        </w:rPr>
+      </w:r>
     </w:p>
     <w:p>
       <w:pPr>
@@ -1069,6 +1192,11 @@
       <w:r>
         <w:rPr>
           <w:rFonts w:ascii="AR PL UKai CN" w:hAnsi="AR PL UKai CN" w:eastAsia="AR PL UKai CN" w:cs="AR PL UKai CN"/>
+        </w:rPr>
+      </w:r>
+      <w:r>
+        <w:rPr>
+          <w:rFonts w:ascii="AR PL UKai CN" w:hAnsi="AR PL UKai CN" w:cs="AR PL UKai CN"/>
         </w:rPr>
       </w:r>
     </w:p>
@@ -1105,7 +1233,7 @@
       </w:r>
       <w:r>
         <w:rPr>
-          <w:rFonts w:ascii="AR PL UKai CN" w:hAnsi="AR PL UKai CN" w:eastAsia="AR PL UKai CN" w:cs="AR PL UKai CN"/>
+          <w:rFonts w:ascii="AR PL UKai CN" w:hAnsi="AR PL UKai CN" w:cs="AR PL UKai CN"/>
         </w:rPr>
       </w:r>
     </w:p>
@@ -1131,6 +1259,11 @@
           <w:rFonts w:ascii="AR PL UKai CN" w:hAnsi="AR PL UKai CN" w:eastAsia="AR PL UKai CN" w:cs="AR PL UKai CN"/>
         </w:rPr>
       </w:r>
+      <w:r>
+        <w:rPr>
+          <w:rFonts w:ascii="AR PL UKai CN" w:hAnsi="AR PL UKai CN" w:cs="AR PL UKai CN"/>
+        </w:rPr>
+      </w:r>
     </w:p>
     <w:p>
       <w:pPr>
@@ -1153,6 +1286,11 @@
       <w:r>
         <w:rPr>
           <w:rFonts w:ascii="AR PL UKai CN" w:hAnsi="AR PL UKai CN" w:eastAsia="AR PL UKai CN" w:cs="AR PL UKai CN"/>
+        </w:rPr>
+      </w:r>
+      <w:r>
+        <w:rPr>
+          <w:rFonts w:ascii="AR PL UKai CN" w:hAnsi="AR PL UKai CN" w:cs="AR PL UKai CN"/>
         </w:rPr>
       </w:r>
     </w:p>
@@ -1189,7 +1327,7 @@
       </w:r>
       <w:r>
         <w:rPr>
-          <w:rFonts w:ascii="AR PL UKai CN" w:hAnsi="AR PL UKai CN" w:eastAsia="AR PL UKai CN" w:cs="AR PL UKai CN"/>
+          <w:rFonts w:ascii="AR PL UKai CN" w:hAnsi="AR PL UKai CN" w:cs="AR PL UKai CN"/>
         </w:rPr>
       </w:r>
     </w:p>
@@ -1226,7 +1364,7 @@
       </w:r>
       <w:r>
         <w:rPr>
-          <w:rFonts w:ascii="AR PL UKai CN" w:hAnsi="AR PL UKai CN" w:eastAsia="AR PL UKai CN" w:cs="AR PL UKai CN"/>
+          <w:rFonts w:ascii="AR PL UKai CN" w:hAnsi="AR PL UKai CN" w:cs="AR PL UKai CN"/>
         </w:rPr>
       </w:r>
     </w:p>
@@ -1256,6 +1394,12 @@
           <w:color w:val="ff0000"/>
         </w:rPr>
       </w:r>
+      <w:r>
+        <w:rPr>
+          <w:rFonts w:ascii="AR PL UKai CN" w:hAnsi="AR PL UKai CN" w:cs="AR PL UKai CN"/>
+          <w:color w:val="ff0000"/>
+        </w:rPr>
+      </w:r>
     </w:p>
     <w:p>
       <w:pPr>
@@ -1283,6 +1427,12 @@
           <w:color w:val="ff0000"/>
         </w:rPr>
       </w:r>
+      <w:r>
+        <w:rPr>
+          <w:rFonts w:ascii="AR PL UKai CN" w:hAnsi="AR PL UKai CN" w:cs="AR PL UKai CN"/>
+          <w:color w:val="ff0000"/>
+        </w:rPr>
+      </w:r>
     </w:p>
     <w:p>
       <w:pPr>
@@ -1306,6 +1456,12 @@
       <w:r>
         <w:rPr>
           <w:rFonts w:ascii="AR PL UKai CN" w:hAnsi="AR PL UKai CN" w:eastAsia="AR PL UKai CN" w:cs="AR PL UKai CN"/>
+          <w:color w:val="ff0000"/>
+        </w:rPr>
+      </w:r>
+      <w:r>
+        <w:rPr>
+          <w:rFonts w:ascii="AR PL UKai CN" w:hAnsi="AR PL UKai CN" w:cs="AR PL UKai CN"/>
           <w:color w:val="ff0000"/>
         </w:rPr>
       </w:r>
@@ -1336,6 +1492,12 @@
           <w:color w:val="ff0000"/>
         </w:rPr>
       </w:r>
+      <w:r>
+        <w:rPr>
+          <w:rFonts w:ascii="AR PL UKai CN" w:hAnsi="AR PL UKai CN" w:cs="AR PL UKai CN"/>
+          <w:color w:val="ff0000"/>
+        </w:rPr>
+      </w:r>
     </w:p>
     <w:p>
       <w:pPr>
@@ -1370,7 +1532,7 @@
       </w:r>
       <w:r>
         <w:rPr>
-          <w:rFonts w:ascii="AR PL UKai CN" w:hAnsi="AR PL UKai CN" w:eastAsia="AR PL UKai CN" w:cs="AR PL UKai CN"/>
+          <w:rFonts w:ascii="AR PL UKai CN" w:hAnsi="AR PL UKai CN" w:cs="AR PL UKai CN"/>
         </w:rPr>
       </w:r>
     </w:p>
@@ -1411,6 +1573,11 @@
           <w:rFonts w:ascii="AR PL UKai CN" w:hAnsi="AR PL UKai CN" w:eastAsia="AR PL UKai CN" w:cs="AR PL UKai CN"/>
         </w:rPr>
       </w:r>
+      <w:r>
+        <w:rPr>
+          <w:rFonts w:ascii="AR PL UKai CN" w:hAnsi="AR PL UKai CN" w:cs="AR PL UKai CN"/>
+        </w:rPr>
+      </w:r>
     </w:p>
     <w:p>
       <w:pPr>
@@ -1449,6 +1616,11 @@
           <w:rFonts w:ascii="AR PL UKai CN" w:hAnsi="AR PL UKai CN" w:eastAsia="AR PL UKai CN" w:cs="AR PL UKai CN"/>
         </w:rPr>
       </w:r>
+      <w:r>
+        <w:rPr>
+          <w:rFonts w:ascii="AR PL UKai CN" w:hAnsi="AR PL UKai CN" w:cs="AR PL UKai CN"/>
+        </w:rPr>
+      </w:r>
     </w:p>
     <w:p>
       <w:pPr>
@@ -1472,6 +1644,11 @@
           <w:rFonts w:ascii="AR PL UKai CN" w:hAnsi="AR PL UKai CN" w:eastAsia="AR PL UKai CN" w:cs="AR PL UKai CN"/>
         </w:rPr>
       </w:r>
+      <w:r>
+        <w:rPr>
+          <w:rFonts w:ascii="AR PL UKai CN" w:hAnsi="AR PL UKai CN" w:cs="AR PL UKai CN"/>
+        </w:rPr>
+      </w:r>
     </w:p>
     <w:p>
       <w:pPr>
@@ -1495,6 +1672,11 @@
           <w:rFonts w:ascii="AR PL UKai CN" w:hAnsi="AR PL UKai CN" w:eastAsia="AR PL UKai CN" w:cs="AR PL UKai CN"/>
         </w:rPr>
       </w:r>
+      <w:r>
+        <w:rPr>
+          <w:rFonts w:ascii="AR PL UKai CN" w:hAnsi="AR PL UKai CN" w:cs="AR PL UKai CN"/>
+        </w:rPr>
+      </w:r>
     </w:p>
     <w:p>
       <w:pPr>
@@ -1526,11 +1708,16 @@
           <w:rFonts w:ascii="AR PL UKai CN" w:hAnsi="AR PL UKai CN" w:eastAsia="AR PL UKai CN" w:cs="AR PL UKai CN"/>
           <w:sz w:val="22"/>
         </w:rPr>
-        <w:t xml:space="preserve">写入Flash/eMMC；</w:t>
+        <w:t xml:space="preserve">写入Flash(SSD)/eMMC；</w:t>
       </w:r>
       <w:r>
         <w:rPr>
           <w:rFonts w:ascii="AR PL UKai CN" w:hAnsi="AR PL UKai CN" w:eastAsia="AR PL UKai CN" w:cs="AR PL UKai CN"/>
+        </w:rPr>
+      </w:r>
+      <w:r>
+        <w:rPr>
+          <w:rFonts w:ascii="AR PL UKai CN" w:hAnsi="AR PL UKai CN" w:cs="AR PL UKai CN"/>
         </w:rPr>
       </w:r>
     </w:p>
@@ -1554,6 +1741,11 @@
       <w:r>
         <w:rPr>
           <w:rFonts w:ascii="AR PL UKai CN" w:hAnsi="AR PL UKai CN" w:eastAsia="AR PL UKai CN" w:cs="AR PL UKai CN"/>
+        </w:rPr>
+      </w:r>
+      <w:r>
+        <w:rPr>
+          <w:rFonts w:ascii="AR PL UKai CN" w:hAnsi="AR PL UKai CN" w:cs="AR PL UKai CN"/>
         </w:rPr>
       </w:r>
     </w:p>
@@ -1590,7 +1782,7 @@
       </w:r>
       <w:r>
         <w:rPr>
-          <w:rFonts w:ascii="AR PL UKai CN" w:hAnsi="AR PL UKai CN" w:eastAsia="AR PL UKai CN" w:cs="AR PL UKai CN"/>
+          <w:rFonts w:ascii="AR PL UKai CN" w:hAnsi="AR PL UKai CN" w:cs="AR PL UKai CN"/>
         </w:rPr>
       </w:r>
     </w:p>
@@ -1631,6 +1823,11 @@
           <w:rFonts w:ascii="AR PL UKai CN" w:hAnsi="AR PL UKai CN" w:eastAsia="AR PL UKai CN" w:cs="AR PL UKai CN"/>
         </w:rPr>
       </w:r>
+      <w:r>
+        <w:rPr>
+          <w:rFonts w:ascii="AR PL UKai CN" w:hAnsi="AR PL UKai CN" w:cs="AR PL UKai CN"/>
+        </w:rPr>
+      </w:r>
     </w:p>
     <w:p>
       <w:pPr>
@@ -1654,6 +1851,11 @@
           <w:rFonts w:ascii="AR PL UKai CN" w:hAnsi="AR PL UKai CN" w:eastAsia="AR PL UKai CN" w:cs="AR PL UKai CN"/>
         </w:rPr>
       </w:r>
+      <w:r>
+        <w:rPr>
+          <w:rFonts w:ascii="AR PL UKai CN" w:hAnsi="AR PL UKai CN" w:cs="AR PL UKai CN"/>
+        </w:rPr>
+      </w:r>
     </w:p>
     <w:p>
       <w:pPr>
@@ -1677,6 +1879,11 @@
           <w:rFonts w:ascii="AR PL UKai CN" w:hAnsi="AR PL UKai CN" w:eastAsia="AR PL UKai CN" w:cs="AR PL UKai CN"/>
         </w:rPr>
       </w:r>
+      <w:r>
+        <w:rPr>
+          <w:rFonts w:ascii="AR PL UKai CN" w:hAnsi="AR PL UKai CN" w:cs="AR PL UKai CN"/>
+        </w:rPr>
+      </w:r>
     </w:p>
     <w:p>
       <w:pPr>
@@ -1698,6 +1905,11 @@
       <w:r>
         <w:rPr>
           <w:rFonts w:ascii="AR PL UKai CN" w:hAnsi="AR PL UKai CN" w:eastAsia="AR PL UKai CN" w:cs="AR PL UKai CN"/>
+        </w:rPr>
+      </w:r>
+      <w:r>
+        <w:rPr>
+          <w:rFonts w:ascii="AR PL UKai CN" w:hAnsi="AR PL UKai CN" w:cs="AR PL UKai CN"/>
         </w:rPr>
       </w:r>
     </w:p>
@@ -1734,7 +1946,7 @@
       </w:r>
       <w:r>
         <w:rPr>
-          <w:rFonts w:ascii="AR PL UKai CN" w:hAnsi="AR PL UKai CN" w:eastAsia="AR PL UKai CN" w:cs="AR PL UKai CN"/>
+          <w:rFonts w:ascii="AR PL UKai CN" w:hAnsi="AR PL UKai CN" w:cs="AR PL UKai CN"/>
         </w:rPr>
       </w:r>
     </w:p>
@@ -1771,7 +1983,7 @@
       </w:r>
       <w:r>
         <w:rPr>
-          <w:rFonts w:ascii="AR PL UKai CN" w:hAnsi="AR PL UKai CN" w:eastAsia="AR PL UKai CN" w:cs="AR PL UKai CN"/>
+          <w:rFonts w:ascii="AR PL UKai CN" w:hAnsi="AR PL UKai CN" w:cs="AR PL UKai CN"/>
         </w:rPr>
       </w:r>
     </w:p>
@@ -1797,6 +2009,11 @@
           <w:rFonts w:ascii="AR PL UKai CN" w:hAnsi="AR PL UKai CN" w:eastAsia="AR PL UKai CN" w:cs="AR PL UKai CN"/>
         </w:rPr>
       </w:r>
+      <w:r>
+        <w:rPr>
+          <w:rFonts w:ascii="AR PL UKai CN" w:hAnsi="AR PL UKai CN" w:cs="AR PL UKai CN"/>
+        </w:rPr>
+      </w:r>
     </w:p>
     <w:p>
       <w:pPr>
@@ -1835,6 +2052,11 @@
           <w:rFonts w:ascii="AR PL UKai CN" w:hAnsi="AR PL UKai CN" w:eastAsia="AR PL UKai CN" w:cs="AR PL UKai CN"/>
         </w:rPr>
       </w:r>
+      <w:r>
+        <w:rPr>
+          <w:rFonts w:ascii="AR PL UKai CN" w:hAnsi="AR PL UKai CN" w:cs="AR PL UKai CN"/>
+        </w:rPr>
+      </w:r>
     </w:p>
     <w:p>
       <w:pPr>
@@ -1856,6 +2078,11 @@
       <w:r>
         <w:rPr>
           <w:rFonts w:ascii="AR PL UKai CN" w:hAnsi="AR PL UKai CN" w:eastAsia="AR PL UKai CN" w:cs="AR PL UKai CN"/>
+        </w:rPr>
+      </w:r>
+      <w:r>
+        <w:rPr>
+          <w:rFonts w:ascii="AR PL UKai CN" w:hAnsi="AR PL UKai CN" w:cs="AR PL UKai CN"/>
         </w:rPr>
       </w:r>
     </w:p>
@@ -1892,7 +2119,7 @@
       </w:r>
       <w:r>
         <w:rPr>
-          <w:rFonts w:ascii="AR PL UKai CN" w:hAnsi="AR PL UKai CN" w:eastAsia="AR PL UKai CN" w:cs="AR PL UKai CN"/>
+          <w:rFonts w:ascii="AR PL UKai CN" w:hAnsi="AR PL UKai CN" w:cs="AR PL UKai CN"/>
         </w:rPr>
       </w:r>
     </w:p>
@@ -1918,6 +2145,11 @@
           <w:rFonts w:ascii="AR PL UKai CN" w:hAnsi="AR PL UKai CN" w:eastAsia="AR PL UKai CN" w:cs="AR PL UKai CN"/>
         </w:rPr>
       </w:r>
+      <w:r>
+        <w:rPr>
+          <w:rFonts w:ascii="AR PL UKai CN" w:hAnsi="AR PL UKai CN" w:cs="AR PL UKai CN"/>
+        </w:rPr>
+      </w:r>
     </w:p>
     <w:p>
       <w:pPr>
@@ -1956,6 +2188,11 @@
           <w:rFonts w:ascii="AR PL UKai CN" w:hAnsi="AR PL UKai CN" w:eastAsia="AR PL UKai CN" w:cs="AR PL UKai CN"/>
         </w:rPr>
       </w:r>
+      <w:r>
+        <w:rPr>
+          <w:rFonts w:ascii="AR PL UKai CN" w:hAnsi="AR PL UKai CN" w:cs="AR PL UKai CN"/>
+        </w:rPr>
+      </w:r>
     </w:p>
     <w:p>
       <w:pPr>
@@ -1992,6 +2229,11 @@
       <w:r>
         <w:rPr>
           <w:rFonts w:ascii="AR PL UKai CN" w:hAnsi="AR PL UKai CN" w:eastAsia="AR PL UKai CN" w:cs="AR PL UKai CN"/>
+        </w:rPr>
+      </w:r>
+      <w:r>
+        <w:rPr>
+          <w:rFonts w:ascii="AR PL UKai CN" w:hAnsi="AR PL UKai CN" w:cs="AR PL UKai CN"/>
         </w:rPr>
       </w:r>
     </w:p>
@@ -2028,7 +2270,7 @@
       </w:r>
       <w:r>
         <w:rPr>
-          <w:rFonts w:ascii="AR PL UKai CN" w:hAnsi="AR PL UKai CN" w:eastAsia="AR PL UKai CN" w:cs="AR PL UKai CN"/>
+          <w:rFonts w:ascii="AR PL UKai CN" w:hAnsi="AR PL UKai CN" w:cs="AR PL UKai CN"/>
         </w:rPr>
       </w:r>
     </w:p>
@@ -2069,6 +2311,11 @@
           <w:rFonts w:ascii="AR PL UKai CN" w:hAnsi="AR PL UKai CN" w:eastAsia="AR PL UKai CN" w:cs="AR PL UKai CN"/>
         </w:rPr>
       </w:r>
+      <w:r>
+        <w:rPr>
+          <w:rFonts w:ascii="AR PL UKai CN" w:hAnsi="AR PL UKai CN" w:cs="AR PL UKai CN"/>
+        </w:rPr>
+      </w:r>
     </w:p>
     <w:p>
       <w:pPr>
@@ -2090,6 +2337,11 @@
       <w:r>
         <w:rPr>
           <w:rFonts w:ascii="AR PL UKai CN" w:hAnsi="AR PL UKai CN" w:eastAsia="AR PL UKai CN" w:cs="AR PL UKai CN"/>
+        </w:rPr>
+      </w:r>
+      <w:r>
+        <w:rPr>
+          <w:rFonts w:ascii="AR PL UKai CN" w:hAnsi="AR PL UKai CN" w:cs="AR PL UKai CN"/>
         </w:rPr>
       </w:r>
     </w:p>
@@ -2102,11 +2354,13 @@
         <w:outlineLvl w:val="1"/>
         <w:rPr>
           <w:rFonts w:ascii="AR PL UKai CN" w:hAnsi="AR PL UKai CN" w:cs="AR PL UKai CN"/>
+          <w:color w:val="ff0000"/>
         </w:rPr>
       </w:pPr>
       <w:r>
         <w:rPr>
           <w:rFonts w:ascii="AR PL UKai CN" w:hAnsi="AR PL UKai CN" w:eastAsia="AR PL UKai CN" w:cs="AR PL UKai CN"/>
+          <w:color w:val="ff0000"/>
         </w:rPr>
       </w:r>
       <w:bookmarkStart w:id="14" w:name="heading_14"/>
@@ -2114,6 +2368,7 @@
         <w:rPr>
           <w:rFonts w:ascii="AR PL UKai CN" w:hAnsi="AR PL UKai CN" w:eastAsia="AR PL UKai CN" w:cs="AR PL UKai CN"/>
           <w:b/>
+          <w:color w:val="ff0000"/>
           <w:sz w:val="32"/>
         </w:rPr>
         <w:t xml:space="preserve">5. 缓冲区本质归属（极易考点）</w:t>
@@ -2122,11 +2377,13 @@
       <w:r>
         <w:rPr>
           <w:rFonts w:ascii="AR PL UKai CN" w:hAnsi="AR PL UKai CN" w:eastAsia="AR PL UKai CN" w:cs="AR PL UKai CN"/>
-        </w:rPr>
-      </w:r>
-      <w:r>
-        <w:rPr>
-          <w:rFonts w:ascii="AR PL UKai CN" w:hAnsi="AR PL UKai CN" w:eastAsia="AR PL UKai CN" w:cs="AR PL UKai CN"/>
+          <w:color w:val="ff0000"/>
+        </w:rPr>
+      </w:r>
+      <w:r>
+        <w:rPr>
+          <w:rFonts w:ascii="AR PL UKai CN" w:hAnsi="AR PL UKai CN" w:cs="AR PL UKai CN"/>
+          <w:color w:val="ff0000"/>
         </w:rPr>
       </w:r>
     </w:p>
@@ -2138,19 +2395,22 @@
         <w:jc w:val="left"/>
         <w:rPr>
           <w:rFonts w:ascii="AR PL UKai CN" w:hAnsi="AR PL UKai CN" w:cs="AR PL UKai CN"/>
+          <w:color w:val="ff0000"/>
         </w:rPr>
       </w:pPr>
       <w:r>
         <w:rPr>
           <w:rFonts w:ascii="AR PL UKai CN" w:hAnsi="AR PL UKai CN" w:eastAsia="AR PL UKai CN" w:cs="AR PL UKai CN"/>
+          <w:color w:val="ff0000"/>
           <w:sz w:val="22"/>
         </w:rPr>
-        <w:t xml:space="preserve">缓冲区属于 </w:t>
+        <w:t xml:space="preserve">上面提到的缓冲区属于 </w:t>
       </w:r>
       <w:r>
         <w:rPr>
           <w:rFonts w:ascii="AR PL UKai CN" w:hAnsi="AR PL UKai CN" w:eastAsia="AR PL UKai CN" w:cs="AR PL UKai CN"/>
           <w:b/>
+          <w:color w:val="ff0000"/>
           <w:sz w:val="22"/>
         </w:rPr>
         <w:t xml:space="preserve">用户态 FILE 流缓冲区</w:t>
@@ -2158,6 +2418,7 @@
       <w:r>
         <w:rPr>
           <w:rFonts w:ascii="AR PL UKai CN" w:hAnsi="AR PL UKai CN" w:eastAsia="AR PL UKai CN" w:cs="AR PL UKai CN"/>
+          <w:color w:val="ff0000"/>
           <w:sz w:val="22"/>
         </w:rPr>
         <w:t xml:space="preserve">，不属于内核缓冲区。</w:t>
@@ -2165,6 +2426,13 @@
       <w:r>
         <w:rPr>
           <w:rFonts w:ascii="AR PL UKai CN" w:hAnsi="AR PL UKai CN" w:eastAsia="AR PL UKai CN" w:cs="AR PL UKai CN"/>
+          <w:color w:val="ff0000"/>
+        </w:rPr>
+      </w:r>
+      <w:r>
+        <w:rPr>
+          <w:rFonts w:ascii="AR PL UKai CN" w:hAnsi="AR PL UKai CN" w:cs="AR PL UKai CN"/>
+          <w:color w:val="ff0000"/>
         </w:rPr>
       </w:r>
     </w:p>
@@ -2176,11 +2444,13 @@
         <w:jc w:val="left"/>
         <w:rPr>
           <w:rFonts w:ascii="AR PL UKai CN" w:hAnsi="AR PL UKai CN" w:cs="AR PL UKai CN"/>
+          <w:color w:val="ff0000"/>
         </w:rPr>
       </w:pPr>
       <w:r>
         <w:rPr>
           <w:rFonts w:ascii="AR PL UKai CN" w:hAnsi="AR PL UKai CN" w:eastAsia="AR PL UKai CN" w:cs="AR PL UKai CN"/>
+          <w:color w:val="ff0000"/>
           <w:sz w:val="22"/>
         </w:rPr>
         <w:t xml:space="preserve">fflush() 刷新的是 </w:t>
@@ -2189,6 +2459,7 @@
         <w:rPr>
           <w:rFonts w:ascii="AR PL UKai CN" w:hAnsi="AR PL UKai CN" w:eastAsia="AR PL UKai CN" w:cs="AR PL UKai CN"/>
           <w:b/>
+          <w:color w:val="ff0000"/>
           <w:sz w:val="22"/>
         </w:rPr>
         <w:t xml:space="preserve">用户层缓冲区 → 内核缓冲区</w:t>
@@ -2196,6 +2467,7 @@
       <w:r>
         <w:rPr>
           <w:rFonts w:ascii="AR PL UKai CN" w:hAnsi="AR PL UKai CN" w:eastAsia="AR PL UKai CN" w:cs="AR PL UKai CN"/>
+          <w:color w:val="ff0000"/>
           <w:sz w:val="22"/>
         </w:rPr>
         <w:t xml:space="preserve">。</w:t>
@@ -2203,6 +2475,13 @@
       <w:r>
         <w:rPr>
           <w:rFonts w:ascii="AR PL UKai CN" w:hAnsi="AR PL UKai CN" w:eastAsia="AR PL UKai CN" w:cs="AR PL UKai CN"/>
+          <w:color w:val="ff0000"/>
+        </w:rPr>
+      </w:r>
+      <w:r>
+        <w:rPr>
+          <w:rFonts w:ascii="AR PL UKai CN" w:hAnsi="AR PL UKai CN" w:cs="AR PL UKai CN"/>
+          <w:color w:val="ff0000"/>
         </w:rPr>
       </w:r>
     </w:p>
@@ -2214,11 +2493,13 @@
         <w:jc w:val="left"/>
         <w:rPr>
           <w:rFonts w:ascii="AR PL UKai CN" w:hAnsi="AR PL UKai CN" w:cs="AR PL UKai CN"/>
+          <w:color w:val="ff0000"/>
         </w:rPr>
       </w:pPr>
       <w:r>
         <w:rPr>
           <w:rFonts w:ascii="AR PL UKai CN" w:hAnsi="AR PL UKai CN" w:eastAsia="AR PL UKai CN" w:cs="AR PL UKai CN"/>
+          <w:color w:val="ff0000"/>
           <w:sz w:val="22"/>
         </w:rPr>
         <w:t xml:space="preserve">fclose 才会最终保证内核数据落盘。</w:t>
@@ -2226,6 +2507,13 @@
       <w:r>
         <w:rPr>
           <w:rFonts w:ascii="AR PL UKai CN" w:hAnsi="AR PL UKai CN" w:eastAsia="AR PL UKai CN" w:cs="AR PL UKai CN"/>
+          <w:color w:val="ff0000"/>
+        </w:rPr>
+      </w:r>
+      <w:r>
+        <w:rPr>
+          <w:rFonts w:ascii="AR PL UKai CN" w:hAnsi="AR PL UKai CN" w:cs="AR PL UKai CN"/>
+          <w:color w:val="ff0000"/>
         </w:rPr>
       </w:r>
     </w:p>
@@ -2262,7 +2550,7 @@
       </w:r>
       <w:r>
         <w:rPr>
-          <w:rFonts w:ascii="AR PL UKai CN" w:hAnsi="AR PL UKai CN" w:eastAsia="AR PL UKai CN" w:cs="AR PL UKai CN"/>
+          <w:rFonts w:ascii="AR PL UKai CN" w:hAnsi="AR PL UKai CN" w:cs="AR PL UKai CN"/>
         </w:rPr>
       </w:r>
     </w:p>
@@ -2299,7 +2587,7 @@
       </w:r>
       <w:r>
         <w:rPr>
-          <w:rFonts w:ascii="AR PL UKai CN" w:hAnsi="AR PL UKai CN" w:eastAsia="AR PL UKai CN" w:cs="AR PL UKai CN"/>
+          <w:rFonts w:ascii="AR PL UKai CN" w:hAnsi="AR PL UKai CN" w:cs="AR PL UKai CN"/>
         </w:rPr>
       </w:r>
     </w:p>
@@ -2366,6 +2654,11 @@
                 <w:rFonts w:ascii="AR PL UKai CN" w:hAnsi="AR PL UKai CN" w:eastAsia="AR PL UKai CN" w:cs="AR PL UKai CN"/>
               </w:rPr>
             </w:r>
+            <w:r>
+              <w:rPr>
+                <w:rFonts w:ascii="AR PL UKai CN" w:hAnsi="AR PL UKai CN" w:cs="AR PL UKai CN"/>
+              </w:rPr>
+            </w:r>
           </w:p>
         </w:tc>
       </w:tr>
@@ -2403,7 +2696,7 @@
       </w:r>
       <w:r>
         <w:rPr>
-          <w:rFonts w:ascii="AR PL UKai CN" w:hAnsi="AR PL UKai CN" w:eastAsia="AR PL UKai CN" w:cs="AR PL UKai CN"/>
+          <w:rFonts w:ascii="AR PL UKai CN" w:hAnsi="AR PL UKai CN" w:cs="AR PL UKai CN"/>
         </w:rPr>
       </w:r>
     </w:p>
@@ -2430,6 +2723,11 @@
           <w:rFonts w:ascii="AR PL UKai CN" w:hAnsi="AR PL UKai CN" w:eastAsia="AR PL UKai CN" w:cs="AR PL UKai CN"/>
         </w:rPr>
       </w:r>
+      <w:r>
+        <w:rPr>
+          <w:rFonts w:ascii="AR PL UKai CN" w:hAnsi="AR PL UKai CN" w:cs="AR PL UKai CN"/>
+        </w:rPr>
+      </w:r>
     </w:p>
     <w:p>
       <w:pPr>
@@ -2453,6 +2751,11 @@
           <w:rFonts w:ascii="AR PL UKai CN" w:hAnsi="AR PL UKai CN" w:eastAsia="AR PL UKai CN" w:cs="AR PL UKai CN"/>
         </w:rPr>
       </w:r>
+      <w:r>
+        <w:rPr>
+          <w:rFonts w:ascii="AR PL UKai CN" w:hAnsi="AR PL UKai CN" w:cs="AR PL UKai CN"/>
+        </w:rPr>
+      </w:r>
     </w:p>
     <w:p>
       <w:pPr>
@@ -2493,6 +2796,11 @@
           <w:rFonts w:ascii="AR PL UKai CN" w:hAnsi="AR PL UKai CN" w:eastAsia="AR PL UKai CN" w:cs="AR PL UKai CN"/>
         </w:rPr>
       </w:r>
+      <w:r>
+        <w:rPr>
+          <w:rFonts w:ascii="AR PL UKai CN" w:hAnsi="AR PL UKai CN" w:cs="AR PL UKai CN"/>
+        </w:rPr>
+      </w:r>
     </w:p>
     <w:p>
       <w:pPr>
@@ -2517,6 +2825,11 @@
           <w:rFonts w:ascii="AR PL UKai CN" w:hAnsi="AR PL UKai CN" w:eastAsia="AR PL UKai CN" w:cs="AR PL UKai CN"/>
         </w:rPr>
       </w:r>
+      <w:r>
+        <w:rPr>
+          <w:rFonts w:ascii="AR PL UKai CN" w:hAnsi="AR PL UKai CN" w:cs="AR PL UKai CN"/>
+        </w:rPr>
+      </w:r>
     </w:p>
     <w:p>
       <w:pPr>
@@ -2541,6 +2854,11 @@
           <w:rFonts w:ascii="AR PL UKai CN" w:hAnsi="AR PL UKai CN" w:eastAsia="AR PL UKai CN" w:cs="AR PL UKai CN"/>
         </w:rPr>
       </w:r>
+      <w:r>
+        <w:rPr>
+          <w:rFonts w:ascii="AR PL UKai CN" w:hAnsi="AR PL UKai CN" w:cs="AR PL UKai CN"/>
+        </w:rPr>
+      </w:r>
     </w:p>
     <w:p>
       <w:pPr>
@@ -2564,6 +2882,11 @@
           <w:rFonts w:ascii="AR PL UKai CN" w:hAnsi="AR PL UKai CN" w:eastAsia="AR PL UKai CN" w:cs="AR PL UKai CN"/>
         </w:rPr>
       </w:r>
+      <w:r>
+        <w:rPr>
+          <w:rFonts w:ascii="AR PL UKai CN" w:hAnsi="AR PL UKai CN" w:cs="AR PL UKai CN"/>
+        </w:rPr>
+      </w:r>
     </w:p>
     <w:p>
       <w:pPr>
@@ -2587,6 +2910,11 @@
           <w:rFonts w:ascii="AR PL UKai CN" w:hAnsi="AR PL UKai CN" w:eastAsia="AR PL UKai CN" w:cs="AR PL UKai CN"/>
         </w:rPr>
       </w:r>
+      <w:r>
+        <w:rPr>
+          <w:rFonts w:ascii="AR PL UKai CN" w:hAnsi="AR PL UKai CN" w:cs="AR PL UKai CN"/>
+        </w:rPr>
+      </w:r>
     </w:p>
     <w:p>
       <w:pPr>
@@ -2610,6 +2938,11 @@
           <w:rFonts w:ascii="AR PL UKai CN" w:hAnsi="AR PL UKai CN" w:eastAsia="AR PL UKai CN" w:cs="AR PL UKai CN"/>
         </w:rPr>
       </w:r>
+      <w:r>
+        <w:rPr>
+          <w:rFonts w:ascii="AR PL UKai CN" w:hAnsi="AR PL UKai CN" w:cs="AR PL UKai CN"/>
+        </w:rPr>
+      </w:r>
     </w:p>
     <w:p>
       <w:pPr>
@@ -2634,6 +2967,11 @@
           <w:rFonts w:ascii="AR PL UKai CN" w:hAnsi="AR PL UKai CN" w:eastAsia="AR PL UKai CN" w:cs="AR PL UKai CN"/>
         </w:rPr>
       </w:r>
+      <w:r>
+        <w:rPr>
+          <w:rFonts w:ascii="AR PL UKai CN" w:hAnsi="AR PL UKai CN" w:cs="AR PL UKai CN"/>
+        </w:rPr>
+      </w:r>
     </w:p>
     <w:p>
       <w:pPr>
@@ -2657,6 +2995,11 @@
           <w:rFonts w:ascii="AR PL UKai CN" w:hAnsi="AR PL UKai CN" w:eastAsia="AR PL UKai CN" w:cs="AR PL UKai CN"/>
         </w:rPr>
       </w:r>
+      <w:r>
+        <w:rPr>
+          <w:rFonts w:ascii="AR PL UKai CN" w:hAnsi="AR PL UKai CN" w:cs="AR PL UKai CN"/>
+        </w:rPr>
+      </w:r>
     </w:p>
     <w:p>
       <w:pPr>
@@ -2681,6 +3024,11 @@
           <w:rFonts w:ascii="AR PL UKai CN" w:hAnsi="AR PL UKai CN" w:eastAsia="AR PL UKai CN" w:cs="AR PL UKai CN"/>
         </w:rPr>
       </w:r>
+      <w:r>
+        <w:rPr>
+          <w:rFonts w:ascii="AR PL UKai CN" w:hAnsi="AR PL UKai CN" w:cs="AR PL UKai CN"/>
+        </w:rPr>
+      </w:r>
     </w:p>
     <w:p>
       <w:pPr>
@@ -2702,6 +3050,11 @@
       <w:r>
         <w:rPr>
           <w:rFonts w:ascii="AR PL UKai CN" w:hAnsi="AR PL UKai CN" w:eastAsia="AR PL UKai CN" w:cs="AR PL UKai CN"/>
+        </w:rPr>
+      </w:r>
+      <w:r>
+        <w:rPr>
+          <w:rFonts w:ascii="AR PL UKai CN" w:hAnsi="AR PL UKai CN" w:cs="AR PL UKai CN"/>
         </w:rPr>
       </w:r>
     </w:p>
@@ -2738,7 +3091,7 @@
       </w:r>
       <w:r>
         <w:rPr>
-          <w:rFonts w:ascii="AR PL UKai CN" w:hAnsi="AR PL UKai CN" w:eastAsia="AR PL UKai CN" w:cs="AR PL UKai CN"/>
+          <w:rFonts w:ascii="AR PL UKai CN" w:hAnsi="AR PL UKai CN" w:cs="AR PL UKai CN"/>
         </w:rPr>
       </w:r>
     </w:p>
@@ -2779,6 +3132,11 @@
           <w:rFonts w:ascii="AR PL UKai CN" w:hAnsi="AR PL UKai CN" w:eastAsia="AR PL UKai CN" w:cs="AR PL UKai CN"/>
         </w:rPr>
       </w:r>
+      <w:r>
+        <w:rPr>
+          <w:rFonts w:ascii="AR PL UKai CN" w:hAnsi="AR PL UKai CN" w:cs="AR PL UKai CN"/>
+        </w:rPr>
+      </w:r>
     </w:p>
     <w:p>
       <w:pPr>
@@ -2800,6 +3158,11 @@
       <w:r>
         <w:rPr>
           <w:rFonts w:ascii="AR PL UKai CN" w:hAnsi="AR PL UKai CN" w:eastAsia="AR PL UKai CN" w:cs="AR PL UKai CN"/>
+        </w:rPr>
+      </w:r>
+      <w:r>
+        <w:rPr>
+          <w:rFonts w:ascii="AR PL UKai CN" w:hAnsi="AR PL UKai CN" w:cs="AR PL UKai CN"/>
         </w:rPr>
       </w:r>
     </w:p>
@@ -2836,7 +3199,7 @@
       </w:r>
       <w:r>
         <w:rPr>
-          <w:rFonts w:ascii="AR PL UKai CN" w:hAnsi="AR PL UKai CN" w:eastAsia="AR PL UKai CN" w:cs="AR PL UKai CN"/>
+          <w:rFonts w:ascii="AR PL UKai CN" w:hAnsi="AR PL UKai CN" w:cs="AR PL UKai CN"/>
         </w:rPr>
       </w:r>
     </w:p>
@@ -2952,6 +3315,11 @@
                 <w:rFonts w:ascii="AR PL UKai CN" w:hAnsi="AR PL UKai CN" w:eastAsia="AR PL UKai CN" w:cs="AR PL UKai CN"/>
               </w:rPr>
             </w:r>
+            <w:r>
+              <w:rPr>
+                <w:rFonts w:ascii="AR PL UKai CN" w:hAnsi="AR PL UKai CN" w:cs="AR PL UKai CN"/>
+              </w:rPr>
+            </w:r>
           </w:p>
         </w:tc>
       </w:tr>
@@ -2989,7 +3357,7 @@
       </w:r>
       <w:r>
         <w:rPr>
-          <w:rFonts w:ascii="AR PL UKai CN" w:hAnsi="AR PL UKai CN" w:eastAsia="AR PL UKai CN" w:cs="AR PL UKai CN"/>
+          <w:rFonts w:ascii="AR PL UKai CN" w:hAnsi="AR PL UKai CN" w:cs="AR PL UKai CN"/>
         </w:rPr>
       </w:r>
     </w:p>
@@ -3026,7 +3394,7 @@
       </w:r>
       <w:r>
         <w:rPr>
-          <w:rFonts w:ascii="AR PL UKai CN" w:hAnsi="AR PL UKai CN" w:eastAsia="AR PL UKai CN" w:cs="AR PL UKai CN"/>
+          <w:rFonts w:ascii="AR PL UKai CN" w:hAnsi="AR PL UKai CN" w:cs="AR PL UKai CN"/>
         </w:rPr>
       </w:r>
     </w:p>
@@ -3093,6 +3461,11 @@
                 <w:rFonts w:ascii="AR PL UKai CN" w:hAnsi="AR PL UKai CN" w:eastAsia="AR PL UKai CN" w:cs="AR PL UKai CN"/>
               </w:rPr>
             </w:r>
+            <w:r>
+              <w:rPr>
+                <w:rFonts w:ascii="AR PL UKai CN" w:hAnsi="AR PL UKai CN" w:cs="AR PL UKai CN"/>
+              </w:rPr>
+            </w:r>
           </w:p>
         </w:tc>
       </w:tr>
@@ -3130,7 +3503,7 @@
       </w:r>
       <w:r>
         <w:rPr>
-          <w:rFonts w:ascii="AR PL UKai CN" w:hAnsi="AR PL UKai CN" w:eastAsia="AR PL UKai CN" w:cs="AR PL UKai CN"/>
+          <w:rFonts w:ascii="AR PL UKai CN" w:hAnsi="AR PL UKai CN" w:cs="AR PL UKai CN"/>
         </w:rPr>
       </w:r>
     </w:p>
@@ -3176,6 +3549,12 @@
           <w:color w:val="ff0000"/>
         </w:rPr>
       </w:r>
+      <w:r>
+        <w:rPr>
+          <w:rFonts w:ascii="AR PL UKai CN" w:hAnsi="AR PL UKai CN" w:cs="AR PL UKai CN"/>
+          <w:color w:val="ff0000"/>
+        </w:rPr>
+      </w:r>
     </w:p>
     <w:p>
       <w:pPr>
@@ -3227,6 +3606,12 @@
           <w:color w:val="ff0000"/>
         </w:rPr>
       </w:r>
+      <w:r>
+        <w:rPr>
+          <w:rFonts w:ascii="AR PL UKai CN" w:hAnsi="AR PL UKai CN" w:cs="AR PL UKai CN"/>
+          <w:color w:val="ff0000"/>
+        </w:rPr>
+      </w:r>
     </w:p>
     <w:p>
       <w:pPr>
@@ -3250,6 +3635,12 @@
       <w:r>
         <w:rPr>
           <w:rFonts w:ascii="AR PL UKai CN" w:hAnsi="AR PL UKai CN" w:eastAsia="AR PL UKai CN" w:cs="AR PL UKai CN"/>
+          <w:color w:val="ff0000"/>
+        </w:rPr>
+      </w:r>
+      <w:r>
+        <w:rPr>
+          <w:rFonts w:ascii="AR PL UKai CN" w:hAnsi="AR PL UKai CN" w:cs="AR PL UKai CN"/>
           <w:color w:val="ff0000"/>
         </w:rPr>
       </w:r>
@@ -3287,7 +3678,7 @@
       </w:r>
       <w:r>
         <w:rPr>
-          <w:rFonts w:ascii="AR PL UKai CN" w:hAnsi="AR PL UKai CN" w:eastAsia="AR PL UKai CN" w:cs="AR PL UKai CN"/>
+          <w:rFonts w:ascii="AR PL UKai CN" w:hAnsi="AR PL UKai CN" w:cs="AR PL UKai CN"/>
         </w:rPr>
       </w:r>
     </w:p>
@@ -3313,6 +3704,11 @@
           <w:rFonts w:ascii="AR PL UKai CN" w:hAnsi="AR PL UKai CN" w:eastAsia="AR PL UKai CN" w:cs="AR PL UKai CN"/>
         </w:rPr>
       </w:r>
+      <w:r>
+        <w:rPr>
+          <w:rFonts w:ascii="AR PL UKai CN" w:hAnsi="AR PL UKai CN" w:cs="AR PL UKai CN"/>
+        </w:rPr>
+      </w:r>
     </w:p>
     <w:p>
       <w:pPr>
@@ -3336,6 +3732,11 @@
           <w:rFonts w:ascii="AR PL UKai CN" w:hAnsi="AR PL UKai CN" w:eastAsia="AR PL UKai CN" w:cs="AR PL UKai CN"/>
         </w:rPr>
       </w:r>
+      <w:r>
+        <w:rPr>
+          <w:rFonts w:ascii="AR PL UKai CN" w:hAnsi="AR PL UKai CN" w:cs="AR PL UKai CN"/>
+        </w:rPr>
+      </w:r>
     </w:p>
     <w:p>
       <w:pPr>
@@ -3357,6 +3758,11 @@
       <w:r>
         <w:rPr>
           <w:rFonts w:ascii="AR PL UKai CN" w:hAnsi="AR PL UKai CN" w:eastAsia="AR PL UKai CN" w:cs="AR PL UKai CN"/>
+        </w:rPr>
+      </w:r>
+      <w:r>
+        <w:rPr>
+          <w:rFonts w:ascii="AR PL UKai CN" w:hAnsi="AR PL UKai CN" w:cs="AR PL UKai CN"/>
         </w:rPr>
       </w:r>
     </w:p>
@@ -3393,7 +3799,7 @@
       </w:r>
       <w:r>
         <w:rPr>
-          <w:rFonts w:ascii="AR PL UKai CN" w:hAnsi="AR PL UKai CN" w:eastAsia="AR PL UKai CN" w:cs="AR PL UKai CN"/>
+          <w:rFonts w:ascii="AR PL UKai CN" w:hAnsi="AR PL UKai CN" w:cs="AR PL UKai CN"/>
         </w:rPr>
       </w:r>
     </w:p>
@@ -3479,6 +3885,11 @@
                 <w:rFonts w:ascii="AR PL UKai CN" w:hAnsi="AR PL UKai CN" w:eastAsia="AR PL UKai CN" w:cs="AR PL UKai CN"/>
               </w:rPr>
             </w:r>
+            <w:r>
+              <w:rPr>
+                <w:rFonts w:ascii="AR PL UKai CN" w:hAnsi="AR PL UKai CN" w:cs="AR PL UKai CN"/>
+              </w:rPr>
+            </w:r>
           </w:p>
         </w:tc>
       </w:tr>
@@ -3516,7 +3927,7 @@
       </w:r>
       <w:r>
         <w:rPr>
-          <w:rFonts w:ascii="AR PL UKai CN" w:hAnsi="AR PL UKai CN" w:eastAsia="AR PL UKai CN" w:cs="AR PL UKai CN"/>
+          <w:rFonts w:ascii="AR PL UKai CN" w:hAnsi="AR PL UKai CN" w:cs="AR PL UKai CN"/>
         </w:rPr>
       </w:r>
     </w:p>
@@ -3553,7 +3964,7 @@
       </w:r>
       <w:r>
         <w:rPr>
-          <w:rFonts w:ascii="AR PL UKai CN" w:hAnsi="AR PL UKai CN" w:eastAsia="AR PL UKai CN" w:cs="AR PL UKai CN"/>
+          <w:rFonts w:ascii="AR PL UKai CN" w:hAnsi="AR PL UKai CN" w:cs="AR PL UKai CN"/>
         </w:rPr>
       </w:r>
     </w:p>
@@ -3604,6 +4015,11 @@
           <w:rFonts w:ascii="AR PL UKai CN" w:hAnsi="AR PL UKai CN" w:eastAsia="AR PL UKai CN" w:cs="AR PL UKai CN"/>
         </w:rPr>
       </w:r>
+      <w:r>
+        <w:rPr>
+          <w:rFonts w:ascii="AR PL UKai CN" w:hAnsi="AR PL UKai CN" w:cs="AR PL UKai CN"/>
+        </w:rPr>
+      </w:r>
     </w:p>
     <w:p>
       <w:pPr>
@@ -3640,6 +4056,11 @@
       <w:r>
         <w:rPr>
           <w:rFonts w:ascii="AR PL UKai CN" w:hAnsi="AR PL UKai CN" w:eastAsia="AR PL UKai CN" w:cs="AR PL UKai CN"/>
+        </w:rPr>
+      </w:r>
+      <w:r>
+        <w:rPr>
+          <w:rFonts w:ascii="AR PL UKai CN" w:hAnsi="AR PL UKai CN" w:cs="AR PL UKai CN"/>
         </w:rPr>
       </w:r>
     </w:p>
@@ -3676,7 +4097,7 @@
       </w:r>
       <w:r>
         <w:rPr>
-          <w:rFonts w:ascii="AR PL UKai CN" w:hAnsi="AR PL UKai CN" w:eastAsia="AR PL UKai CN" w:cs="AR PL UKai CN"/>
+          <w:rFonts w:ascii="AR PL UKai CN" w:hAnsi="AR PL UKai CN" w:cs="AR PL UKai CN"/>
         </w:rPr>
       </w:r>
     </w:p>
@@ -3767,6 +4188,11 @@
                 <w:rFonts w:ascii="AR PL UKai CN" w:hAnsi="AR PL UKai CN" w:eastAsia="AR PL UKai CN" w:cs="AR PL UKai CN"/>
               </w:rPr>
             </w:r>
+            <w:r>
+              <w:rPr>
+                <w:rFonts w:ascii="AR PL UKai CN" w:hAnsi="AR PL UKai CN" w:cs="AR PL UKai CN"/>
+              </w:rPr>
+            </w:r>
           </w:p>
         </w:tc>
       </w:tr>
@@ -3804,7 +4230,7 @@
       </w:r>
       <w:r>
         <w:rPr>
-          <w:rFonts w:ascii="AR PL UKai CN" w:hAnsi="AR PL UKai CN" w:eastAsia="AR PL UKai CN" w:cs="AR PL UKai CN"/>
+          <w:rFonts w:ascii="AR PL UKai CN" w:hAnsi="AR PL UKai CN" w:cs="AR PL UKai CN"/>
         </w:rPr>
       </w:r>
     </w:p>
@@ -3830,6 +4256,11 @@
           <w:rFonts w:ascii="AR PL UKai CN" w:hAnsi="AR PL UKai CN" w:eastAsia="AR PL UKai CN" w:cs="AR PL UKai CN"/>
         </w:rPr>
       </w:r>
+      <w:r>
+        <w:rPr>
+          <w:rFonts w:ascii="AR PL UKai CN" w:hAnsi="AR PL UKai CN" w:cs="AR PL UKai CN"/>
+        </w:rPr>
+      </w:r>
     </w:p>
     <w:p>
       <w:pPr>
@@ -3853,6 +4284,11 @@
           <w:rFonts w:ascii="AR PL UKai CN" w:hAnsi="AR PL UKai CN" w:eastAsia="AR PL UKai CN" w:cs="AR PL UKai CN"/>
         </w:rPr>
       </w:r>
+      <w:r>
+        <w:rPr>
+          <w:rFonts w:ascii="AR PL UKai CN" w:hAnsi="AR PL UKai CN" w:cs="AR PL UKai CN"/>
+        </w:rPr>
+      </w:r>
     </w:p>
     <w:p>
       <w:pPr>
@@ -3874,6 +4310,11 @@
       <w:r>
         <w:rPr>
           <w:rFonts w:ascii="AR PL UKai CN" w:hAnsi="AR PL UKai CN" w:eastAsia="AR PL UKai CN" w:cs="AR PL UKai CN"/>
+        </w:rPr>
+      </w:r>
+      <w:r>
+        <w:rPr>
+          <w:rFonts w:ascii="AR PL UKai CN" w:hAnsi="AR PL UKai CN" w:cs="AR PL UKai CN"/>
         </w:rPr>
       </w:r>
     </w:p>
@@ -3910,7 +4351,7 @@
       </w:r>
       <w:r>
         <w:rPr>
-          <w:rFonts w:ascii="AR PL UKai CN" w:hAnsi="AR PL UKai CN" w:eastAsia="AR PL UKai CN" w:cs="AR PL UKai CN"/>
+          <w:rFonts w:ascii="AR PL UKai CN" w:hAnsi="AR PL UKai CN" w:cs="AR PL UKai CN"/>
         </w:rPr>
       </w:r>
     </w:p>
@@ -3947,7 +4388,7 @@
       </w:r>
       <w:r>
         <w:rPr>
-          <w:rFonts w:ascii="AR PL UKai CN" w:hAnsi="AR PL UKai CN" w:eastAsia="AR PL UKai CN" w:cs="AR PL UKai CN"/>
+          <w:rFonts w:ascii="AR PL UKai CN" w:hAnsi="AR PL UKai CN" w:cs="AR PL UKai CN"/>
         </w:rPr>
       </w:r>
     </w:p>
@@ -4014,6 +4455,11 @@
                 <w:rFonts w:ascii="AR PL UKai CN" w:hAnsi="AR PL UKai CN" w:eastAsia="AR PL UKai CN" w:cs="AR PL UKai CN"/>
               </w:rPr>
             </w:r>
+            <w:r>
+              <w:rPr>
+                <w:rFonts w:ascii="AR PL UKai CN" w:hAnsi="AR PL UKai CN" w:cs="AR PL UKai CN"/>
+              </w:rPr>
+            </w:r>
           </w:p>
         </w:tc>
       </w:tr>
@@ -4051,7 +4497,7 @@
       </w:r>
       <w:r>
         <w:rPr>
-          <w:rFonts w:ascii="AR PL UKai CN" w:hAnsi="AR PL UKai CN" w:eastAsia="AR PL UKai CN" w:cs="AR PL UKai CN"/>
+          <w:rFonts w:ascii="AR PL UKai CN" w:hAnsi="AR PL UKai CN" w:cs="AR PL UKai CN"/>
         </w:rPr>
       </w:r>
     </w:p>
@@ -4153,6 +4599,11 @@
                 <w:rFonts w:ascii="AR PL UKai CN" w:hAnsi="AR PL UKai CN" w:eastAsia="AR PL UKai CN" w:cs="AR PL UKai CN"/>
               </w:rPr>
             </w:r>
+            <w:r>
+              <w:rPr>
+                <w:rFonts w:ascii="AR PL UKai CN" w:hAnsi="AR PL UKai CN" w:cs="AR PL UKai CN"/>
+              </w:rPr>
+            </w:r>
           </w:p>
         </w:tc>
       </w:tr>
@@ -4190,7 +4641,7 @@
       </w:r>
       <w:r>
         <w:rPr>
-          <w:rFonts w:ascii="AR PL UKai CN" w:hAnsi="AR PL UKai CN" w:eastAsia="AR PL UKai CN" w:cs="AR PL UKai CN"/>
+          <w:rFonts w:ascii="AR PL UKai CN" w:hAnsi="AR PL UKai CN" w:cs="AR PL UKai CN"/>
         </w:rPr>
       </w:r>
     </w:p>
@@ -4260,6 +4711,11 @@
                 <w:rFonts w:ascii="AR PL UKai CN" w:hAnsi="AR PL UKai CN" w:eastAsia="AR PL UKai CN" w:cs="AR PL UKai CN"/>
               </w:rPr>
             </w:r>
+            <w:r>
+              <w:rPr>
+                <w:rFonts w:ascii="AR PL UKai CN" w:hAnsi="AR PL UKai CN" w:cs="AR PL UKai CN"/>
+              </w:rPr>
+            </w:r>
           </w:p>
         </w:tc>
       </w:tr>
@@ -4297,7 +4753,7 @@
       </w:r>
       <w:r>
         <w:rPr>
-          <w:rFonts w:ascii="AR PL UKai CN" w:hAnsi="AR PL UKai CN" w:eastAsia="AR PL UKai CN" w:cs="AR PL UKai CN"/>
+          <w:rFonts w:ascii="AR PL UKai CN" w:hAnsi="AR PL UKai CN" w:cs="AR PL UKai CN"/>
         </w:rPr>
       </w:r>
     </w:p>
@@ -4357,6 +4813,11 @@
                 <w:rFonts w:ascii="AR PL UKai CN" w:hAnsi="AR PL UKai CN" w:eastAsia="AR PL UKai CN" w:cs="AR PL UKai CN"/>
               </w:rPr>
             </w:r>
+            <w:r>
+              <w:rPr>
+                <w:rFonts w:ascii="AR PL UKai CN" w:hAnsi="AR PL UKai CN" w:cs="AR PL UKai CN"/>
+              </w:rPr>
+            </w:r>
           </w:p>
         </w:tc>
         <w:tc>
@@ -4390,6 +4851,11 @@
             <w:r>
               <w:rPr>
                 <w:rFonts w:ascii="AR PL UKai CN" w:hAnsi="AR PL UKai CN" w:eastAsia="AR PL UKai CN" w:cs="AR PL UKai CN"/>
+              </w:rPr>
+            </w:r>
+            <w:r>
+              <w:rPr>
+                <w:rFonts w:ascii="AR PL UKai CN" w:hAnsi="AR PL UKai CN" w:cs="AR PL UKai CN"/>
               </w:rPr>
             </w:r>
           </w:p>
@@ -4427,6 +4893,11 @@
                 <w:rFonts w:ascii="AR PL UKai CN" w:hAnsi="AR PL UKai CN" w:eastAsia="AR PL UKai CN" w:cs="AR PL UKai CN"/>
               </w:rPr>
             </w:r>
+            <w:r>
+              <w:rPr>
+                <w:rFonts w:ascii="AR PL UKai CN" w:hAnsi="AR PL UKai CN" w:cs="AR PL UKai CN"/>
+              </w:rPr>
+            </w:r>
           </w:p>
         </w:tc>
         <w:tc>
@@ -4460,6 +4931,11 @@
             <w:r>
               <w:rPr>
                 <w:rFonts w:ascii="AR PL UKai CN" w:hAnsi="AR PL UKai CN" w:eastAsia="AR PL UKai CN" w:cs="AR PL UKai CN"/>
+              </w:rPr>
+            </w:r>
+            <w:r>
+              <w:rPr>
+                <w:rFonts w:ascii="AR PL UKai CN" w:hAnsi="AR PL UKai CN" w:cs="AR PL UKai CN"/>
               </w:rPr>
             </w:r>
           </w:p>
@@ -4500,6 +4976,11 @@
                 <w:rFonts w:ascii="AR PL UKai CN" w:hAnsi="AR PL UKai CN" w:eastAsia="AR PL UKai CN" w:cs="AR PL UKai CN"/>
               </w:rPr>
             </w:r>
+            <w:r>
+              <w:rPr>
+                <w:rFonts w:ascii="AR PL UKai CN" w:hAnsi="AR PL UKai CN" w:cs="AR PL UKai CN"/>
+              </w:rPr>
+            </w:r>
           </w:p>
         </w:tc>
         <w:tc>
@@ -4535,6 +5016,11 @@
                 <w:rFonts w:ascii="AR PL UKai CN" w:hAnsi="AR PL UKai CN" w:eastAsia="AR PL UKai CN" w:cs="AR PL UKai CN"/>
               </w:rPr>
             </w:r>
+            <w:r>
+              <w:rPr>
+                <w:rFonts w:ascii="AR PL UKai CN" w:hAnsi="AR PL UKai CN" w:cs="AR PL UKai CN"/>
+              </w:rPr>
+            </w:r>
           </w:p>
         </w:tc>
         <w:tc>
@@ -4568,6 +5054,11 @@
             <w:r>
               <w:rPr>
                 <w:rFonts w:ascii="AR PL UKai CN" w:hAnsi="AR PL UKai CN" w:eastAsia="AR PL UKai CN" w:cs="AR PL UKai CN"/>
+              </w:rPr>
+            </w:r>
+            <w:r>
+              <w:rPr>
+                <w:rFonts w:ascii="AR PL UKai CN" w:hAnsi="AR PL UKai CN" w:cs="AR PL UKai CN"/>
               </w:rPr>
             </w:r>
           </w:p>
@@ -4612,6 +5103,11 @@
                 <w:rFonts w:ascii="AR PL UKai CN" w:hAnsi="AR PL UKai CN" w:eastAsia="AR PL UKai CN" w:cs="AR PL UKai CN"/>
               </w:rPr>
             </w:r>
+            <w:r>
+              <w:rPr>
+                <w:rFonts w:ascii="AR PL UKai CN" w:hAnsi="AR PL UKai CN" w:cs="AR PL UKai CN"/>
+              </w:rPr>
+            </w:r>
           </w:p>
         </w:tc>
       </w:tr>
@@ -4650,6 +5146,11 @@
                 <w:rFonts w:ascii="AR PL UKai CN" w:hAnsi="AR PL UKai CN" w:eastAsia="AR PL UKai CN" w:cs="AR PL UKai CN"/>
               </w:rPr>
             </w:r>
+            <w:r>
+              <w:rPr>
+                <w:rFonts w:ascii="AR PL UKai CN" w:hAnsi="AR PL UKai CN" w:cs="AR PL UKai CN"/>
+              </w:rPr>
+            </w:r>
           </w:p>
         </w:tc>
         <w:tc>
@@ -4683,6 +5184,11 @@
             <w:r>
               <w:rPr>
                 <w:rFonts w:ascii="AR PL UKai CN" w:hAnsi="AR PL UKai CN" w:eastAsia="AR PL UKai CN" w:cs="AR PL UKai CN"/>
+              </w:rPr>
+            </w:r>
+            <w:r>
+              <w:rPr>
+                <w:rFonts w:ascii="AR PL UKai CN" w:hAnsi="AR PL UKai CN" w:cs="AR PL UKai CN"/>
               </w:rPr>
             </w:r>
           </w:p>
@@ -4727,6 +5233,11 @@
                 <w:rFonts w:ascii="AR PL UKai CN" w:hAnsi="AR PL UKai CN" w:eastAsia="AR PL UKai CN" w:cs="AR PL UKai CN"/>
               </w:rPr>
             </w:r>
+            <w:r>
+              <w:rPr>
+                <w:rFonts w:ascii="AR PL UKai CN" w:hAnsi="AR PL UKai CN" w:cs="AR PL UKai CN"/>
+              </w:rPr>
+            </w:r>
           </w:p>
         </w:tc>
         <w:tc>
@@ -4760,6 +5271,11 @@
             <w:r>
               <w:rPr>
                 <w:rFonts w:ascii="AR PL UKai CN" w:hAnsi="AR PL UKai CN" w:eastAsia="AR PL UKai CN" w:cs="AR PL UKai CN"/>
+              </w:rPr>
+            </w:r>
+            <w:r>
+              <w:rPr>
+                <w:rFonts w:ascii="AR PL UKai CN" w:hAnsi="AR PL UKai CN" w:cs="AR PL UKai CN"/>
               </w:rPr>
             </w:r>
           </w:p>
@@ -4798,6 +5314,11 @@
             <w:r>
               <w:rPr>
                 <w:rFonts w:ascii="AR PL UKai CN" w:hAnsi="AR PL UKai CN" w:eastAsia="AR PL UKai CN" w:cs="AR PL UKai CN"/>
+              </w:rPr>
+            </w:r>
+            <w:r>
+              <w:rPr>
+                <w:rFonts w:ascii="AR PL UKai CN" w:hAnsi="AR PL UKai CN" w:cs="AR PL UKai CN"/>
               </w:rPr>
             </w:r>
           </w:p>
@@ -4842,6 +5363,11 @@
                 <w:rFonts w:ascii="AR PL UKai CN" w:hAnsi="AR PL UKai CN" w:eastAsia="AR PL UKai CN" w:cs="AR PL UKai CN"/>
               </w:rPr>
             </w:r>
+            <w:r>
+              <w:rPr>
+                <w:rFonts w:ascii="AR PL UKai CN" w:hAnsi="AR PL UKai CN" w:cs="AR PL UKai CN"/>
+              </w:rPr>
+            </w:r>
           </w:p>
         </w:tc>
         <w:tc>
@@ -4877,6 +5403,11 @@
                 <w:rFonts w:ascii="AR PL UKai CN" w:hAnsi="AR PL UKai CN" w:eastAsia="AR PL UKai CN" w:cs="AR PL UKai CN"/>
               </w:rPr>
             </w:r>
+            <w:r>
+              <w:rPr>
+                <w:rFonts w:ascii="AR PL UKai CN" w:hAnsi="AR PL UKai CN" w:cs="AR PL UKai CN"/>
+              </w:rPr>
+            </w:r>
           </w:p>
         </w:tc>
         <w:tc>
@@ -4910,6 +5441,11 @@
             <w:r>
               <w:rPr>
                 <w:rFonts w:ascii="AR PL UKai CN" w:hAnsi="AR PL UKai CN" w:eastAsia="AR PL UKai CN" w:cs="AR PL UKai CN"/>
+              </w:rPr>
+            </w:r>
+            <w:r>
+              <w:rPr>
+                <w:rFonts w:ascii="AR PL UKai CN" w:hAnsi="AR PL UKai CN" w:cs="AR PL UKai CN"/>
               </w:rPr>
             </w:r>
           </w:p>
@@ -4948,6 +5484,11 @@
             <w:r>
               <w:rPr>
                 <w:rFonts w:ascii="AR PL UKai CN" w:hAnsi="AR PL UKai CN" w:eastAsia="AR PL UKai CN" w:cs="AR PL UKai CN"/>
+              </w:rPr>
+            </w:r>
+            <w:r>
+              <w:rPr>
+                <w:rFonts w:ascii="AR PL UKai CN" w:hAnsi="AR PL UKai CN" w:cs="AR PL UKai CN"/>
               </w:rPr>
             </w:r>
           </w:p>
@@ -4992,6 +5533,11 @@
                 <w:rFonts w:ascii="AR PL UKai CN" w:hAnsi="AR PL UKai CN" w:eastAsia="AR PL UKai CN" w:cs="AR PL UKai CN"/>
               </w:rPr>
             </w:r>
+            <w:r>
+              <w:rPr>
+                <w:rFonts w:ascii="AR PL UKai CN" w:hAnsi="AR PL UKai CN" w:cs="AR PL UKai CN"/>
+              </w:rPr>
+            </w:r>
           </w:p>
         </w:tc>
         <w:tc>
@@ -5025,6 +5571,11 @@
             <w:r>
               <w:rPr>
                 <w:rFonts w:ascii="AR PL UKai CN" w:hAnsi="AR PL UKai CN" w:eastAsia="AR PL UKai CN" w:cs="AR PL UKai CN"/>
+              </w:rPr>
+            </w:r>
+            <w:r>
+              <w:rPr>
+                <w:rFonts w:ascii="AR PL UKai CN" w:hAnsi="AR PL UKai CN" w:cs="AR PL UKai CN"/>
               </w:rPr>
             </w:r>
           </w:p>
@@ -5062,6 +5613,11 @@
                 <w:rFonts w:ascii="AR PL UKai CN" w:hAnsi="AR PL UKai CN" w:eastAsia="AR PL UKai CN" w:cs="AR PL UKai CN"/>
               </w:rPr>
             </w:r>
+            <w:r>
+              <w:rPr>
+                <w:rFonts w:ascii="AR PL UKai CN" w:hAnsi="AR PL UKai CN" w:cs="AR PL UKai CN"/>
+              </w:rPr>
+            </w:r>
           </w:p>
         </w:tc>
       </w:tr>
@@ -5099,7 +5655,7 @@
       </w:r>
       <w:r>
         <w:rPr>
-          <w:rFonts w:ascii="AR PL UKai CN" w:hAnsi="AR PL UKai CN" w:eastAsia="AR PL UKai CN" w:cs="AR PL UKai CN"/>
+          <w:rFonts w:ascii="AR PL UKai CN" w:hAnsi="AR PL UKai CN" w:cs="AR PL UKai CN"/>
         </w:rPr>
       </w:r>
     </w:p>
@@ -5125,6 +5681,11 @@
           <w:rFonts w:ascii="AR PL UKai CN" w:hAnsi="AR PL UKai CN" w:eastAsia="AR PL UKai CN" w:cs="AR PL UKai CN"/>
         </w:rPr>
       </w:r>
+      <w:r>
+        <w:rPr>
+          <w:rFonts w:ascii="AR PL UKai CN" w:hAnsi="AR PL UKai CN" w:cs="AR PL UKai CN"/>
+        </w:rPr>
+      </w:r>
     </w:p>
     <w:p>
       <w:pPr>
@@ -5148,6 +5709,11 @@
           <w:rFonts w:ascii="AR PL UKai CN" w:hAnsi="AR PL UKai CN" w:eastAsia="AR PL UKai CN" w:cs="AR PL UKai CN"/>
         </w:rPr>
       </w:r>
+      <w:r>
+        <w:rPr>
+          <w:rFonts w:ascii="AR PL UKai CN" w:hAnsi="AR PL UKai CN" w:cs="AR PL UKai CN"/>
+        </w:rPr>
+      </w:r>
     </w:p>
     <w:p>
       <w:pPr>
@@ -5171,6 +5737,11 @@
           <w:rFonts w:ascii="AR PL UKai CN" w:hAnsi="AR PL UKai CN" w:eastAsia="AR PL UKai CN" w:cs="AR PL UKai CN"/>
         </w:rPr>
       </w:r>
+      <w:r>
+        <w:rPr>
+          <w:rFonts w:ascii="AR PL UKai CN" w:hAnsi="AR PL UKai CN" w:cs="AR PL UKai CN"/>
+        </w:rPr>
+      </w:r>
     </w:p>
     <w:p>
       <w:pPr>
@@ -5194,6 +5765,11 @@
           <w:rFonts w:ascii="AR PL UKai CN" w:hAnsi="AR PL UKai CN" w:eastAsia="AR PL UKai CN" w:cs="AR PL UKai CN"/>
         </w:rPr>
       </w:r>
+      <w:r>
+        <w:rPr>
+          <w:rFonts w:ascii="AR PL UKai CN" w:hAnsi="AR PL UKai CN" w:cs="AR PL UKai CN"/>
+        </w:rPr>
+      </w:r>
     </w:p>
     <w:p>
       <w:pPr>
@@ -5217,6 +5793,11 @@
           <w:rFonts w:ascii="AR PL UKai CN" w:hAnsi="AR PL UKai CN" w:eastAsia="AR PL UKai CN" w:cs="AR PL UKai CN"/>
         </w:rPr>
       </w:r>
+      <w:r>
+        <w:rPr>
+          <w:rFonts w:ascii="AR PL UKai CN" w:hAnsi="AR PL UKai CN" w:cs="AR PL UKai CN"/>
+        </w:rPr>
+      </w:r>
     </w:p>
     <w:p>
       <w:pPr>
@@ -5238,6 +5819,11 @@
       <w:r>
         <w:rPr>
           <w:rFonts w:ascii="AR PL UKai CN" w:hAnsi="AR PL UKai CN" w:eastAsia="AR PL UKai CN" w:cs="AR PL UKai CN"/>
+        </w:rPr>
+      </w:r>
+      <w:r>
+        <w:rPr>
+          <w:rFonts w:ascii="AR PL UKai CN" w:hAnsi="AR PL UKai CN" w:cs="AR PL UKai CN"/>
         </w:rPr>
       </w:r>
     </w:p>
@@ -5274,7 +5860,7 @@
       </w:r>
       <w:r>
         <w:rPr>
-          <w:rFonts w:ascii="AR PL UKai CN" w:hAnsi="AR PL UKai CN" w:eastAsia="AR PL UKai CN" w:cs="AR PL UKai CN"/>
+          <w:rFonts w:ascii="AR PL UKai CN" w:hAnsi="AR PL UKai CN" w:cs="AR PL UKai CN"/>
         </w:rPr>
       </w:r>
     </w:p>
@@ -5301,6 +5887,11 @@
           <w:rFonts w:ascii="AR PL UKai CN" w:hAnsi="AR PL UKai CN" w:eastAsia="AR PL UKai CN" w:cs="AR PL UKai CN"/>
         </w:rPr>
       </w:r>
+      <w:r>
+        <w:rPr>
+          <w:rFonts w:ascii="AR PL UKai CN" w:hAnsi="AR PL UKai CN" w:cs="AR PL UKai CN"/>
+        </w:rPr>
+      </w:r>
     </w:p>
     <w:p>
       <w:pPr>
@@ -5339,6 +5930,11 @@
           <w:rFonts w:ascii="AR PL UKai CN" w:hAnsi="AR PL UKai CN" w:eastAsia="AR PL UKai CN" w:cs="AR PL UKai CN"/>
         </w:rPr>
       </w:r>
+      <w:r>
+        <w:rPr>
+          <w:rFonts w:ascii="AR PL UKai CN" w:hAnsi="AR PL UKai CN" w:cs="AR PL UKai CN"/>
+        </w:rPr>
+      </w:r>
     </w:p>
     <w:p>
       <w:pPr>
@@ -5362,6 +5958,11 @@
           <w:rFonts w:ascii="AR PL UKai CN" w:hAnsi="AR PL UKai CN" w:eastAsia="AR PL UKai CN" w:cs="AR PL UKai CN"/>
         </w:rPr>
       </w:r>
+      <w:r>
+        <w:rPr>
+          <w:rFonts w:ascii="AR PL UKai CN" w:hAnsi="AR PL UKai CN" w:cs="AR PL UKai CN"/>
+        </w:rPr>
+      </w:r>
     </w:p>
     <w:p>
       <w:pPr>
@@ -5385,6 +5986,11 @@
           <w:rFonts w:ascii="AR PL UKai CN" w:hAnsi="AR PL UKai CN" w:eastAsia="AR PL UKai CN" w:cs="AR PL UKai CN"/>
         </w:rPr>
       </w:r>
+      <w:r>
+        <w:rPr>
+          <w:rFonts w:ascii="AR PL UKai CN" w:hAnsi="AR PL UKai CN" w:cs="AR PL UKai CN"/>
+        </w:rPr>
+      </w:r>
     </w:p>
     <w:p>
       <w:pPr>
@@ -5408,6 +6014,11 @@
           <w:rFonts w:ascii="AR PL UKai CN" w:hAnsi="AR PL UKai CN" w:eastAsia="AR PL UKai CN" w:cs="AR PL UKai CN"/>
         </w:rPr>
       </w:r>
+      <w:r>
+        <w:rPr>
+          <w:rFonts w:ascii="AR PL UKai CN" w:hAnsi="AR PL UKai CN" w:cs="AR PL UKai CN"/>
+        </w:rPr>
+      </w:r>
     </w:p>
     <w:p>
       <w:pPr>
@@ -5430,6 +6041,11 @@
       <w:r>
         <w:rPr>
           <w:rFonts w:ascii="AR PL UKai CN" w:hAnsi="AR PL UKai CN" w:eastAsia="AR PL UKai CN" w:cs="AR PL UKai CN"/>
+        </w:rPr>
+      </w:r>
+      <w:r>
+        <w:rPr>
+          <w:rFonts w:ascii="AR PL UKai CN" w:hAnsi="AR PL UKai CN" w:cs="AR PL UKai CN"/>
         </w:rPr>
       </w:r>
     </w:p>
@@ -5480,6 +6096,11 @@
           <w:rFonts w:ascii="AR PL UKai CN" w:hAnsi="AR PL UKai CN" w:eastAsia="AR PL UKai CN" w:cs="AR PL UKai CN"/>
         </w:rPr>
       </w:r>
+      <w:r>
+        <w:rPr>
+          <w:rFonts w:ascii="AR PL UKai CN" w:hAnsi="AR PL UKai CN" w:cs="AR PL UKai CN"/>
+        </w:rPr>
+      </w:r>
     </w:p>
     <w:p>
       <w:pPr>
@@ -5504,6 +6125,11 @@
           <w:rFonts w:ascii="AR PL UKai CN" w:hAnsi="AR PL UKai CN" w:eastAsia="AR PL UKai CN" w:cs="AR PL UKai CN"/>
         </w:rPr>
       </w:r>
+      <w:r>
+        <w:rPr>
+          <w:rFonts w:ascii="AR PL UKai CN" w:hAnsi="AR PL UKai CN" w:cs="AR PL UKai CN"/>
+        </w:rPr>
+      </w:r>
     </w:p>
     <w:p>
       <w:pPr>
@@ -5527,6 +6153,11 @@
           <w:rFonts w:ascii="AR PL UKai CN" w:hAnsi="AR PL UKai CN" w:eastAsia="AR PL UKai CN" w:cs="AR PL UKai CN"/>
         </w:rPr>
       </w:r>
+      <w:r>
+        <w:rPr>
+          <w:rFonts w:ascii="AR PL UKai CN" w:hAnsi="AR PL UKai CN" w:cs="AR PL UKai CN"/>
+        </w:rPr>
+      </w:r>
     </w:p>
     <w:p>
       <w:pPr>
@@ -5551,6 +6182,11 @@
           <w:rFonts w:ascii="AR PL UKai CN" w:hAnsi="AR PL UKai CN" w:eastAsia="AR PL UKai CN" w:cs="AR PL UKai CN"/>
         </w:rPr>
       </w:r>
+      <w:r>
+        <w:rPr>
+          <w:rFonts w:ascii="AR PL UKai CN" w:hAnsi="AR PL UKai CN" w:cs="AR PL UKai CN"/>
+        </w:rPr>
+      </w:r>
     </w:p>
     <w:p>
       <w:pPr>
@@ -5574,6 +6210,11 @@
           <w:rFonts w:ascii="AR PL UKai CN" w:hAnsi="AR PL UKai CN" w:eastAsia="AR PL UKai CN" w:cs="AR PL UKai CN"/>
         </w:rPr>
       </w:r>
+      <w:r>
+        <w:rPr>
+          <w:rFonts w:ascii="AR PL UKai CN" w:hAnsi="AR PL UKai CN" w:cs="AR PL UKai CN"/>
+        </w:rPr>
+      </w:r>
     </w:p>
     <w:p>
       <w:pPr>
@@ -5598,6 +6239,11 @@
           <w:rFonts w:ascii="AR PL UKai CN" w:hAnsi="AR PL UKai CN" w:eastAsia="AR PL UKai CN" w:cs="AR PL UKai CN"/>
         </w:rPr>
       </w:r>
+      <w:r>
+        <w:rPr>
+          <w:rFonts w:ascii="AR PL UKai CN" w:hAnsi="AR PL UKai CN" w:cs="AR PL UKai CN"/>
+        </w:rPr>
+      </w:r>
     </w:p>
     <w:p>
       <w:pPr>
@@ -5633,18 +6279,7 @@
       </w:r>
       <w:r>
         <w:rPr>
-          <w:rFonts w:ascii="AR PL UKai CN" w:hAnsi="AR PL UKai CN" w:eastAsia="AR PL UKai CN" w:cs="AR PL UKai CN"/>
-        </w:rPr>
-      </w:r>
-      <w:r>
-        <w:rPr>
-          <w:rFonts w:ascii="AR PL UKai CN" w:hAnsi="AR PL UKai CN" w:eastAsia="AR PL UKai CN" w:cs="AR PL UKai CN"/>
-          <w:sz w:val="22"/>
-        </w:rPr>
-      </w:r>
-      <w:r>
-        <w:rPr>
-          <w:rFonts w:ascii="AR PL UKai CN" w:hAnsi="AR PL UKai CN" w:eastAsia="AR PL UKai CN" w:cs="AR PL UKai CN"/>
+          <w:rFonts w:ascii="AR PL UKai CN" w:hAnsi="AR PL UKai CN" w:cs="AR PL UKai CN"/>
         </w:rPr>
       </w:r>
       <w:r>
@@ -5677,7 +6312,6 @@
         <w:ind/>
         <w:rPr/>
       </w:pPr>
-      <w:r/>
       <w:r>
         <w:separator/>
       </w:r>
@@ -5692,7 +6326,6 @@
         <w:ind/>
         <w:rPr/>
       </w:pPr>
-      <w:r/>
       <w:r>
         <w:continuationSeparator/>
       </w:r>
@@ -5727,7 +6360,6 @@
         <w:ind/>
         <w:rPr/>
       </w:pPr>
-      <w:r/>
       <w:r>
         <w:separator/>
       </w:r>
@@ -5742,7 +6374,6 @@
         <w:ind/>
         <w:rPr/>
       </w:pPr>
-      <w:r/>
       <w:r>
         <w:continuationSeparator/>
       </w:r>
@@ -5912,7 +6543,7 @@
     <w:lsdException w:name="Bibliography" w:uiPriority="37"/>
     <w:lsdException w:name="TOC Heading" w:uiPriority="39" w:qFormat="1"/>
   </w:latentStyles>
-  <w:style w:type="table" w:styleId="11" w:default="1">
+  <w:style w:type="table" w:styleId="721" w:default="1">
     <w:name w:val="Normal Table"/>
     <w:uiPriority w:val="99"/>
     <w:semiHidden/>
@@ -6105,9 +6736,9 @@
       </w:tcPr>
     </w:tblStylePr>
   </w:style>
-  <w:style w:type="table" w:styleId="12">
+  <w:style w:type="table" w:styleId="722">
     <w:name w:val="Table Grid"/>
-    <w:basedOn w:val="11"/>
+    <w:basedOn w:val="721"/>
     <w:uiPriority w:val="59"/>
     <w:pPr>
       <w:pBdr/>
@@ -6304,9 +6935,9 @@
       </w:tcPr>
     </w:tblStylePr>
   </w:style>
-  <w:style w:type="table" w:styleId="13">
+  <w:style w:type="table" w:styleId="723">
     <w:name w:val="Table Grid Light"/>
-    <w:basedOn w:val="11"/>
+    <w:basedOn w:val="721"/>
     <w:uiPriority w:val="59"/>
     <w:pPr>
       <w:pBdr/>
@@ -6503,9 +7134,9 @@
       </w:tcPr>
     </w:tblStylePr>
   </w:style>
-  <w:style w:type="table" w:styleId="14">
+  <w:style w:type="table" w:styleId="724">
     <w:name w:val="Plain Table 1"/>
-    <w:basedOn w:val="11"/>
+    <w:basedOn w:val="721"/>
     <w:uiPriority w:val="59"/>
     <w:pPr>
       <w:pBdr/>
@@ -6728,9 +7359,9 @@
       </w:tcPr>
     </w:tblStylePr>
   </w:style>
-  <w:style w:type="table" w:styleId="15">
+  <w:style w:type="table" w:styleId="725">
     <w:name w:val="Plain Table 2"/>
-    <w:basedOn w:val="11"/>
+    <w:basedOn w:val="721"/>
     <w:uiPriority w:val="59"/>
     <w:pPr>
       <w:pBdr/>
@@ -6961,9 +7592,9 @@
       </w:tcPr>
     </w:tblStylePr>
   </w:style>
-  <w:style w:type="table" w:styleId="16">
+  <w:style w:type="table" w:styleId="726">
     <w:name w:val="Plain Table 3"/>
-    <w:basedOn w:val="11"/>
+    <w:basedOn w:val="721"/>
     <w:uiPriority w:val="99"/>
     <w:pPr>
       <w:pBdr/>
@@ -7191,9 +7822,9 @@
       </w:tcPr>
     </w:tblStylePr>
   </w:style>
-  <w:style w:type="table" w:styleId="17">
+  <w:style w:type="table" w:styleId="727">
     <w:name w:val="Plain Table 4"/>
-    <w:basedOn w:val="11"/>
+    <w:basedOn w:val="721"/>
     <w:uiPriority w:val="99"/>
     <w:pPr>
       <w:pBdr/>
@@ -7407,9 +8038,9 @@
       </w:tcPr>
     </w:tblStylePr>
   </w:style>
-  <w:style w:type="table" w:styleId="18">
+  <w:style w:type="table" w:styleId="728">
     <w:name w:val="Plain Table 5"/>
-    <w:basedOn w:val="11"/>
+    <w:basedOn w:val="721"/>
     <w:uiPriority w:val="99"/>
     <w:pPr>
       <w:pBdr/>
@@ -7640,9 +8271,9 @@
       </w:tcPr>
     </w:tblStylePr>
   </w:style>
-  <w:style w:type="table" w:styleId="19">
+  <w:style w:type="table" w:styleId="729">
     <w:name w:val="Grid Table 1 Light"/>
-    <w:basedOn w:val="11"/>
+    <w:basedOn w:val="721"/>
     <w:uiPriority w:val="99"/>
     <w:pPr>
       <w:pBdr/>
@@ -7863,9 +8494,9 @@
       </w:tcPr>
     </w:tblStylePr>
   </w:style>
-  <w:style w:type="table" w:styleId="20">
+  <w:style w:type="table" w:styleId="730">
     <w:name w:val="Grid Table 1 Light - Accent 1"/>
-    <w:basedOn w:val="11"/>
+    <w:basedOn w:val="721"/>
     <w:uiPriority w:val="99"/>
     <w:pPr>
       <w:pBdr/>
@@ -8086,9 +8717,9 @@
       </w:tcPr>
     </w:tblStylePr>
   </w:style>
-  <w:style w:type="table" w:styleId="21">
+  <w:style w:type="table" w:styleId="731">
     <w:name w:val="Grid Table 1 Light - Accent 2"/>
-    <w:basedOn w:val="11"/>
+    <w:basedOn w:val="721"/>
     <w:uiPriority w:val="99"/>
     <w:pPr>
       <w:pBdr/>
@@ -8309,9 +8940,9 @@
       </w:tcPr>
     </w:tblStylePr>
   </w:style>
-  <w:style w:type="table" w:styleId="22">
+  <w:style w:type="table" w:styleId="732">
     <w:name w:val="Grid Table 1 Light - Accent 3"/>
-    <w:basedOn w:val="11"/>
+    <w:basedOn w:val="721"/>
     <w:uiPriority w:val="99"/>
     <w:pPr>
       <w:pBdr/>
@@ -8532,9 +9163,9 @@
       </w:tcPr>
     </w:tblStylePr>
   </w:style>
-  <w:style w:type="table" w:styleId="23">
+  <w:style w:type="table" w:styleId="733">
     <w:name w:val="Grid Table 1 Light - Accent 4"/>
-    <w:basedOn w:val="11"/>
+    <w:basedOn w:val="721"/>
     <w:uiPriority w:val="99"/>
     <w:pPr>
       <w:pBdr/>
@@ -8755,9 +9386,9 @@
       </w:tcPr>
     </w:tblStylePr>
   </w:style>
-  <w:style w:type="table" w:styleId="24">
+  <w:style w:type="table" w:styleId="734">
     <w:name w:val="Grid Table 1 Light - Accent 5"/>
-    <w:basedOn w:val="11"/>
+    <w:basedOn w:val="721"/>
     <w:uiPriority w:val="99"/>
     <w:pPr>
       <w:pBdr/>
@@ -8978,9 +9609,9 @@
       </w:tcPr>
     </w:tblStylePr>
   </w:style>
-  <w:style w:type="table" w:styleId="25">
+  <w:style w:type="table" w:styleId="735">
     <w:name w:val="Grid Table 1 Light - Accent 6"/>
-    <w:basedOn w:val="11"/>
+    <w:basedOn w:val="721"/>
     <w:uiPriority w:val="99"/>
     <w:pPr>
       <w:pBdr/>
@@ -9201,9 +9832,9 @@
       </w:tcPr>
     </w:tblStylePr>
   </w:style>
-  <w:style w:type="table" w:styleId="26">
+  <w:style w:type="table" w:styleId="736">
     <w:name w:val="Grid Table 2"/>
-    <w:basedOn w:val="11"/>
+    <w:basedOn w:val="721"/>
     <w:uiPriority w:val="99"/>
     <w:pPr>
       <w:pBdr/>
@@ -9433,9 +10064,9 @@
       </w:tcPr>
     </w:tblStylePr>
   </w:style>
-  <w:style w:type="table" w:styleId="27">
+  <w:style w:type="table" w:styleId="737">
     <w:name w:val="Grid Table 2 - Accent 1"/>
-    <w:basedOn w:val="11"/>
+    <w:basedOn w:val="721"/>
     <w:uiPriority w:val="99"/>
     <w:pPr>
       <w:pBdr/>
@@ -9665,9 +10296,9 @@
       </w:tcPr>
     </w:tblStylePr>
   </w:style>
-  <w:style w:type="table" w:styleId="28">
+  <w:style w:type="table" w:styleId="738">
     <w:name w:val="Grid Table 2 - Accent 2"/>
-    <w:basedOn w:val="11"/>
+    <w:basedOn w:val="721"/>
     <w:uiPriority w:val="99"/>
     <w:pPr>
       <w:pBdr/>
@@ -9897,9 +10528,9 @@
       </w:tcPr>
     </w:tblStylePr>
   </w:style>
-  <w:style w:type="table" w:styleId="29">
+  <w:style w:type="table" w:styleId="739">
     <w:name w:val="Grid Table 2 - Accent 3"/>
-    <w:basedOn w:val="11"/>
+    <w:basedOn w:val="721"/>
     <w:uiPriority w:val="99"/>
     <w:pPr>
       <w:pBdr/>
@@ -10129,9 +10760,9 @@
       </w:tcPr>
     </w:tblStylePr>
   </w:style>
-  <w:style w:type="table" w:styleId="30">
+  <w:style w:type="table" w:styleId="740">
     <w:name w:val="Grid Table 2 - Accent 4"/>
-    <w:basedOn w:val="11"/>
+    <w:basedOn w:val="721"/>
     <w:uiPriority w:val="99"/>
     <w:pPr>
       <w:pBdr/>
@@ -10361,9 +10992,9 @@
       </w:tcPr>
     </w:tblStylePr>
   </w:style>
-  <w:style w:type="table" w:styleId="31">
+  <w:style w:type="table" w:styleId="741">
     <w:name w:val="Grid Table 2 - Accent 5"/>
-    <w:basedOn w:val="11"/>
+    <w:basedOn w:val="721"/>
     <w:uiPriority w:val="99"/>
     <w:pPr>
       <w:pBdr/>
@@ -10593,9 +11224,9 @@
       </w:tcPr>
     </w:tblStylePr>
   </w:style>
-  <w:style w:type="table" w:styleId="32">
+  <w:style w:type="table" w:styleId="742">
     <w:name w:val="Grid Table 2 - Accent 6"/>
-    <w:basedOn w:val="11"/>
+    <w:basedOn w:val="721"/>
     <w:uiPriority w:val="99"/>
     <w:pPr>
       <w:pBdr/>
@@ -10825,9 +11456,9 @@
       </w:tcPr>
     </w:tblStylePr>
   </w:style>
-  <w:style w:type="table" w:styleId="33">
+  <w:style w:type="table" w:styleId="743">
     <w:name w:val="Grid Table 3"/>
-    <w:basedOn w:val="11"/>
+    <w:basedOn w:val="721"/>
     <w:uiPriority w:val="99"/>
     <w:pPr>
       <w:pBdr/>
@@ -10926,29 +11557,6 @@
         <w:tblBorders/>
       </w:tblPr>
       <w:tcPr>
-        <w:shd w:color="ffffff"/>
-        <w:tcBorders>
-          <w:top w:val="none" w:color="000000" w:sz="4" w:space="0"/>
-          <w:left w:val="none" w:color="000000" w:sz="4" w:space="0"/>
-          <w:bottom w:val="none" w:color="000000" w:sz="4" w:space="0"/>
-          <w:right w:val="none" w:color="000000" w:sz="4" w:space="0"/>
-        </w:tcBorders>
-      </w:tcPr>
-    </w:tblStylePr>
-    <w:tblStylePr w:type="firstRow">
-      <w:rPr>
-        <w:b/>
-        <w:color w:val="404040"/>
-      </w:rPr>
-      <w:pPr>
-        <w:pBdr/>
-        <w:spacing/>
-        <w:ind/>
-      </w:pPr>
-      <w:tblPr>
-        <w:tblBorders/>
-      </w:tblPr>
-      <w:tcPr>
         <w:shd w:val="clear" w:color="ffffff"/>
         <w:tcBorders>
           <w:top w:val="none" w:color="000000" w:sz="4" w:space="0"/>
@@ -10958,30 +11566,7 @@
         </w:tcBorders>
       </w:tcPr>
     </w:tblStylePr>
-    <w:tblStylePr w:type="lastCol">
-      <w:rPr>
-        <w:i/>
-        <w:color w:val="404040"/>
-      </w:rPr>
-      <w:pPr>
-        <w:pBdr/>
-        <w:spacing/>
-        <w:ind/>
-      </w:pPr>
-      <w:tblPr>
-        <w:tblBorders/>
-      </w:tblPr>
-      <w:tcPr>
-        <w:shd w:color="ffffff"/>
-        <w:tcBorders>
-          <w:top w:val="none" w:color="000000" w:sz="4" w:space="0"/>
-          <w:left w:val="none" w:color="000000" w:sz="4" w:space="0"/>
-          <w:bottom w:val="none" w:color="000000" w:sz="4" w:space="0"/>
-          <w:right w:val="none" w:color="000000" w:sz="4" w:space="0"/>
-        </w:tcBorders>
-      </w:tcPr>
-    </w:tblStylePr>
-    <w:tblStylePr w:type="lastRow">
+    <w:tblStylePr w:type="firstRow">
       <w:rPr>
         <w:b/>
         <w:color w:val="404040"/>
@@ -11004,6 +11589,52 @@
         </w:tcBorders>
       </w:tcPr>
     </w:tblStylePr>
+    <w:tblStylePr w:type="lastCol">
+      <w:rPr>
+        <w:i/>
+        <w:color w:val="404040"/>
+      </w:rPr>
+      <w:pPr>
+        <w:pBdr/>
+        <w:spacing/>
+        <w:ind/>
+      </w:pPr>
+      <w:tblPr>
+        <w:tblBorders/>
+      </w:tblPr>
+      <w:tcPr>
+        <w:shd w:val="clear" w:color="ffffff"/>
+        <w:tcBorders>
+          <w:top w:val="none" w:color="000000" w:sz="4" w:space="0"/>
+          <w:left w:val="none" w:color="000000" w:sz="4" w:space="0"/>
+          <w:bottom w:val="none" w:color="000000" w:sz="4" w:space="0"/>
+          <w:right w:val="none" w:color="000000" w:sz="4" w:space="0"/>
+        </w:tcBorders>
+      </w:tcPr>
+    </w:tblStylePr>
+    <w:tblStylePr w:type="lastRow">
+      <w:rPr>
+        <w:b/>
+        <w:color w:val="404040"/>
+      </w:rPr>
+      <w:pPr>
+        <w:pBdr/>
+        <w:spacing/>
+        <w:ind/>
+      </w:pPr>
+      <w:tblPr>
+        <w:tblBorders/>
+      </w:tblPr>
+      <w:tcPr>
+        <w:shd w:val="clear" w:color="ffffff"/>
+        <w:tcBorders>
+          <w:top w:val="none" w:color="000000" w:sz="4" w:space="0"/>
+          <w:left w:val="none" w:color="000000" w:sz="4" w:space="0"/>
+          <w:bottom w:val="none" w:color="000000" w:sz="4" w:space="0"/>
+          <w:right w:val="none" w:color="000000" w:sz="4" w:space="0"/>
+        </w:tcBorders>
+      </w:tcPr>
+    </w:tblStylePr>
     <w:tblStylePr w:type="nwCell">
       <w:pPr>
         <w:pBdr/>
@@ -11070,9 +11701,9 @@
       </w:tcPr>
     </w:tblStylePr>
   </w:style>
-  <w:style w:type="table" w:styleId="34">
+  <w:style w:type="table" w:styleId="744">
     <w:name w:val="Grid Table 3 - Accent 1"/>
-    <w:basedOn w:val="11"/>
+    <w:basedOn w:val="721"/>
     <w:uiPriority w:val="99"/>
     <w:pPr>
       <w:pBdr/>
@@ -11171,29 +11802,6 @@
         <w:tblBorders/>
       </w:tblPr>
       <w:tcPr>
-        <w:shd w:color="ffffff"/>
-        <w:tcBorders>
-          <w:top w:val="none" w:color="000000" w:sz="4" w:space="0"/>
-          <w:left w:val="none" w:color="000000" w:sz="4" w:space="0"/>
-          <w:bottom w:val="none" w:color="000000" w:sz="4" w:space="0"/>
-          <w:right w:val="none" w:color="000000" w:sz="4" w:space="0"/>
-        </w:tcBorders>
-      </w:tcPr>
-    </w:tblStylePr>
-    <w:tblStylePr w:type="firstRow">
-      <w:rPr>
-        <w:b/>
-        <w:color w:val="404040"/>
-      </w:rPr>
-      <w:pPr>
-        <w:pBdr/>
-        <w:spacing/>
-        <w:ind/>
-      </w:pPr>
-      <w:tblPr>
-        <w:tblBorders/>
-      </w:tblPr>
-      <w:tcPr>
         <w:shd w:val="clear" w:color="ffffff"/>
         <w:tcBorders>
           <w:top w:val="none" w:color="000000" w:sz="4" w:space="0"/>
@@ -11203,30 +11811,7 @@
         </w:tcBorders>
       </w:tcPr>
     </w:tblStylePr>
-    <w:tblStylePr w:type="lastCol">
-      <w:rPr>
-        <w:i/>
-        <w:color w:val="404040"/>
-      </w:rPr>
-      <w:pPr>
-        <w:pBdr/>
-        <w:spacing/>
-        <w:ind/>
-      </w:pPr>
-      <w:tblPr>
-        <w:tblBorders/>
-      </w:tblPr>
-      <w:tcPr>
-        <w:shd w:color="ffffff"/>
-        <w:tcBorders>
-          <w:top w:val="none" w:color="000000" w:sz="4" w:space="0"/>
-          <w:left w:val="none" w:color="000000" w:sz="4" w:space="0"/>
-          <w:bottom w:val="none" w:color="000000" w:sz="4" w:space="0"/>
-          <w:right w:val="none" w:color="000000" w:sz="4" w:space="0"/>
-        </w:tcBorders>
-      </w:tcPr>
-    </w:tblStylePr>
-    <w:tblStylePr w:type="lastRow">
+    <w:tblStylePr w:type="firstRow">
       <w:rPr>
         <w:b/>
         <w:color w:val="404040"/>
@@ -11249,6 +11834,52 @@
         </w:tcBorders>
       </w:tcPr>
     </w:tblStylePr>
+    <w:tblStylePr w:type="lastCol">
+      <w:rPr>
+        <w:i/>
+        <w:color w:val="404040"/>
+      </w:rPr>
+      <w:pPr>
+        <w:pBdr/>
+        <w:spacing/>
+        <w:ind/>
+      </w:pPr>
+      <w:tblPr>
+        <w:tblBorders/>
+      </w:tblPr>
+      <w:tcPr>
+        <w:shd w:val="clear" w:color="ffffff"/>
+        <w:tcBorders>
+          <w:top w:val="none" w:color="000000" w:sz="4" w:space="0"/>
+          <w:left w:val="none" w:color="000000" w:sz="4" w:space="0"/>
+          <w:bottom w:val="none" w:color="000000" w:sz="4" w:space="0"/>
+          <w:right w:val="none" w:color="000000" w:sz="4" w:space="0"/>
+        </w:tcBorders>
+      </w:tcPr>
+    </w:tblStylePr>
+    <w:tblStylePr w:type="lastRow">
+      <w:rPr>
+        <w:b/>
+        <w:color w:val="404040"/>
+      </w:rPr>
+      <w:pPr>
+        <w:pBdr/>
+        <w:spacing/>
+        <w:ind/>
+      </w:pPr>
+      <w:tblPr>
+        <w:tblBorders/>
+      </w:tblPr>
+      <w:tcPr>
+        <w:shd w:val="clear" w:color="ffffff"/>
+        <w:tcBorders>
+          <w:top w:val="none" w:color="000000" w:sz="4" w:space="0"/>
+          <w:left w:val="none" w:color="000000" w:sz="4" w:space="0"/>
+          <w:bottom w:val="none" w:color="000000" w:sz="4" w:space="0"/>
+          <w:right w:val="none" w:color="000000" w:sz="4" w:space="0"/>
+        </w:tcBorders>
+      </w:tcPr>
+    </w:tblStylePr>
     <w:tblStylePr w:type="nwCell">
       <w:pPr>
         <w:pBdr/>
@@ -11315,9 +11946,9 @@
       </w:tcPr>
     </w:tblStylePr>
   </w:style>
-  <w:style w:type="table" w:styleId="35">
+  <w:style w:type="table" w:styleId="745">
     <w:name w:val="Grid Table 3 - Accent 2"/>
-    <w:basedOn w:val="11"/>
+    <w:basedOn w:val="721"/>
     <w:uiPriority w:val="99"/>
     <w:pPr>
       <w:pBdr/>
@@ -11416,29 +12047,6 @@
         <w:tblBorders/>
       </w:tblPr>
       <w:tcPr>
-        <w:shd w:color="ffffff"/>
-        <w:tcBorders>
-          <w:top w:val="none" w:color="000000" w:sz="4" w:space="0"/>
-          <w:left w:val="none" w:color="000000" w:sz="4" w:space="0"/>
-          <w:bottom w:val="none" w:color="000000" w:sz="4" w:space="0"/>
-          <w:right w:val="none" w:color="000000" w:sz="4" w:space="0"/>
-        </w:tcBorders>
-      </w:tcPr>
-    </w:tblStylePr>
-    <w:tblStylePr w:type="firstRow">
-      <w:rPr>
-        <w:b/>
-        <w:color w:val="404040"/>
-      </w:rPr>
-      <w:pPr>
-        <w:pBdr/>
-        <w:spacing/>
-        <w:ind/>
-      </w:pPr>
-      <w:tblPr>
-        <w:tblBorders/>
-      </w:tblPr>
-      <w:tcPr>
         <w:shd w:val="clear" w:color="ffffff"/>
         <w:tcBorders>
           <w:top w:val="none" w:color="000000" w:sz="4" w:space="0"/>
@@ -11448,30 +12056,7 @@
         </w:tcBorders>
       </w:tcPr>
     </w:tblStylePr>
-    <w:tblStylePr w:type="lastCol">
-      <w:rPr>
-        <w:i/>
-        <w:color w:val="404040"/>
-      </w:rPr>
-      <w:pPr>
-        <w:pBdr/>
-        <w:spacing/>
-        <w:ind/>
-      </w:pPr>
-      <w:tblPr>
-        <w:tblBorders/>
-      </w:tblPr>
-      <w:tcPr>
-        <w:shd w:color="ffffff"/>
-        <w:tcBorders>
-          <w:top w:val="none" w:color="000000" w:sz="4" w:space="0"/>
-          <w:left w:val="none" w:color="000000" w:sz="4" w:space="0"/>
-          <w:bottom w:val="none" w:color="000000" w:sz="4" w:space="0"/>
-          <w:right w:val="none" w:color="000000" w:sz="4" w:space="0"/>
-        </w:tcBorders>
-      </w:tcPr>
-    </w:tblStylePr>
-    <w:tblStylePr w:type="lastRow">
+    <w:tblStylePr w:type="firstRow">
       <w:rPr>
         <w:b/>
         <w:color w:val="404040"/>
@@ -11494,6 +12079,52 @@
         </w:tcBorders>
       </w:tcPr>
     </w:tblStylePr>
+    <w:tblStylePr w:type="lastCol">
+      <w:rPr>
+        <w:i/>
+        <w:color w:val="404040"/>
+      </w:rPr>
+      <w:pPr>
+        <w:pBdr/>
+        <w:spacing/>
+        <w:ind/>
+      </w:pPr>
+      <w:tblPr>
+        <w:tblBorders/>
+      </w:tblPr>
+      <w:tcPr>
+        <w:shd w:val="clear" w:color="ffffff"/>
+        <w:tcBorders>
+          <w:top w:val="none" w:color="000000" w:sz="4" w:space="0"/>
+          <w:left w:val="none" w:color="000000" w:sz="4" w:space="0"/>
+          <w:bottom w:val="none" w:color="000000" w:sz="4" w:space="0"/>
+          <w:right w:val="none" w:color="000000" w:sz="4" w:space="0"/>
+        </w:tcBorders>
+      </w:tcPr>
+    </w:tblStylePr>
+    <w:tblStylePr w:type="lastRow">
+      <w:rPr>
+        <w:b/>
+        <w:color w:val="404040"/>
+      </w:rPr>
+      <w:pPr>
+        <w:pBdr/>
+        <w:spacing/>
+        <w:ind/>
+      </w:pPr>
+      <w:tblPr>
+        <w:tblBorders/>
+      </w:tblPr>
+      <w:tcPr>
+        <w:shd w:val="clear" w:color="ffffff"/>
+        <w:tcBorders>
+          <w:top w:val="none" w:color="000000" w:sz="4" w:space="0"/>
+          <w:left w:val="none" w:color="000000" w:sz="4" w:space="0"/>
+          <w:bottom w:val="none" w:color="000000" w:sz="4" w:space="0"/>
+          <w:right w:val="none" w:color="000000" w:sz="4" w:space="0"/>
+        </w:tcBorders>
+      </w:tcPr>
+    </w:tblStylePr>
     <w:tblStylePr w:type="nwCell">
       <w:pPr>
         <w:pBdr/>
@@ -11560,9 +12191,9 @@
       </w:tcPr>
     </w:tblStylePr>
   </w:style>
-  <w:style w:type="table" w:styleId="36">
+  <w:style w:type="table" w:styleId="746">
     <w:name w:val="Grid Table 3 - Accent 3"/>
-    <w:basedOn w:val="11"/>
+    <w:basedOn w:val="721"/>
     <w:uiPriority w:val="99"/>
     <w:pPr>
       <w:pBdr/>
@@ -11661,29 +12292,6 @@
         <w:tblBorders/>
       </w:tblPr>
       <w:tcPr>
-        <w:shd w:color="ffffff"/>
-        <w:tcBorders>
-          <w:top w:val="none" w:color="000000" w:sz="4" w:space="0"/>
-          <w:left w:val="none" w:color="000000" w:sz="4" w:space="0"/>
-          <w:bottom w:val="none" w:color="000000" w:sz="4" w:space="0"/>
-          <w:right w:val="none" w:color="000000" w:sz="4" w:space="0"/>
-        </w:tcBorders>
-      </w:tcPr>
-    </w:tblStylePr>
-    <w:tblStylePr w:type="firstRow">
-      <w:rPr>
-        <w:b/>
-        <w:color w:val="404040"/>
-      </w:rPr>
-      <w:pPr>
-        <w:pBdr/>
-        <w:spacing/>
-        <w:ind/>
-      </w:pPr>
-      <w:tblPr>
-        <w:tblBorders/>
-      </w:tblPr>
-      <w:tcPr>
         <w:shd w:val="clear" w:color="ffffff"/>
         <w:tcBorders>
           <w:top w:val="none" w:color="000000" w:sz="4" w:space="0"/>
@@ -11693,30 +12301,7 @@
         </w:tcBorders>
       </w:tcPr>
     </w:tblStylePr>
-    <w:tblStylePr w:type="lastCol">
-      <w:rPr>
-        <w:i/>
-        <w:color w:val="404040"/>
-      </w:rPr>
-      <w:pPr>
-        <w:pBdr/>
-        <w:spacing/>
-        <w:ind/>
-      </w:pPr>
-      <w:tblPr>
-        <w:tblBorders/>
-      </w:tblPr>
-      <w:tcPr>
-        <w:shd w:color="ffffff"/>
-        <w:tcBorders>
-          <w:top w:val="none" w:color="000000" w:sz="4" w:space="0"/>
-          <w:left w:val="none" w:color="000000" w:sz="4" w:space="0"/>
-          <w:bottom w:val="none" w:color="000000" w:sz="4" w:space="0"/>
-          <w:right w:val="none" w:color="000000" w:sz="4" w:space="0"/>
-        </w:tcBorders>
-      </w:tcPr>
-    </w:tblStylePr>
-    <w:tblStylePr w:type="lastRow">
+    <w:tblStylePr w:type="firstRow">
       <w:rPr>
         <w:b/>
         <w:color w:val="404040"/>
@@ -11739,6 +12324,52 @@
         </w:tcBorders>
       </w:tcPr>
     </w:tblStylePr>
+    <w:tblStylePr w:type="lastCol">
+      <w:rPr>
+        <w:i/>
+        <w:color w:val="404040"/>
+      </w:rPr>
+      <w:pPr>
+        <w:pBdr/>
+        <w:spacing/>
+        <w:ind/>
+      </w:pPr>
+      <w:tblPr>
+        <w:tblBorders/>
+      </w:tblPr>
+      <w:tcPr>
+        <w:shd w:val="clear" w:color="ffffff"/>
+        <w:tcBorders>
+          <w:top w:val="none" w:color="000000" w:sz="4" w:space="0"/>
+          <w:left w:val="none" w:color="000000" w:sz="4" w:space="0"/>
+          <w:bottom w:val="none" w:color="000000" w:sz="4" w:space="0"/>
+          <w:right w:val="none" w:color="000000" w:sz="4" w:space="0"/>
+        </w:tcBorders>
+      </w:tcPr>
+    </w:tblStylePr>
+    <w:tblStylePr w:type="lastRow">
+      <w:rPr>
+        <w:b/>
+        <w:color w:val="404040"/>
+      </w:rPr>
+      <w:pPr>
+        <w:pBdr/>
+        <w:spacing/>
+        <w:ind/>
+      </w:pPr>
+      <w:tblPr>
+        <w:tblBorders/>
+      </w:tblPr>
+      <w:tcPr>
+        <w:shd w:val="clear" w:color="ffffff"/>
+        <w:tcBorders>
+          <w:top w:val="none" w:color="000000" w:sz="4" w:space="0"/>
+          <w:left w:val="none" w:color="000000" w:sz="4" w:space="0"/>
+          <w:bottom w:val="none" w:color="000000" w:sz="4" w:space="0"/>
+          <w:right w:val="none" w:color="000000" w:sz="4" w:space="0"/>
+        </w:tcBorders>
+      </w:tcPr>
+    </w:tblStylePr>
     <w:tblStylePr w:type="nwCell">
       <w:pPr>
         <w:pBdr/>
@@ -11805,9 +12436,9 @@
       </w:tcPr>
     </w:tblStylePr>
   </w:style>
-  <w:style w:type="table" w:styleId="37">
+  <w:style w:type="table" w:styleId="747">
     <w:name w:val="Grid Table 3 - Accent 4"/>
-    <w:basedOn w:val="11"/>
+    <w:basedOn w:val="721"/>
     <w:uiPriority w:val="99"/>
     <w:pPr>
       <w:pBdr/>
@@ -11906,29 +12537,6 @@
         <w:tblBorders/>
       </w:tblPr>
       <w:tcPr>
-        <w:shd w:color="ffffff"/>
-        <w:tcBorders>
-          <w:top w:val="none" w:color="000000" w:sz="4" w:space="0"/>
-          <w:left w:val="none" w:color="000000" w:sz="4" w:space="0"/>
-          <w:bottom w:val="none" w:color="000000" w:sz="4" w:space="0"/>
-          <w:right w:val="none" w:color="000000" w:sz="4" w:space="0"/>
-        </w:tcBorders>
-      </w:tcPr>
-    </w:tblStylePr>
-    <w:tblStylePr w:type="firstRow">
-      <w:rPr>
-        <w:b/>
-        <w:color w:val="404040"/>
-      </w:rPr>
-      <w:pPr>
-        <w:pBdr/>
-        <w:spacing/>
-        <w:ind/>
-      </w:pPr>
-      <w:tblPr>
-        <w:tblBorders/>
-      </w:tblPr>
-      <w:tcPr>
         <w:shd w:val="clear" w:color="ffffff"/>
         <w:tcBorders>
           <w:top w:val="none" w:color="000000" w:sz="4" w:space="0"/>
@@ -11938,30 +12546,7 @@
         </w:tcBorders>
       </w:tcPr>
     </w:tblStylePr>
-    <w:tblStylePr w:type="lastCol">
-      <w:rPr>
-        <w:i/>
-        <w:color w:val="404040"/>
-      </w:rPr>
-      <w:pPr>
-        <w:pBdr/>
-        <w:spacing/>
-        <w:ind/>
-      </w:pPr>
-      <w:tblPr>
-        <w:tblBorders/>
-      </w:tblPr>
-      <w:tcPr>
-        <w:shd w:color="ffffff"/>
-        <w:tcBorders>
-          <w:top w:val="none" w:color="000000" w:sz="4" w:space="0"/>
-          <w:left w:val="none" w:color="000000" w:sz="4" w:space="0"/>
-          <w:bottom w:val="none" w:color="000000" w:sz="4" w:space="0"/>
-          <w:right w:val="none" w:color="000000" w:sz="4" w:space="0"/>
-        </w:tcBorders>
-      </w:tcPr>
-    </w:tblStylePr>
-    <w:tblStylePr w:type="lastRow">
+    <w:tblStylePr w:type="firstRow">
       <w:rPr>
         <w:b/>
         <w:color w:val="404040"/>
@@ -11984,6 +12569,52 @@
         </w:tcBorders>
       </w:tcPr>
     </w:tblStylePr>
+    <w:tblStylePr w:type="lastCol">
+      <w:rPr>
+        <w:i/>
+        <w:color w:val="404040"/>
+      </w:rPr>
+      <w:pPr>
+        <w:pBdr/>
+        <w:spacing/>
+        <w:ind/>
+      </w:pPr>
+      <w:tblPr>
+        <w:tblBorders/>
+      </w:tblPr>
+      <w:tcPr>
+        <w:shd w:val="clear" w:color="ffffff"/>
+        <w:tcBorders>
+          <w:top w:val="none" w:color="000000" w:sz="4" w:space="0"/>
+          <w:left w:val="none" w:color="000000" w:sz="4" w:space="0"/>
+          <w:bottom w:val="none" w:color="000000" w:sz="4" w:space="0"/>
+          <w:right w:val="none" w:color="000000" w:sz="4" w:space="0"/>
+        </w:tcBorders>
+      </w:tcPr>
+    </w:tblStylePr>
+    <w:tblStylePr w:type="lastRow">
+      <w:rPr>
+        <w:b/>
+        <w:color w:val="404040"/>
+      </w:rPr>
+      <w:pPr>
+        <w:pBdr/>
+        <w:spacing/>
+        <w:ind/>
+      </w:pPr>
+      <w:tblPr>
+        <w:tblBorders/>
+      </w:tblPr>
+      <w:tcPr>
+        <w:shd w:val="clear" w:color="ffffff"/>
+        <w:tcBorders>
+          <w:top w:val="none" w:color="000000" w:sz="4" w:space="0"/>
+          <w:left w:val="none" w:color="000000" w:sz="4" w:space="0"/>
+          <w:bottom w:val="none" w:color="000000" w:sz="4" w:space="0"/>
+          <w:right w:val="none" w:color="000000" w:sz="4" w:space="0"/>
+        </w:tcBorders>
+      </w:tcPr>
+    </w:tblStylePr>
     <w:tblStylePr w:type="nwCell">
       <w:pPr>
         <w:pBdr/>
@@ -12050,9 +12681,9 @@
       </w:tcPr>
     </w:tblStylePr>
   </w:style>
-  <w:style w:type="table" w:styleId="38">
+  <w:style w:type="table" w:styleId="748">
     <w:name w:val="Grid Table 3 - Accent 5"/>
-    <w:basedOn w:val="11"/>
+    <w:basedOn w:val="721"/>
     <w:uiPriority w:val="99"/>
     <w:pPr>
       <w:pBdr/>
@@ -12151,29 +12782,6 @@
         <w:tblBorders/>
       </w:tblPr>
       <w:tcPr>
-        <w:shd w:color="ffffff"/>
-        <w:tcBorders>
-          <w:top w:val="none" w:color="000000" w:sz="4" w:space="0"/>
-          <w:left w:val="none" w:color="000000" w:sz="4" w:space="0"/>
-          <w:bottom w:val="none" w:color="000000" w:sz="4" w:space="0"/>
-          <w:right w:val="none" w:color="000000" w:sz="4" w:space="0"/>
-        </w:tcBorders>
-      </w:tcPr>
-    </w:tblStylePr>
-    <w:tblStylePr w:type="firstRow">
-      <w:rPr>
-        <w:b/>
-        <w:color w:val="404040"/>
-      </w:rPr>
-      <w:pPr>
-        <w:pBdr/>
-        <w:spacing/>
-        <w:ind/>
-      </w:pPr>
-      <w:tblPr>
-        <w:tblBorders/>
-      </w:tblPr>
-      <w:tcPr>
         <w:shd w:val="clear" w:color="ffffff"/>
         <w:tcBorders>
           <w:top w:val="none" w:color="000000" w:sz="4" w:space="0"/>
@@ -12183,30 +12791,7 @@
         </w:tcBorders>
       </w:tcPr>
     </w:tblStylePr>
-    <w:tblStylePr w:type="lastCol">
-      <w:rPr>
-        <w:i/>
-        <w:color w:val="404040"/>
-      </w:rPr>
-      <w:pPr>
-        <w:pBdr/>
-        <w:spacing/>
-        <w:ind/>
-      </w:pPr>
-      <w:tblPr>
-        <w:tblBorders/>
-      </w:tblPr>
-      <w:tcPr>
-        <w:shd w:color="ffffff"/>
-        <w:tcBorders>
-          <w:top w:val="none" w:color="000000" w:sz="4" w:space="0"/>
-          <w:left w:val="none" w:color="000000" w:sz="4" w:space="0"/>
-          <w:bottom w:val="none" w:color="000000" w:sz="4" w:space="0"/>
-          <w:right w:val="none" w:color="000000" w:sz="4" w:space="0"/>
-        </w:tcBorders>
-      </w:tcPr>
-    </w:tblStylePr>
-    <w:tblStylePr w:type="lastRow">
+    <w:tblStylePr w:type="firstRow">
       <w:rPr>
         <w:b/>
         <w:color w:val="404040"/>
@@ -12229,6 +12814,52 @@
         </w:tcBorders>
       </w:tcPr>
     </w:tblStylePr>
+    <w:tblStylePr w:type="lastCol">
+      <w:rPr>
+        <w:i/>
+        <w:color w:val="404040"/>
+      </w:rPr>
+      <w:pPr>
+        <w:pBdr/>
+        <w:spacing/>
+        <w:ind/>
+      </w:pPr>
+      <w:tblPr>
+        <w:tblBorders/>
+      </w:tblPr>
+      <w:tcPr>
+        <w:shd w:val="clear" w:color="ffffff"/>
+        <w:tcBorders>
+          <w:top w:val="none" w:color="000000" w:sz="4" w:space="0"/>
+          <w:left w:val="none" w:color="000000" w:sz="4" w:space="0"/>
+          <w:bottom w:val="none" w:color="000000" w:sz="4" w:space="0"/>
+          <w:right w:val="none" w:color="000000" w:sz="4" w:space="0"/>
+        </w:tcBorders>
+      </w:tcPr>
+    </w:tblStylePr>
+    <w:tblStylePr w:type="lastRow">
+      <w:rPr>
+        <w:b/>
+        <w:color w:val="404040"/>
+      </w:rPr>
+      <w:pPr>
+        <w:pBdr/>
+        <w:spacing/>
+        <w:ind/>
+      </w:pPr>
+      <w:tblPr>
+        <w:tblBorders/>
+      </w:tblPr>
+      <w:tcPr>
+        <w:shd w:val="clear" w:color="ffffff"/>
+        <w:tcBorders>
+          <w:top w:val="none" w:color="000000" w:sz="4" w:space="0"/>
+          <w:left w:val="none" w:color="000000" w:sz="4" w:space="0"/>
+          <w:bottom w:val="none" w:color="000000" w:sz="4" w:space="0"/>
+          <w:right w:val="none" w:color="000000" w:sz="4" w:space="0"/>
+        </w:tcBorders>
+      </w:tcPr>
+    </w:tblStylePr>
     <w:tblStylePr w:type="nwCell">
       <w:pPr>
         <w:pBdr/>
@@ -12295,9 +12926,9 @@
       </w:tcPr>
     </w:tblStylePr>
   </w:style>
-  <w:style w:type="table" w:styleId="39">
+  <w:style w:type="table" w:styleId="749">
     <w:name w:val="Grid Table 3 - Accent 6"/>
-    <w:basedOn w:val="11"/>
+    <w:basedOn w:val="721"/>
     <w:uiPriority w:val="99"/>
     <w:pPr>
       <w:pBdr/>
@@ -12396,29 +13027,6 @@
         <w:tblBorders/>
       </w:tblPr>
       <w:tcPr>
-        <w:shd w:color="ffffff"/>
-        <w:tcBorders>
-          <w:top w:val="none" w:color="000000" w:sz="4" w:space="0"/>
-          <w:left w:val="none" w:color="000000" w:sz="4" w:space="0"/>
-          <w:bottom w:val="none" w:color="000000" w:sz="4" w:space="0"/>
-          <w:right w:val="none" w:color="000000" w:sz="4" w:space="0"/>
-        </w:tcBorders>
-      </w:tcPr>
-    </w:tblStylePr>
-    <w:tblStylePr w:type="firstRow">
-      <w:rPr>
-        <w:b/>
-        <w:color w:val="404040"/>
-      </w:rPr>
-      <w:pPr>
-        <w:pBdr/>
-        <w:spacing/>
-        <w:ind/>
-      </w:pPr>
-      <w:tblPr>
-        <w:tblBorders/>
-      </w:tblPr>
-      <w:tcPr>
         <w:shd w:val="clear" w:color="ffffff"/>
         <w:tcBorders>
           <w:top w:val="none" w:color="000000" w:sz="4" w:space="0"/>
@@ -12428,30 +13036,7 @@
         </w:tcBorders>
       </w:tcPr>
     </w:tblStylePr>
-    <w:tblStylePr w:type="lastCol">
-      <w:rPr>
-        <w:i/>
-        <w:color w:val="404040"/>
-      </w:rPr>
-      <w:pPr>
-        <w:pBdr/>
-        <w:spacing/>
-        <w:ind/>
-      </w:pPr>
-      <w:tblPr>
-        <w:tblBorders/>
-      </w:tblPr>
-      <w:tcPr>
-        <w:shd w:color="ffffff"/>
-        <w:tcBorders>
-          <w:top w:val="none" w:color="000000" w:sz="4" w:space="0"/>
-          <w:left w:val="none" w:color="000000" w:sz="4" w:space="0"/>
-          <w:bottom w:val="none" w:color="000000" w:sz="4" w:space="0"/>
-          <w:right w:val="none" w:color="000000" w:sz="4" w:space="0"/>
-        </w:tcBorders>
-      </w:tcPr>
-    </w:tblStylePr>
-    <w:tblStylePr w:type="lastRow">
+    <w:tblStylePr w:type="firstRow">
       <w:rPr>
         <w:b/>
         <w:color w:val="404040"/>
@@ -12474,6 +13059,52 @@
         </w:tcBorders>
       </w:tcPr>
     </w:tblStylePr>
+    <w:tblStylePr w:type="lastCol">
+      <w:rPr>
+        <w:i/>
+        <w:color w:val="404040"/>
+      </w:rPr>
+      <w:pPr>
+        <w:pBdr/>
+        <w:spacing/>
+        <w:ind/>
+      </w:pPr>
+      <w:tblPr>
+        <w:tblBorders/>
+      </w:tblPr>
+      <w:tcPr>
+        <w:shd w:val="clear" w:color="ffffff"/>
+        <w:tcBorders>
+          <w:top w:val="none" w:color="000000" w:sz="4" w:space="0"/>
+          <w:left w:val="none" w:color="000000" w:sz="4" w:space="0"/>
+          <w:bottom w:val="none" w:color="000000" w:sz="4" w:space="0"/>
+          <w:right w:val="none" w:color="000000" w:sz="4" w:space="0"/>
+        </w:tcBorders>
+      </w:tcPr>
+    </w:tblStylePr>
+    <w:tblStylePr w:type="lastRow">
+      <w:rPr>
+        <w:b/>
+        <w:color w:val="404040"/>
+      </w:rPr>
+      <w:pPr>
+        <w:pBdr/>
+        <w:spacing/>
+        <w:ind/>
+      </w:pPr>
+      <w:tblPr>
+        <w:tblBorders/>
+      </w:tblPr>
+      <w:tcPr>
+        <w:shd w:val="clear" w:color="ffffff"/>
+        <w:tcBorders>
+          <w:top w:val="none" w:color="000000" w:sz="4" w:space="0"/>
+          <w:left w:val="none" w:color="000000" w:sz="4" w:space="0"/>
+          <w:bottom w:val="none" w:color="000000" w:sz="4" w:space="0"/>
+          <w:right w:val="none" w:color="000000" w:sz="4" w:space="0"/>
+        </w:tcBorders>
+      </w:tcPr>
+    </w:tblStylePr>
     <w:tblStylePr w:type="nwCell">
       <w:pPr>
         <w:pBdr/>
@@ -12540,9 +13171,9 @@
       </w:tcPr>
     </w:tblStylePr>
   </w:style>
-  <w:style w:type="table" w:styleId="40">
+  <w:style w:type="table" w:styleId="750">
     <w:name w:val="Grid Table 4"/>
-    <w:basedOn w:val="11"/>
+    <w:basedOn w:val="721"/>
     <w:uiPriority w:val="59"/>
     <w:pPr>
       <w:pBdr/>
@@ -12773,9 +13404,9 @@
       </w:tcPr>
     </w:tblStylePr>
   </w:style>
-  <w:style w:type="table" w:styleId="41">
+  <w:style w:type="table" w:styleId="751">
     <w:name w:val="Grid Table 4 - Accent 1"/>
-    <w:basedOn w:val="11"/>
+    <w:basedOn w:val="721"/>
     <w:uiPriority w:val="59"/>
     <w:pPr>
       <w:pBdr/>
@@ -13006,9 +13637,9 @@
       </w:tcPr>
     </w:tblStylePr>
   </w:style>
-  <w:style w:type="table" w:styleId="42">
+  <w:style w:type="table" w:styleId="752">
     <w:name w:val="Grid Table 4 - Accent 2"/>
-    <w:basedOn w:val="11"/>
+    <w:basedOn w:val="721"/>
     <w:uiPriority w:val="59"/>
     <w:pPr>
       <w:pBdr/>
@@ -13239,9 +13870,9 @@
       </w:tcPr>
     </w:tblStylePr>
   </w:style>
-  <w:style w:type="table" w:styleId="43">
+  <w:style w:type="table" w:styleId="753">
     <w:name w:val="Grid Table 4 - Accent 3"/>
-    <w:basedOn w:val="11"/>
+    <w:basedOn w:val="721"/>
     <w:uiPriority w:val="59"/>
     <w:pPr>
       <w:pBdr/>
@@ -13472,9 +14103,9 @@
       </w:tcPr>
     </w:tblStylePr>
   </w:style>
-  <w:style w:type="table" w:styleId="44">
+  <w:style w:type="table" w:styleId="754">
     <w:name w:val="Grid Table 4 - Accent 4"/>
-    <w:basedOn w:val="11"/>
+    <w:basedOn w:val="721"/>
     <w:uiPriority w:val="59"/>
     <w:pPr>
       <w:pBdr/>
@@ -13705,9 +14336,9 @@
       </w:tcPr>
     </w:tblStylePr>
   </w:style>
-  <w:style w:type="table" w:styleId="45">
+  <w:style w:type="table" w:styleId="755">
     <w:name w:val="Grid Table 4 - Accent 5"/>
-    <w:basedOn w:val="11"/>
+    <w:basedOn w:val="721"/>
     <w:uiPriority w:val="59"/>
     <w:pPr>
       <w:pBdr/>
@@ -13938,9 +14569,9 @@
       </w:tcPr>
     </w:tblStylePr>
   </w:style>
-  <w:style w:type="table" w:styleId="46">
+  <w:style w:type="table" w:styleId="756">
     <w:name w:val="Grid Table 4 - Accent 6"/>
-    <w:basedOn w:val="11"/>
+    <w:basedOn w:val="721"/>
     <w:uiPriority w:val="59"/>
     <w:pPr>
       <w:pBdr/>
@@ -14171,9 +14802,9 @@
       </w:tcPr>
     </w:tblStylePr>
   </w:style>
-  <w:style w:type="table" w:styleId="47">
+  <w:style w:type="table" w:styleId="757">
     <w:name w:val="Grid Table 5 Dark"/>
-    <w:basedOn w:val="11"/>
+    <w:basedOn w:val="721"/>
     <w:uiPriority w:val="99"/>
     <w:pPr>
       <w:pBdr/>
@@ -14399,9 +15030,9 @@
       </w:tcPr>
     </w:tblStylePr>
   </w:style>
-  <w:style w:type="table" w:styleId="48">
+  <w:style w:type="table" w:styleId="758">
     <w:name w:val="Grid Table 5 Dark- Accent 1"/>
-    <w:basedOn w:val="11"/>
+    <w:basedOn w:val="721"/>
     <w:uiPriority w:val="99"/>
     <w:pPr>
       <w:pBdr/>
@@ -14627,9 +15258,9 @@
       </w:tcPr>
     </w:tblStylePr>
   </w:style>
-  <w:style w:type="table" w:styleId="49">
+  <w:style w:type="table" w:styleId="759">
     <w:name w:val="Grid Table 5 Dark - Accent 2"/>
-    <w:basedOn w:val="11"/>
+    <w:basedOn w:val="721"/>
     <w:uiPriority w:val="99"/>
     <w:pPr>
       <w:pBdr/>
@@ -14855,9 +15486,9 @@
       </w:tcPr>
     </w:tblStylePr>
   </w:style>
-  <w:style w:type="table" w:styleId="50">
+  <w:style w:type="table" w:styleId="760">
     <w:name w:val="Grid Table 5 Dark - Accent 3"/>
-    <w:basedOn w:val="11"/>
+    <w:basedOn w:val="721"/>
     <w:uiPriority w:val="99"/>
     <w:pPr>
       <w:pBdr/>
@@ -15083,9 +15714,9 @@
       </w:tcPr>
     </w:tblStylePr>
   </w:style>
-  <w:style w:type="table" w:styleId="51">
+  <w:style w:type="table" w:styleId="761">
     <w:name w:val="Grid Table 5 Dark- Accent 4"/>
-    <w:basedOn w:val="11"/>
+    <w:basedOn w:val="721"/>
     <w:uiPriority w:val="99"/>
     <w:pPr>
       <w:pBdr/>
@@ -15311,9 +15942,9 @@
       </w:tcPr>
     </w:tblStylePr>
   </w:style>
-  <w:style w:type="table" w:styleId="52">
+  <w:style w:type="table" w:styleId="762">
     <w:name w:val="Grid Table 5 Dark - Accent 5"/>
-    <w:basedOn w:val="11"/>
+    <w:basedOn w:val="721"/>
     <w:uiPriority w:val="99"/>
     <w:pPr>
       <w:pBdr/>
@@ -15539,9 +16170,9 @@
       </w:tcPr>
     </w:tblStylePr>
   </w:style>
-  <w:style w:type="table" w:styleId="53">
+  <w:style w:type="table" w:styleId="763">
     <w:name w:val="Grid Table 5 Dark - Accent 6"/>
-    <w:basedOn w:val="11"/>
+    <w:basedOn w:val="721"/>
     <w:uiPriority w:val="99"/>
     <w:pPr>
       <w:pBdr/>
@@ -15767,9 +16398,9 @@
       </w:tcPr>
     </w:tblStylePr>
   </w:style>
-  <w:style w:type="table" w:styleId="54">
+  <w:style w:type="table" w:styleId="764">
     <w:name w:val="Grid Table 6 Colorful"/>
-    <w:basedOn w:val="11"/>
+    <w:basedOn w:val="721"/>
     <w:uiPriority w:val="99"/>
     <w:pPr>
       <w:pBdr/>
@@ -15997,9 +16628,9 @@
       </w:tcPr>
     </w:tblStylePr>
   </w:style>
-  <w:style w:type="table" w:styleId="55">
+  <w:style w:type="table" w:styleId="765">
     <w:name w:val="Grid Table 6 Colorful - Accent 1"/>
-    <w:basedOn w:val="11"/>
+    <w:basedOn w:val="721"/>
     <w:uiPriority w:val="99"/>
     <w:pPr>
       <w:pBdr/>
@@ -16227,9 +16858,9 @@
       </w:tcPr>
     </w:tblStylePr>
   </w:style>
-  <w:style w:type="table" w:styleId="56">
+  <w:style w:type="table" w:styleId="766">
     <w:name w:val="Grid Table 6 Colorful - Accent 2"/>
-    <w:basedOn w:val="11"/>
+    <w:basedOn w:val="721"/>
     <w:uiPriority w:val="99"/>
     <w:pPr>
       <w:pBdr/>
@@ -16457,9 +17088,9 @@
       </w:tcPr>
     </w:tblStylePr>
   </w:style>
-  <w:style w:type="table" w:styleId="57">
+  <w:style w:type="table" w:styleId="767">
     <w:name w:val="Grid Table 6 Colorful - Accent 3"/>
-    <w:basedOn w:val="11"/>
+    <w:basedOn w:val="721"/>
     <w:uiPriority w:val="99"/>
     <w:pPr>
       <w:pBdr/>
@@ -16687,9 +17318,9 @@
       </w:tcPr>
     </w:tblStylePr>
   </w:style>
-  <w:style w:type="table" w:styleId="58">
+  <w:style w:type="table" w:styleId="768">
     <w:name w:val="Grid Table 6 Colorful - Accent 4"/>
-    <w:basedOn w:val="11"/>
+    <w:basedOn w:val="721"/>
     <w:uiPriority w:val="99"/>
     <w:pPr>
       <w:pBdr/>
@@ -16917,9 +17548,9 @@
       </w:tcPr>
     </w:tblStylePr>
   </w:style>
-  <w:style w:type="table" w:styleId="59">
+  <w:style w:type="table" w:styleId="769">
     <w:name w:val="Grid Table 6 Colorful - Accent 5"/>
-    <w:basedOn w:val="11"/>
+    <w:basedOn w:val="721"/>
     <w:uiPriority w:val="99"/>
     <w:pPr>
       <w:pBdr/>
@@ -17147,9 +17778,9 @@
       </w:tcPr>
     </w:tblStylePr>
   </w:style>
-  <w:style w:type="table" w:styleId="60">
+  <w:style w:type="table" w:styleId="770">
     <w:name w:val="Grid Table 6 Colorful - Accent 6"/>
-    <w:basedOn w:val="11"/>
+    <w:basedOn w:val="721"/>
     <w:uiPriority w:val="99"/>
     <w:pPr>
       <w:pBdr/>
@@ -17377,9 +18008,9 @@
       </w:tcPr>
     </w:tblStylePr>
   </w:style>
-  <w:style w:type="table" w:styleId="61">
+  <w:style w:type="table" w:styleId="771">
     <w:name w:val="Grid Table 7 Colorful"/>
-    <w:basedOn w:val="11"/>
+    <w:basedOn w:val="721"/>
     <w:uiPriority w:val="99"/>
     <w:pPr>
       <w:pBdr/>
@@ -17481,11 +18112,11 @@
         <w:tblBorders/>
       </w:tblPr>
       <w:tcPr>
-        <w:shd w:color="ffffff"/>
+        <w:shd w:val="clear" w:color="ffffff"/>
         <w:tcBorders>
-          <w:top w:val="none"/>
-          <w:left w:val="none"/>
-          <w:bottom w:val="none"/>
+          <w:top w:val="none" w:color="000000" w:sz="4" w:space="0"/>
+          <w:left w:val="none" w:color="000000" w:sz="4" w:space="0"/>
+          <w:bottom w:val="none" w:color="000000" w:sz="4" w:space="0"/>
           <w:right w:val="single" w:color="000000" w:themeColor="text1" w:themeTint="80" w:sz="4" w:space="0"/>
         </w:tcBorders>
       </w:tcPr>
@@ -17508,10 +18139,10 @@
       <w:tcPr>
         <w:shd w:val="clear" w:color="ffffff" w:themeColor="light1" w:fill="ffffff" w:themeFill="light1"/>
         <w:tcBorders>
-          <w:top w:val="none"/>
-          <w:left w:val="none"/>
+          <w:top w:val="none" w:color="000000" w:sz="4" w:space="0"/>
+          <w:left w:val="none" w:color="000000" w:sz="4" w:space="0"/>
           <w:bottom w:val="single" w:color="000000" w:themeColor="text1" w:themeTint="80" w:sz="4" w:space="0"/>
-          <w:right w:val="none"/>
+          <w:right w:val="none" w:color="000000" w:sz="4" w:space="0"/>
         </w:tcBorders>
       </w:tcPr>
     </w:tblStylePr>
@@ -17531,12 +18162,12 @@
         <w:tblBorders/>
       </w:tblPr>
       <w:tcPr>
-        <w:shd w:color="ffffff"/>
+        <w:shd w:val="clear" w:color="ffffff"/>
         <w:tcBorders>
-          <w:top w:val="none"/>
+          <w:top w:val="none" w:color="000000" w:sz="4" w:space="0"/>
           <w:left w:val="single" w:color="000000" w:themeColor="text1" w:themeTint="80" w:sz="4" w:space="0"/>
-          <w:bottom w:val="none"/>
-          <w:right w:val="none"/>
+          <w:bottom w:val="none" w:color="000000" w:sz="4" w:space="0"/>
+          <w:right w:val="none" w:color="000000" w:sz="4" w:space="0"/>
         </w:tcBorders>
       </w:tcPr>
     </w:tblStylePr>
@@ -17559,9 +18190,9 @@
         <w:shd w:val="clear" w:color="ffffff" w:themeColor="light1" w:fill="ffffff" w:themeFill="light1"/>
         <w:tcBorders>
           <w:top w:val="single" w:color="000000" w:themeColor="text1" w:themeTint="80" w:sz="4" w:space="0"/>
-          <w:left w:val="none"/>
-          <w:bottom w:val="none"/>
-          <w:right w:val="none"/>
+          <w:left w:val="none" w:color="000000" w:sz="4" w:space="0"/>
+          <w:bottom w:val="none" w:color="000000" w:sz="4" w:space="0"/>
+          <w:right w:val="none" w:color="000000" w:sz="4" w:space="0"/>
         </w:tcBorders>
       </w:tcPr>
     </w:tblStylePr>
@@ -17631,9 +18262,9 @@
       </w:tcPr>
     </w:tblStylePr>
   </w:style>
-  <w:style w:type="table" w:styleId="62">
+  <w:style w:type="table" w:styleId="772">
     <w:name w:val="Grid Table 7 Colorful - Accent 1"/>
-    <w:basedOn w:val="11"/>
+    <w:basedOn w:val="721"/>
     <w:uiPriority w:val="99"/>
     <w:pPr>
       <w:pBdr/>
@@ -17735,11 +18366,11 @@
         <w:tblBorders/>
       </w:tblPr>
       <w:tcPr>
-        <w:shd w:color="ffffff"/>
+        <w:shd w:val="clear" w:color="ffffff"/>
         <w:tcBorders>
-          <w:top w:val="none"/>
-          <w:left w:val="none"/>
-          <w:bottom w:val="none"/>
+          <w:top w:val="none" w:color="000000" w:sz="4" w:space="0"/>
+          <w:left w:val="none" w:color="000000" w:sz="4" w:space="0"/>
+          <w:bottom w:val="none" w:color="000000" w:sz="4" w:space="0"/>
           <w:right w:val="single" w:color="000000" w:themeColor="accent1" w:themeTint="80" w:sz="4" w:space="0"/>
         </w:tcBorders>
       </w:tcPr>
@@ -17762,10 +18393,10 @@
       <w:tcPr>
         <w:shd w:val="clear" w:color="ffffff" w:themeColor="light1" w:fill="ffffff" w:themeFill="light1"/>
         <w:tcBorders>
-          <w:top w:val="none"/>
-          <w:left w:val="none"/>
+          <w:top w:val="none" w:color="000000" w:sz="4" w:space="0"/>
+          <w:left w:val="none" w:color="000000" w:sz="4" w:space="0"/>
           <w:bottom w:val="single" w:color="000000" w:themeColor="accent1" w:themeTint="80" w:sz="4" w:space="0"/>
-          <w:right w:val="none"/>
+          <w:right w:val="none" w:color="000000" w:sz="4" w:space="0"/>
         </w:tcBorders>
       </w:tcPr>
     </w:tblStylePr>
@@ -17785,12 +18416,12 @@
         <w:tblBorders/>
       </w:tblPr>
       <w:tcPr>
-        <w:shd w:color="ffffff"/>
+        <w:shd w:val="clear" w:color="ffffff"/>
         <w:tcBorders>
-          <w:top w:val="none"/>
+          <w:top w:val="none" w:color="000000" w:sz="4" w:space="0"/>
           <w:left w:val="single" w:color="000000" w:themeColor="accent1" w:themeTint="80" w:sz="4" w:space="0"/>
-          <w:bottom w:val="none"/>
-          <w:right w:val="none"/>
+          <w:bottom w:val="none" w:color="000000" w:sz="4" w:space="0"/>
+          <w:right w:val="none" w:color="000000" w:sz="4" w:space="0"/>
         </w:tcBorders>
       </w:tcPr>
     </w:tblStylePr>
@@ -17813,9 +18444,9 @@
         <w:shd w:val="clear" w:color="ffffff" w:themeColor="light1" w:fill="ffffff" w:themeFill="light1"/>
         <w:tcBorders>
           <w:top w:val="single" w:color="000000" w:themeColor="accent1" w:themeTint="80" w:sz="4" w:space="0"/>
-          <w:left w:val="none"/>
-          <w:bottom w:val="none"/>
-          <w:right w:val="none"/>
+          <w:left w:val="none" w:color="000000" w:sz="4" w:space="0"/>
+          <w:bottom w:val="none" w:color="000000" w:sz="4" w:space="0"/>
+          <w:right w:val="none" w:color="000000" w:sz="4" w:space="0"/>
         </w:tcBorders>
       </w:tcPr>
     </w:tblStylePr>
@@ -17885,9 +18516,9 @@
       </w:tcPr>
     </w:tblStylePr>
   </w:style>
-  <w:style w:type="table" w:styleId="63">
+  <w:style w:type="table" w:styleId="773">
     <w:name w:val="Grid Table 7 Colorful - Accent 2"/>
-    <w:basedOn w:val="11"/>
+    <w:basedOn w:val="721"/>
     <w:uiPriority w:val="99"/>
     <w:pPr>
       <w:pBdr/>
@@ -17989,11 +18620,11 @@
         <w:tblBorders/>
       </w:tblPr>
       <w:tcPr>
-        <w:shd w:color="ffffff"/>
+        <w:shd w:val="clear" w:color="ffffff"/>
         <w:tcBorders>
-          <w:top w:val="none"/>
-          <w:left w:val="none"/>
-          <w:bottom w:val="none"/>
+          <w:top w:val="none" w:color="000000" w:sz="4" w:space="0"/>
+          <w:left w:val="none" w:color="000000" w:sz="4" w:space="0"/>
+          <w:bottom w:val="none" w:color="000000" w:sz="4" w:space="0"/>
           <w:right w:val="single" w:color="000000" w:themeColor="accent2" w:themeTint="97" w:sz="4" w:space="0"/>
         </w:tcBorders>
       </w:tcPr>
@@ -18016,10 +18647,10 @@
       <w:tcPr>
         <w:shd w:val="clear" w:color="ffffff" w:themeColor="light1" w:fill="ffffff" w:themeFill="light1"/>
         <w:tcBorders>
-          <w:top w:val="none"/>
-          <w:left w:val="none"/>
+          <w:top w:val="none" w:color="000000" w:sz="4" w:space="0"/>
+          <w:left w:val="none" w:color="000000" w:sz="4" w:space="0"/>
           <w:bottom w:val="single" w:color="000000" w:themeColor="accent2" w:themeTint="97" w:sz="4" w:space="0"/>
-          <w:right w:val="none"/>
+          <w:right w:val="none" w:color="000000" w:sz="4" w:space="0"/>
         </w:tcBorders>
       </w:tcPr>
     </w:tblStylePr>
@@ -18039,12 +18670,12 @@
         <w:tblBorders/>
       </w:tblPr>
       <w:tcPr>
-        <w:shd w:color="ffffff"/>
+        <w:shd w:val="clear" w:color="ffffff"/>
         <w:tcBorders>
-          <w:top w:val="none"/>
+          <w:top w:val="none" w:color="000000" w:sz="4" w:space="0"/>
           <w:left w:val="single" w:color="000000" w:themeColor="accent2" w:themeTint="97" w:sz="4" w:space="0"/>
-          <w:bottom w:val="none"/>
-          <w:right w:val="none"/>
+          <w:bottom w:val="none" w:color="000000" w:sz="4" w:space="0"/>
+          <w:right w:val="none" w:color="000000" w:sz="4" w:space="0"/>
         </w:tcBorders>
       </w:tcPr>
     </w:tblStylePr>
@@ -18067,9 +18698,9 @@
         <w:shd w:val="clear" w:color="ffffff" w:themeColor="light1" w:fill="ffffff" w:themeFill="light1"/>
         <w:tcBorders>
           <w:top w:val="single" w:color="000000" w:themeColor="accent2" w:themeTint="97" w:sz="4" w:space="0"/>
-          <w:left w:val="none"/>
-          <w:bottom w:val="none"/>
-          <w:right w:val="none"/>
+          <w:left w:val="none" w:color="000000" w:sz="4" w:space="0"/>
+          <w:bottom w:val="none" w:color="000000" w:sz="4" w:space="0"/>
+          <w:right w:val="none" w:color="000000" w:sz="4" w:space="0"/>
         </w:tcBorders>
       </w:tcPr>
     </w:tblStylePr>
@@ -18139,9 +18770,9 @@
       </w:tcPr>
     </w:tblStylePr>
   </w:style>
-  <w:style w:type="table" w:styleId="64">
+  <w:style w:type="table" w:styleId="774">
     <w:name w:val="Grid Table 7 Colorful - Accent 3"/>
-    <w:basedOn w:val="11"/>
+    <w:basedOn w:val="721"/>
     <w:uiPriority w:val="99"/>
     <w:pPr>
       <w:pBdr/>
@@ -18243,11 +18874,11 @@
         <w:tblBorders/>
       </w:tblPr>
       <w:tcPr>
-        <w:shd w:color="ffffff"/>
+        <w:shd w:val="clear" w:color="ffffff"/>
         <w:tcBorders>
-          <w:top w:val="none"/>
-          <w:left w:val="none"/>
-          <w:bottom w:val="none"/>
+          <w:top w:val="none" w:color="000000" w:sz="4" w:space="0"/>
+          <w:left w:val="none" w:color="000000" w:sz="4" w:space="0"/>
+          <w:bottom w:val="none" w:color="000000" w:sz="4" w:space="0"/>
           <w:right w:val="single" w:color="000000" w:themeColor="accent3" w:themeTint="FE" w:sz="4" w:space="0"/>
         </w:tcBorders>
       </w:tcPr>
@@ -18270,10 +18901,10 @@
       <w:tcPr>
         <w:shd w:val="clear" w:color="ffffff" w:themeColor="light1" w:fill="ffffff" w:themeFill="light1"/>
         <w:tcBorders>
-          <w:top w:val="none"/>
-          <w:left w:val="none"/>
+          <w:top w:val="none" w:color="000000" w:sz="4" w:space="0"/>
+          <w:left w:val="none" w:color="000000" w:sz="4" w:space="0"/>
           <w:bottom w:val="single" w:color="000000" w:themeColor="accent3" w:themeTint="FE" w:sz="4" w:space="0"/>
-          <w:right w:val="none"/>
+          <w:right w:val="none" w:color="000000" w:sz="4" w:space="0"/>
         </w:tcBorders>
       </w:tcPr>
     </w:tblStylePr>
@@ -18293,12 +18924,12 @@
         <w:tblBorders/>
       </w:tblPr>
       <w:tcPr>
-        <w:shd w:color="ffffff"/>
+        <w:shd w:val="clear" w:color="ffffff"/>
         <w:tcBorders>
-          <w:top w:val="none"/>
+          <w:top w:val="none" w:color="000000" w:sz="4" w:space="0"/>
           <w:left w:val="single" w:color="000000" w:themeColor="accent3" w:themeTint="FE" w:sz="4" w:space="0"/>
-          <w:bottom w:val="none"/>
-          <w:right w:val="none"/>
+          <w:bottom w:val="none" w:color="000000" w:sz="4" w:space="0"/>
+          <w:right w:val="none" w:color="000000" w:sz="4" w:space="0"/>
         </w:tcBorders>
       </w:tcPr>
     </w:tblStylePr>
@@ -18321,9 +18952,9 @@
         <w:shd w:val="clear" w:color="ffffff" w:themeColor="light1" w:fill="ffffff" w:themeFill="light1"/>
         <w:tcBorders>
           <w:top w:val="single" w:color="000000" w:themeColor="accent3" w:themeTint="FE" w:sz="4" w:space="0"/>
-          <w:left w:val="none"/>
-          <w:bottom w:val="none"/>
-          <w:right w:val="none"/>
+          <w:left w:val="none" w:color="000000" w:sz="4" w:space="0"/>
+          <w:bottom w:val="none" w:color="000000" w:sz="4" w:space="0"/>
+          <w:right w:val="none" w:color="000000" w:sz="4" w:space="0"/>
         </w:tcBorders>
       </w:tcPr>
     </w:tblStylePr>
@@ -18393,9 +19024,9 @@
       </w:tcPr>
     </w:tblStylePr>
   </w:style>
-  <w:style w:type="table" w:styleId="65">
+  <w:style w:type="table" w:styleId="775">
     <w:name w:val="Grid Table 7 Colorful - Accent 4"/>
-    <w:basedOn w:val="11"/>
+    <w:basedOn w:val="721"/>
     <w:uiPriority w:val="99"/>
     <w:pPr>
       <w:pBdr/>
@@ -18497,11 +19128,11 @@
         <w:tblBorders/>
       </w:tblPr>
       <w:tcPr>
-        <w:shd w:color="ffffff"/>
+        <w:shd w:val="clear" w:color="ffffff"/>
         <w:tcBorders>
-          <w:top w:val="none"/>
-          <w:left w:val="none"/>
-          <w:bottom w:val="none"/>
+          <w:top w:val="none" w:color="000000" w:sz="4" w:space="0"/>
+          <w:left w:val="none" w:color="000000" w:sz="4" w:space="0"/>
+          <w:bottom w:val="none" w:color="000000" w:sz="4" w:space="0"/>
           <w:right w:val="single" w:color="000000" w:themeColor="accent4" w:themeTint="9A" w:sz="4" w:space="0"/>
         </w:tcBorders>
       </w:tcPr>
@@ -18524,10 +19155,10 @@
       <w:tcPr>
         <w:shd w:val="clear" w:color="ffffff" w:themeColor="light1" w:fill="ffffff" w:themeFill="light1"/>
         <w:tcBorders>
-          <w:top w:val="none"/>
-          <w:left w:val="none"/>
+          <w:top w:val="none" w:color="000000" w:sz="4" w:space="0"/>
+          <w:left w:val="none" w:color="000000" w:sz="4" w:space="0"/>
           <w:bottom w:val="single" w:color="000000" w:themeColor="accent4" w:themeTint="9A" w:sz="4" w:space="0"/>
-          <w:right w:val="none"/>
+          <w:right w:val="none" w:color="000000" w:sz="4" w:space="0"/>
         </w:tcBorders>
       </w:tcPr>
     </w:tblStylePr>
@@ -18547,12 +19178,12 @@
         <w:tblBorders/>
       </w:tblPr>
       <w:tcPr>
-        <w:shd w:color="ffffff"/>
+        <w:shd w:val="clear" w:color="ffffff"/>
         <w:tcBorders>
-          <w:top w:val="none"/>
+          <w:top w:val="none" w:color="000000" w:sz="4" w:space="0"/>
           <w:left w:val="single" w:color="000000" w:themeColor="accent4" w:themeTint="9A" w:sz="4" w:space="0"/>
-          <w:bottom w:val="none"/>
-          <w:right w:val="none"/>
+          <w:bottom w:val="none" w:color="000000" w:sz="4" w:space="0"/>
+          <w:right w:val="none" w:color="000000" w:sz="4" w:space="0"/>
         </w:tcBorders>
       </w:tcPr>
     </w:tblStylePr>
@@ -18575,9 +19206,9 @@
         <w:shd w:val="clear" w:color="ffffff" w:themeColor="light1" w:fill="ffffff" w:themeFill="light1"/>
         <w:tcBorders>
           <w:top w:val="single" w:color="000000" w:themeColor="accent4" w:themeTint="9A" w:sz="4" w:space="0"/>
-          <w:left w:val="none"/>
-          <w:bottom w:val="none"/>
-          <w:right w:val="none"/>
+          <w:left w:val="none" w:color="000000" w:sz="4" w:space="0"/>
+          <w:bottom w:val="none" w:color="000000" w:sz="4" w:space="0"/>
+          <w:right w:val="none" w:color="000000" w:sz="4" w:space="0"/>
         </w:tcBorders>
       </w:tcPr>
     </w:tblStylePr>
@@ -18647,9 +19278,9 @@
       </w:tcPr>
     </w:tblStylePr>
   </w:style>
-  <w:style w:type="table" w:styleId="66">
+  <w:style w:type="table" w:styleId="776">
     <w:name w:val="Grid Table 7 Colorful - Accent 5"/>
-    <w:basedOn w:val="11"/>
+    <w:basedOn w:val="721"/>
     <w:uiPriority w:val="99"/>
     <w:pPr>
       <w:pBdr/>
@@ -18751,11 +19382,11 @@
         <w:tblBorders/>
       </w:tblPr>
       <w:tcPr>
-        <w:shd w:color="ffffff"/>
+        <w:shd w:val="clear" w:color="ffffff"/>
         <w:tcBorders>
-          <w:top w:val="none"/>
-          <w:left w:val="none"/>
-          <w:bottom w:val="none"/>
+          <w:top w:val="none" w:color="000000" w:sz="4" w:space="0"/>
+          <w:left w:val="none" w:color="000000" w:sz="4" w:space="0"/>
+          <w:bottom w:val="none" w:color="000000" w:sz="4" w:space="0"/>
           <w:right w:val="single" w:color="000000" w:themeColor="accent5" w:themeTint="90" w:sz="4" w:space="0"/>
         </w:tcBorders>
       </w:tcPr>
@@ -18778,10 +19409,10 @@
       <w:tcPr>
         <w:shd w:val="clear" w:color="ffffff" w:themeColor="light1" w:fill="ffffff" w:themeFill="light1"/>
         <w:tcBorders>
-          <w:top w:val="none"/>
-          <w:left w:val="none"/>
+          <w:top w:val="none" w:color="000000" w:sz="4" w:space="0"/>
+          <w:left w:val="none" w:color="000000" w:sz="4" w:space="0"/>
           <w:bottom w:val="single" w:color="000000" w:themeColor="accent5" w:themeTint="90" w:sz="4" w:space="0"/>
-          <w:right w:val="none"/>
+          <w:right w:val="none" w:color="000000" w:sz="4" w:space="0"/>
         </w:tcBorders>
       </w:tcPr>
     </w:tblStylePr>
@@ -18801,12 +19432,12 @@
         <w:tblBorders/>
       </w:tblPr>
       <w:tcPr>
-        <w:shd w:color="ffffff"/>
+        <w:shd w:val="clear" w:color="ffffff"/>
         <w:tcBorders>
-          <w:top w:val="none"/>
+          <w:top w:val="none" w:color="000000" w:sz="4" w:space="0"/>
           <w:left w:val="single" w:color="000000" w:themeColor="accent5" w:themeTint="90" w:sz="4" w:space="0"/>
-          <w:bottom w:val="none"/>
-          <w:right w:val="none"/>
+          <w:bottom w:val="none" w:color="000000" w:sz="4" w:space="0"/>
+          <w:right w:val="none" w:color="000000" w:sz="4" w:space="0"/>
         </w:tcBorders>
       </w:tcPr>
     </w:tblStylePr>
@@ -18829,9 +19460,9 @@
         <w:shd w:val="clear" w:color="ffffff" w:themeColor="light1" w:fill="ffffff" w:themeFill="light1"/>
         <w:tcBorders>
           <w:top w:val="single" w:color="000000" w:themeColor="accent5" w:themeTint="90" w:sz="4" w:space="0"/>
-          <w:left w:val="none"/>
-          <w:bottom w:val="none"/>
-          <w:right w:val="none"/>
+          <w:left w:val="none" w:color="000000" w:sz="4" w:space="0"/>
+          <w:bottom w:val="none" w:color="000000" w:sz="4" w:space="0"/>
+          <w:right w:val="none" w:color="000000" w:sz="4" w:space="0"/>
         </w:tcBorders>
       </w:tcPr>
     </w:tblStylePr>
@@ -18901,9 +19532,9 @@
       </w:tcPr>
     </w:tblStylePr>
   </w:style>
-  <w:style w:type="table" w:styleId="67">
+  <w:style w:type="table" w:styleId="777">
     <w:name w:val="Grid Table 7 Colorful - Accent 6"/>
-    <w:basedOn w:val="11"/>
+    <w:basedOn w:val="721"/>
     <w:uiPriority w:val="99"/>
     <w:pPr>
       <w:pBdr/>
@@ -19005,11 +19636,11 @@
         <w:tblBorders/>
       </w:tblPr>
       <w:tcPr>
-        <w:shd w:color="ffffff"/>
+        <w:shd w:val="clear" w:color="ffffff"/>
         <w:tcBorders>
-          <w:top w:val="none"/>
-          <w:left w:val="none"/>
-          <w:bottom w:val="none"/>
+          <w:top w:val="none" w:color="000000" w:sz="4" w:space="0"/>
+          <w:left w:val="none" w:color="000000" w:sz="4" w:space="0"/>
+          <w:bottom w:val="none" w:color="000000" w:sz="4" w:space="0"/>
           <w:right w:val="single" w:color="000000" w:themeColor="accent6" w:themeTint="90" w:sz="4" w:space="0"/>
         </w:tcBorders>
       </w:tcPr>
@@ -19032,10 +19663,10 @@
       <w:tcPr>
         <w:shd w:val="clear" w:color="ffffff" w:themeColor="light1" w:fill="ffffff" w:themeFill="light1"/>
         <w:tcBorders>
-          <w:top w:val="none"/>
-          <w:left w:val="none"/>
+          <w:top w:val="none" w:color="000000" w:sz="4" w:space="0"/>
+          <w:left w:val="none" w:color="000000" w:sz="4" w:space="0"/>
           <w:bottom w:val="single" w:color="000000" w:themeColor="accent6" w:themeTint="90" w:sz="4" w:space="0"/>
-          <w:right w:val="none"/>
+          <w:right w:val="none" w:color="000000" w:sz="4" w:space="0"/>
         </w:tcBorders>
       </w:tcPr>
     </w:tblStylePr>
@@ -19055,12 +19686,12 @@
         <w:tblBorders/>
       </w:tblPr>
       <w:tcPr>
-        <w:shd w:color="ffffff"/>
+        <w:shd w:val="clear" w:color="ffffff"/>
         <w:tcBorders>
-          <w:top w:val="none"/>
+          <w:top w:val="none" w:color="000000" w:sz="4" w:space="0"/>
           <w:left w:val="single" w:color="000000" w:themeColor="accent6" w:themeTint="90" w:sz="4" w:space="0"/>
-          <w:bottom w:val="none"/>
-          <w:right w:val="none"/>
+          <w:bottom w:val="none" w:color="000000" w:sz="4" w:space="0"/>
+          <w:right w:val="none" w:color="000000" w:sz="4" w:space="0"/>
         </w:tcBorders>
       </w:tcPr>
     </w:tblStylePr>
@@ -19083,9 +19714,9 @@
         <w:shd w:val="clear" w:color="ffffff" w:themeColor="light1" w:fill="ffffff" w:themeFill="light1"/>
         <w:tcBorders>
           <w:top w:val="single" w:color="000000" w:themeColor="accent6" w:themeTint="90" w:sz="4" w:space="0"/>
-          <w:left w:val="none"/>
-          <w:bottom w:val="none"/>
-          <w:right w:val="none"/>
+          <w:left w:val="none" w:color="000000" w:sz="4" w:space="0"/>
+          <w:bottom w:val="none" w:color="000000" w:sz="4" w:space="0"/>
+          <w:right w:val="none" w:color="000000" w:sz="4" w:space="0"/>
         </w:tcBorders>
       </w:tcPr>
     </w:tblStylePr>
@@ -19155,9 +19786,9 @@
       </w:tcPr>
     </w:tblStylePr>
   </w:style>
-  <w:style w:type="table" w:styleId="68">
+  <w:style w:type="table" w:styleId="778">
     <w:name w:val="List Table 1 Light"/>
-    <w:basedOn w:val="11"/>
+    <w:basedOn w:val="721"/>
     <w:uiPriority w:val="99"/>
     <w:pPr>
       <w:pBdr/>
@@ -19371,9 +20002,9 @@
       </w:tcPr>
     </w:tblStylePr>
   </w:style>
-  <w:style w:type="table" w:styleId="69">
+  <w:style w:type="table" w:styleId="779">
     <w:name w:val="List Table 1 Light - Accent 1"/>
-    <w:basedOn w:val="11"/>
+    <w:basedOn w:val="721"/>
     <w:uiPriority w:val="99"/>
     <w:pPr>
       <w:pBdr/>
@@ -19587,9 +20218,9 @@
       </w:tcPr>
     </w:tblStylePr>
   </w:style>
-  <w:style w:type="table" w:styleId="70">
+  <w:style w:type="table" w:styleId="780">
     <w:name w:val="List Table 1 Light - Accent 2"/>
-    <w:basedOn w:val="11"/>
+    <w:basedOn w:val="721"/>
     <w:uiPriority w:val="99"/>
     <w:pPr>
       <w:pBdr/>
@@ -19803,9 +20434,9 @@
       </w:tcPr>
     </w:tblStylePr>
   </w:style>
-  <w:style w:type="table" w:styleId="71">
+  <w:style w:type="table" w:styleId="781">
     <w:name w:val="List Table 1 Light - Accent 3"/>
-    <w:basedOn w:val="11"/>
+    <w:basedOn w:val="721"/>
     <w:uiPriority w:val="99"/>
     <w:pPr>
       <w:pBdr/>
@@ -20019,9 +20650,9 @@
       </w:tcPr>
     </w:tblStylePr>
   </w:style>
-  <w:style w:type="table" w:styleId="72">
+  <w:style w:type="table" w:styleId="782">
     <w:name w:val="List Table 1 Light - Accent 4"/>
-    <w:basedOn w:val="11"/>
+    <w:basedOn w:val="721"/>
     <w:uiPriority w:val="99"/>
     <w:pPr>
       <w:pBdr/>
@@ -20235,9 +20866,9 @@
       </w:tcPr>
     </w:tblStylePr>
   </w:style>
-  <w:style w:type="table" w:styleId="73">
+  <w:style w:type="table" w:styleId="783">
     <w:name w:val="List Table 1 Light - Accent 5"/>
-    <w:basedOn w:val="11"/>
+    <w:basedOn w:val="721"/>
     <w:uiPriority w:val="99"/>
     <w:pPr>
       <w:pBdr/>
@@ -20451,9 +21082,9 @@
       </w:tcPr>
     </w:tblStylePr>
   </w:style>
-  <w:style w:type="table" w:styleId="74">
+  <w:style w:type="table" w:styleId="784">
     <w:name w:val="List Table 1 Light - Accent 6"/>
-    <w:basedOn w:val="11"/>
+    <w:basedOn w:val="721"/>
     <w:uiPriority w:val="99"/>
     <w:pPr>
       <w:pBdr/>
@@ -20667,9 +21298,9 @@
       </w:tcPr>
     </w:tblStylePr>
   </w:style>
-  <w:style w:type="table" w:styleId="75">
+  <w:style w:type="table" w:styleId="785">
     <w:name w:val="List Table 2"/>
-    <w:basedOn w:val="11"/>
+    <w:basedOn w:val="721"/>
     <w:uiPriority w:val="99"/>
     <w:pPr>
       <w:pBdr/>
@@ -20905,9 +21536,9 @@
       </w:tcPr>
     </w:tblStylePr>
   </w:style>
-  <w:style w:type="table" w:styleId="76">
+  <w:style w:type="table" w:styleId="786">
     <w:name w:val="List Table 2 - Accent 1"/>
-    <w:basedOn w:val="11"/>
+    <w:basedOn w:val="721"/>
     <w:uiPriority w:val="99"/>
     <w:pPr>
       <w:pBdr/>
@@ -21143,9 +21774,9 @@
       </w:tcPr>
     </w:tblStylePr>
   </w:style>
-  <w:style w:type="table" w:styleId="77">
+  <w:style w:type="table" w:styleId="787">
     <w:name w:val="List Table 2 - Accent 2"/>
-    <w:basedOn w:val="11"/>
+    <w:basedOn w:val="721"/>
     <w:uiPriority w:val="99"/>
     <w:pPr>
       <w:pBdr/>
@@ -21381,9 +22012,9 @@
       </w:tcPr>
     </w:tblStylePr>
   </w:style>
-  <w:style w:type="table" w:styleId="78">
+  <w:style w:type="table" w:styleId="788">
     <w:name w:val="List Table 2 - Accent 3"/>
-    <w:basedOn w:val="11"/>
+    <w:basedOn w:val="721"/>
     <w:uiPriority w:val="99"/>
     <w:pPr>
       <w:pBdr/>
@@ -21619,9 +22250,9 @@
       </w:tcPr>
     </w:tblStylePr>
   </w:style>
-  <w:style w:type="table" w:styleId="79">
+  <w:style w:type="table" w:styleId="789">
     <w:name w:val="List Table 2 - Accent 4"/>
-    <w:basedOn w:val="11"/>
+    <w:basedOn w:val="721"/>
     <w:uiPriority w:val="99"/>
     <w:pPr>
       <w:pBdr/>
@@ -21857,9 +22488,9 @@
       </w:tcPr>
     </w:tblStylePr>
   </w:style>
-  <w:style w:type="table" w:styleId="80">
+  <w:style w:type="table" w:styleId="790">
     <w:name w:val="List Table 2 - Accent 5"/>
-    <w:basedOn w:val="11"/>
+    <w:basedOn w:val="721"/>
     <w:uiPriority w:val="99"/>
     <w:pPr>
       <w:pBdr/>
@@ -22095,9 +22726,9 @@
       </w:tcPr>
     </w:tblStylePr>
   </w:style>
-  <w:style w:type="table" w:styleId="81">
+  <w:style w:type="table" w:styleId="791">
     <w:name w:val="List Table 2 - Accent 6"/>
-    <w:basedOn w:val="11"/>
+    <w:basedOn w:val="721"/>
     <w:uiPriority w:val="99"/>
     <w:pPr>
       <w:pBdr/>
@@ -22333,9 +22964,9 @@
       </w:tcPr>
     </w:tblStylePr>
   </w:style>
-  <w:style w:type="table" w:styleId="82">
+  <w:style w:type="table" w:styleId="792">
     <w:name w:val="List Table 3"/>
-    <w:basedOn w:val="11"/>
+    <w:basedOn w:val="721"/>
     <w:uiPriority w:val="99"/>
     <w:pPr>
       <w:pBdr/>
@@ -22561,9 +23192,9 @@
       </w:tcPr>
     </w:tblStylePr>
   </w:style>
-  <w:style w:type="table" w:styleId="83">
+  <w:style w:type="table" w:styleId="793">
     <w:name w:val="List Table 3 - Accent 1"/>
-    <w:basedOn w:val="11"/>
+    <w:basedOn w:val="721"/>
     <w:uiPriority w:val="99"/>
     <w:pPr>
       <w:pBdr/>
@@ -22789,9 +23420,9 @@
       </w:tcPr>
     </w:tblStylePr>
   </w:style>
-  <w:style w:type="table" w:styleId="84">
+  <w:style w:type="table" w:styleId="794">
     <w:name w:val="List Table 3 - Accent 2"/>
-    <w:basedOn w:val="11"/>
+    <w:basedOn w:val="721"/>
     <w:uiPriority w:val="99"/>
     <w:pPr>
       <w:pBdr/>
@@ -23017,9 +23648,9 @@
       </w:tcPr>
     </w:tblStylePr>
   </w:style>
-  <w:style w:type="table" w:styleId="85">
+  <w:style w:type="table" w:styleId="795">
     <w:name w:val="List Table 3 - Accent 3"/>
-    <w:basedOn w:val="11"/>
+    <w:basedOn w:val="721"/>
     <w:uiPriority w:val="99"/>
     <w:pPr>
       <w:pBdr/>
@@ -23245,9 +23876,9 @@
       </w:tcPr>
     </w:tblStylePr>
   </w:style>
-  <w:style w:type="table" w:styleId="86">
+  <w:style w:type="table" w:styleId="796">
     <w:name w:val="List Table 3 - Accent 4"/>
-    <w:basedOn w:val="11"/>
+    <w:basedOn w:val="721"/>
     <w:uiPriority w:val="99"/>
     <w:pPr>
       <w:pBdr/>
@@ -23473,9 +24104,9 @@
       </w:tcPr>
     </w:tblStylePr>
   </w:style>
-  <w:style w:type="table" w:styleId="87">
+  <w:style w:type="table" w:styleId="797">
     <w:name w:val="List Table 3 - Accent 5"/>
-    <w:basedOn w:val="11"/>
+    <w:basedOn w:val="721"/>
     <w:uiPriority w:val="99"/>
     <w:pPr>
       <w:pBdr/>
@@ -23701,9 +24332,9 @@
       </w:tcPr>
     </w:tblStylePr>
   </w:style>
-  <w:style w:type="table" w:styleId="88">
+  <w:style w:type="table" w:styleId="798">
     <w:name w:val="List Table 3 - Accent 6"/>
-    <w:basedOn w:val="11"/>
+    <w:basedOn w:val="721"/>
     <w:uiPriority w:val="99"/>
     <w:pPr>
       <w:pBdr/>
@@ -23929,9 +24560,9 @@
       </w:tcPr>
     </w:tblStylePr>
   </w:style>
-  <w:style w:type="table" w:styleId="89">
+  <w:style w:type="table" w:styleId="799">
     <w:name w:val="List Table 4"/>
-    <w:basedOn w:val="11"/>
+    <w:basedOn w:val="721"/>
     <w:uiPriority w:val="99"/>
     <w:pPr>
       <w:pBdr/>
@@ -24154,9 +24785,9 @@
       </w:tcPr>
     </w:tblStylePr>
   </w:style>
-  <w:style w:type="table" w:styleId="90">
+  <w:style w:type="table" w:styleId="800">
     <w:name w:val="List Table 4 - Accent 1"/>
-    <w:basedOn w:val="11"/>
+    <w:basedOn w:val="721"/>
     <w:uiPriority w:val="99"/>
     <w:pPr>
       <w:pBdr/>
@@ -24379,9 +25010,9 @@
       </w:tcPr>
     </w:tblStylePr>
   </w:style>
-  <w:style w:type="table" w:styleId="91">
+  <w:style w:type="table" w:styleId="801">
     <w:name w:val="List Table 4 - Accent 2"/>
-    <w:basedOn w:val="11"/>
+    <w:basedOn w:val="721"/>
     <w:uiPriority w:val="99"/>
     <w:pPr>
       <w:pBdr/>
@@ -24604,9 +25235,9 @@
       </w:tcPr>
     </w:tblStylePr>
   </w:style>
-  <w:style w:type="table" w:styleId="92">
+  <w:style w:type="table" w:styleId="802">
     <w:name w:val="List Table 4 - Accent 3"/>
-    <w:basedOn w:val="11"/>
+    <w:basedOn w:val="721"/>
     <w:uiPriority w:val="99"/>
     <w:pPr>
       <w:pBdr/>
@@ -24829,9 +25460,9 @@
       </w:tcPr>
     </w:tblStylePr>
   </w:style>
-  <w:style w:type="table" w:styleId="93">
+  <w:style w:type="table" w:styleId="803">
     <w:name w:val="List Table 4 - Accent 4"/>
-    <w:basedOn w:val="11"/>
+    <w:basedOn w:val="721"/>
     <w:uiPriority w:val="99"/>
     <w:pPr>
       <w:pBdr/>
@@ -25054,9 +25685,9 @@
       </w:tcPr>
     </w:tblStylePr>
   </w:style>
-  <w:style w:type="table" w:styleId="94">
+  <w:style w:type="table" w:styleId="804">
     <w:name w:val="List Table 4 - Accent 5"/>
-    <w:basedOn w:val="11"/>
+    <w:basedOn w:val="721"/>
     <w:uiPriority w:val="99"/>
     <w:pPr>
       <w:pBdr/>
@@ -25279,9 +25910,9 @@
       </w:tcPr>
     </w:tblStylePr>
   </w:style>
-  <w:style w:type="table" w:styleId="95">
+  <w:style w:type="table" w:styleId="805">
     <w:name w:val="List Table 4 - Accent 6"/>
-    <w:basedOn w:val="11"/>
+    <w:basedOn w:val="721"/>
     <w:uiPriority w:val="99"/>
     <w:pPr>
       <w:pBdr/>
@@ -25504,9 +26135,9 @@
       </w:tcPr>
     </w:tblStylePr>
   </w:style>
-  <w:style w:type="table" w:styleId="96">
+  <w:style w:type="table" w:styleId="806">
     <w:name w:val="List Table 5 Dark"/>
-    <w:basedOn w:val="11"/>
+    <w:basedOn w:val="721"/>
     <w:uiPriority w:val="99"/>
     <w:pPr>
       <w:pBdr/>
@@ -25746,9 +26377,9 @@
       </w:tcPr>
     </w:tblStylePr>
   </w:style>
-  <w:style w:type="table" w:styleId="97">
+  <w:style w:type="table" w:styleId="807">
     <w:name w:val="List Table 5 Dark - Accent 1"/>
-    <w:basedOn w:val="11"/>
+    <w:basedOn w:val="721"/>
     <w:uiPriority w:val="99"/>
     <w:pPr>
       <w:pBdr/>
@@ -25988,9 +26619,9 @@
       </w:tcPr>
     </w:tblStylePr>
   </w:style>
-  <w:style w:type="table" w:styleId="98">
+  <w:style w:type="table" w:styleId="808">
     <w:name w:val="List Table 5 Dark - Accent 2"/>
-    <w:basedOn w:val="11"/>
+    <w:basedOn w:val="721"/>
     <w:uiPriority w:val="99"/>
     <w:pPr>
       <w:pBdr/>
@@ -26230,9 +26861,9 @@
       </w:tcPr>
     </w:tblStylePr>
   </w:style>
-  <w:style w:type="table" w:styleId="99">
+  <w:style w:type="table" w:styleId="809">
     <w:name w:val="List Table 5 Dark - Accent 3"/>
-    <w:basedOn w:val="11"/>
+    <w:basedOn w:val="721"/>
     <w:uiPriority w:val="99"/>
     <w:pPr>
       <w:pBdr/>
@@ -26472,9 +27103,9 @@
       </w:tcPr>
     </w:tblStylePr>
   </w:style>
-  <w:style w:type="table" w:styleId="100">
+  <w:style w:type="table" w:styleId="810">
     <w:name w:val="List Table 5 Dark - Accent 4"/>
-    <w:basedOn w:val="11"/>
+    <w:basedOn w:val="721"/>
     <w:uiPriority w:val="99"/>
     <w:pPr>
       <w:pBdr/>
@@ -26714,9 +27345,9 @@
       </w:tcPr>
     </w:tblStylePr>
   </w:style>
-  <w:style w:type="table" w:styleId="101">
+  <w:style w:type="table" w:styleId="811">
     <w:name w:val="List Table 5 Dark - Accent 5"/>
-    <w:basedOn w:val="11"/>
+    <w:basedOn w:val="721"/>
     <w:uiPriority w:val="99"/>
     <w:pPr>
       <w:pBdr/>
@@ -26956,9 +27587,9 @@
       </w:tcPr>
     </w:tblStylePr>
   </w:style>
-  <w:style w:type="table" w:styleId="102">
+  <w:style w:type="table" w:styleId="812">
     <w:name w:val="List Table 5 Dark - Accent 6"/>
-    <w:basedOn w:val="11"/>
+    <w:basedOn w:val="721"/>
     <w:uiPriority w:val="99"/>
     <w:pPr>
       <w:pBdr/>
@@ -27198,9 +27829,9 @@
       </w:tcPr>
     </w:tblStylePr>
   </w:style>
-  <w:style w:type="table" w:styleId="103">
+  <w:style w:type="table" w:styleId="813">
     <w:name w:val="List Table 6 Colorful"/>
-    <w:basedOn w:val="11"/>
+    <w:basedOn w:val="721"/>
     <w:uiPriority w:val="99"/>
     <w:pPr>
       <w:pBdr/>
@@ -27421,9 +28052,9 @@
       </w:tcPr>
     </w:tblStylePr>
   </w:style>
-  <w:style w:type="table" w:styleId="104">
+  <w:style w:type="table" w:styleId="814">
     <w:name w:val="List Table 6 Colorful - Accent 1"/>
-    <w:basedOn w:val="11"/>
+    <w:basedOn w:val="721"/>
     <w:uiPriority w:val="99"/>
     <w:pPr>
       <w:pBdr/>
@@ -27644,9 +28275,9 @@
       </w:tcPr>
     </w:tblStylePr>
   </w:style>
-  <w:style w:type="table" w:styleId="105">
+  <w:style w:type="table" w:styleId="815">
     <w:name w:val="List Table 6 Colorful - Accent 2"/>
-    <w:basedOn w:val="11"/>
+    <w:basedOn w:val="721"/>
     <w:uiPriority w:val="99"/>
     <w:pPr>
       <w:pBdr/>
@@ -27867,9 +28498,9 @@
       </w:tcPr>
     </w:tblStylePr>
   </w:style>
-  <w:style w:type="table" w:styleId="106">
+  <w:style w:type="table" w:styleId="816">
     <w:name w:val="List Table 6 Colorful - Accent 3"/>
-    <w:basedOn w:val="11"/>
+    <w:basedOn w:val="721"/>
     <w:uiPriority w:val="99"/>
     <w:pPr>
       <w:pBdr/>
@@ -28090,9 +28721,9 @@
       </w:tcPr>
     </w:tblStylePr>
   </w:style>
-  <w:style w:type="table" w:styleId="107">
+  <w:style w:type="table" w:styleId="817">
     <w:name w:val="List Table 6 Colorful - Accent 4"/>
-    <w:basedOn w:val="11"/>
+    <w:basedOn w:val="721"/>
     <w:uiPriority w:val="99"/>
     <w:pPr>
       <w:pBdr/>
@@ -28313,9 +28944,9 @@
       </w:tcPr>
     </w:tblStylePr>
   </w:style>
-  <w:style w:type="table" w:styleId="108">
+  <w:style w:type="table" w:styleId="818">
     <w:name w:val="List Table 6 Colorful - Accent 5"/>
-    <w:basedOn w:val="11"/>
+    <w:basedOn w:val="721"/>
     <w:uiPriority w:val="99"/>
     <w:pPr>
       <w:pBdr/>
@@ -28536,9 +29167,9 @@
       </w:tcPr>
     </w:tblStylePr>
   </w:style>
-  <w:style w:type="table" w:styleId="109">
+  <w:style w:type="table" w:styleId="819">
     <w:name w:val="List Table 6 Colorful - Accent 6"/>
-    <w:basedOn w:val="11"/>
+    <w:basedOn w:val="721"/>
     <w:uiPriority w:val="99"/>
     <w:pPr>
       <w:pBdr/>
@@ -28759,9 +29390,9 @@
       </w:tcPr>
     </w:tblStylePr>
   </w:style>
-  <w:style w:type="table" w:styleId="110">
+  <w:style w:type="table" w:styleId="820">
     <w:name w:val="List Table 7 Colorful"/>
-    <w:basedOn w:val="11"/>
+    <w:basedOn w:val="721"/>
     <w:uiPriority w:val="99"/>
     <w:pPr>
       <w:pBdr/>
@@ -28860,11 +29491,11 @@
         <w:tblBorders/>
       </w:tblPr>
       <w:tcPr>
-        <w:shd w:color="ffffff"/>
+        <w:shd w:val="clear" w:color="ffffff"/>
         <w:tcBorders>
-          <w:top w:val="none"/>
-          <w:left w:val="none"/>
-          <w:bottom w:val="none"/>
+          <w:top w:val="none" w:color="000000" w:sz="4" w:space="0"/>
+          <w:left w:val="none" w:color="000000" w:sz="4" w:space="0"/>
+          <w:bottom w:val="none" w:color="000000" w:sz="4" w:space="0"/>
           <w:right w:val="single" w:color="000000" w:themeColor="text1" w:themeTint="80" w:sz="4" w:space="0"/>
         </w:tcBorders>
       </w:tcPr>
@@ -28887,10 +29518,10 @@
       <w:tcPr>
         <w:shd w:val="clear" w:color="ffffff" w:themeColor="light1" w:fill="ffffff" w:themeFill="light1"/>
         <w:tcBorders>
-          <w:top w:val="none"/>
-          <w:left w:val="none"/>
+          <w:top w:val="none" w:color="000000" w:sz="4" w:space="0"/>
+          <w:left w:val="none" w:color="000000" w:sz="4" w:space="0"/>
           <w:bottom w:val="single" w:color="000000" w:themeColor="text1" w:themeTint="80" w:sz="4" w:space="0"/>
-          <w:right w:val="none"/>
+          <w:right w:val="none" w:color="000000" w:sz="4" w:space="0"/>
         </w:tcBorders>
       </w:tcPr>
     </w:tblStylePr>
@@ -28910,12 +29541,12 @@
         <w:tblBorders/>
       </w:tblPr>
       <w:tcPr>
-        <w:shd w:color="ffffff"/>
+        <w:shd w:val="clear" w:color="ffffff"/>
         <w:tcBorders>
-          <w:top w:val="none"/>
+          <w:top w:val="none" w:color="000000" w:sz="4" w:space="0"/>
           <w:left w:val="single" w:color="000000" w:themeColor="text1" w:themeTint="80" w:sz="4" w:space="0"/>
-          <w:bottom w:val="none"/>
-          <w:right w:val="none"/>
+          <w:bottom w:val="none" w:color="000000" w:sz="4" w:space="0"/>
+          <w:right w:val="none" w:color="000000" w:sz="4" w:space="0"/>
         </w:tcBorders>
       </w:tcPr>
     </w:tblStylePr>
@@ -28938,9 +29569,9 @@
         <w:shd w:val="clear" w:color="ffffff" w:themeColor="light1" w:fill="ffffff" w:themeFill="light1"/>
         <w:tcBorders>
           <w:top w:val="single" w:color="000000" w:themeColor="text1" w:themeTint="80" w:sz="4" w:space="0"/>
-          <w:left w:val="none"/>
-          <w:bottom w:val="none"/>
-          <w:right w:val="none"/>
+          <w:left w:val="none" w:color="000000" w:sz="4" w:space="0"/>
+          <w:bottom w:val="none" w:color="000000" w:sz="4" w:space="0"/>
+          <w:right w:val="none" w:color="000000" w:sz="4" w:space="0"/>
         </w:tcBorders>
       </w:tcPr>
     </w:tblStylePr>
@@ -29015,9 +29646,9 @@
       </w:tcPr>
     </w:tblStylePr>
   </w:style>
-  <w:style w:type="table" w:styleId="111">
+  <w:style w:type="table" w:styleId="821">
     <w:name w:val="List Table 7 Colorful - Accent 1"/>
-    <w:basedOn w:val="11"/>
+    <w:basedOn w:val="721"/>
     <w:uiPriority w:val="99"/>
     <w:pPr>
       <w:pBdr/>
@@ -29116,11 +29747,11 @@
         <w:tblBorders/>
       </w:tblPr>
       <w:tcPr>
-        <w:shd w:color="ffffff"/>
+        <w:shd w:val="clear" w:color="ffffff"/>
         <w:tcBorders>
-          <w:top w:val="none"/>
-          <w:left w:val="none"/>
-          <w:bottom w:val="none"/>
+          <w:top w:val="none" w:color="000000" w:sz="4" w:space="0"/>
+          <w:left w:val="none" w:color="000000" w:sz="4" w:space="0"/>
+          <w:bottom w:val="none" w:color="000000" w:sz="4" w:space="0"/>
           <w:right w:val="single" w:color="000000" w:themeColor="accent1" w:sz="4" w:space="0"/>
         </w:tcBorders>
       </w:tcPr>
@@ -29143,10 +29774,10 @@
       <w:tcPr>
         <w:shd w:val="clear" w:color="ffffff" w:themeColor="light1" w:fill="ffffff" w:themeFill="light1"/>
         <w:tcBorders>
-          <w:top w:val="none"/>
-          <w:left w:val="none"/>
+          <w:top w:val="none" w:color="000000" w:sz="4" w:space="0"/>
+          <w:left w:val="none" w:color="000000" w:sz="4" w:space="0"/>
           <w:bottom w:val="single" w:color="000000" w:themeColor="accent1" w:sz="4" w:space="0"/>
-          <w:right w:val="none"/>
+          <w:right w:val="none" w:color="000000" w:sz="4" w:space="0"/>
         </w:tcBorders>
       </w:tcPr>
     </w:tblStylePr>
@@ -29166,12 +29797,12 @@
         <w:tblBorders/>
       </w:tblPr>
       <w:tcPr>
-        <w:shd w:color="ffffff"/>
+        <w:shd w:val="clear" w:color="ffffff"/>
         <w:tcBorders>
-          <w:top w:val="none"/>
+          <w:top w:val="none" w:color="000000" w:sz="4" w:space="0"/>
           <w:left w:val="single" w:color="000000" w:themeColor="accent1" w:sz="4" w:space="0"/>
-          <w:bottom w:val="none"/>
-          <w:right w:val="none"/>
+          <w:bottom w:val="none" w:color="000000" w:sz="4" w:space="0"/>
+          <w:right w:val="none" w:color="000000" w:sz="4" w:space="0"/>
         </w:tcBorders>
       </w:tcPr>
     </w:tblStylePr>
@@ -29194,9 +29825,9 @@
         <w:shd w:val="clear" w:color="ffffff" w:themeColor="light1" w:fill="ffffff" w:themeFill="light1"/>
         <w:tcBorders>
           <w:top w:val="single" w:color="000000" w:themeColor="accent1" w:sz="4" w:space="0"/>
-          <w:left w:val="none"/>
-          <w:bottom w:val="none"/>
-          <w:right w:val="none"/>
+          <w:left w:val="none" w:color="000000" w:sz="4" w:space="0"/>
+          <w:bottom w:val="none" w:color="000000" w:sz="4" w:space="0"/>
+          <w:right w:val="none" w:color="000000" w:sz="4" w:space="0"/>
         </w:tcBorders>
       </w:tcPr>
     </w:tblStylePr>
@@ -29271,9 +29902,9 @@
       </w:tcPr>
     </w:tblStylePr>
   </w:style>
-  <w:style w:type="table" w:styleId="112">
+  <w:style w:type="table" w:styleId="822">
     <w:name w:val="List Table 7 Colorful - Accent 2"/>
-    <w:basedOn w:val="11"/>
+    <w:basedOn w:val="721"/>
     <w:uiPriority w:val="99"/>
     <w:pPr>
       <w:pBdr/>
@@ -29372,11 +30003,11 @@
         <w:tblBorders/>
       </w:tblPr>
       <w:tcPr>
-        <w:shd w:color="ffffff"/>
+        <w:shd w:val="clear" w:color="ffffff"/>
         <w:tcBorders>
-          <w:top w:val="none"/>
-          <w:left w:val="none"/>
-          <w:bottom w:val="none"/>
+          <w:top w:val="none" w:color="000000" w:sz="4" w:space="0"/>
+          <w:left w:val="none" w:color="000000" w:sz="4" w:space="0"/>
+          <w:bottom w:val="none" w:color="000000" w:sz="4" w:space="0"/>
           <w:right w:val="single" w:color="000000" w:themeColor="accent2" w:themeTint="97" w:sz="4" w:space="0"/>
         </w:tcBorders>
       </w:tcPr>
@@ -29399,10 +30030,10 @@
       <w:tcPr>
         <w:shd w:val="clear" w:color="ffffff" w:themeColor="light1" w:fill="ffffff" w:themeFill="light1"/>
         <w:tcBorders>
-          <w:top w:val="none"/>
-          <w:left w:val="none"/>
+          <w:top w:val="none" w:color="000000" w:sz="4" w:space="0"/>
+          <w:left w:val="none" w:color="000000" w:sz="4" w:space="0"/>
           <w:bottom w:val="single" w:color="000000" w:themeColor="accent2" w:themeTint="97" w:sz="4" w:space="0"/>
-          <w:right w:val="none"/>
+          <w:right w:val="none" w:color="000000" w:sz="4" w:space="0"/>
         </w:tcBorders>
       </w:tcPr>
     </w:tblStylePr>
@@ -29422,12 +30053,12 @@
         <w:tblBorders/>
       </w:tblPr>
       <w:tcPr>
-        <w:shd w:color="ffffff"/>
+        <w:shd w:val="clear" w:color="ffffff"/>
         <w:tcBorders>
-          <w:top w:val="none"/>
+          <w:top w:val="none" w:color="000000" w:sz="4" w:space="0"/>
           <w:left w:val="single" w:color="000000" w:themeColor="accent2" w:themeTint="97" w:sz="4" w:space="0"/>
-          <w:bottom w:val="none"/>
-          <w:right w:val="none"/>
+          <w:bottom w:val="none" w:color="000000" w:sz="4" w:space="0"/>
+          <w:right w:val="none" w:color="000000" w:sz="4" w:space="0"/>
         </w:tcBorders>
       </w:tcPr>
     </w:tblStylePr>
@@ -29450,9 +30081,9 @@
         <w:shd w:val="clear" w:color="ffffff" w:themeColor="light1" w:fill="ffffff" w:themeFill="light1"/>
         <w:tcBorders>
           <w:top w:val="single" w:color="000000" w:themeColor="accent2" w:themeTint="97" w:sz="4" w:space="0"/>
-          <w:left w:val="none"/>
-          <w:bottom w:val="none"/>
-          <w:right w:val="none"/>
+          <w:left w:val="none" w:color="000000" w:sz="4" w:space="0"/>
+          <w:bottom w:val="none" w:color="000000" w:sz="4" w:space="0"/>
+          <w:right w:val="none" w:color="000000" w:sz="4" w:space="0"/>
         </w:tcBorders>
       </w:tcPr>
     </w:tblStylePr>
@@ -29527,9 +30158,9 @@
       </w:tcPr>
     </w:tblStylePr>
   </w:style>
-  <w:style w:type="table" w:styleId="113">
+  <w:style w:type="table" w:styleId="823">
     <w:name w:val="List Table 7 Colorful - Accent 3"/>
-    <w:basedOn w:val="11"/>
+    <w:basedOn w:val="721"/>
     <w:uiPriority w:val="99"/>
     <w:pPr>
       <w:pBdr/>
@@ -29628,11 +30259,11 @@
         <w:tblBorders/>
       </w:tblPr>
       <w:tcPr>
-        <w:shd w:color="ffffff"/>
+        <w:shd w:val="clear" w:color="ffffff"/>
         <w:tcBorders>
-          <w:top w:val="none"/>
-          <w:left w:val="none"/>
-          <w:bottom w:val="none"/>
+          <w:top w:val="none" w:color="000000" w:sz="4" w:space="0"/>
+          <w:left w:val="none" w:color="000000" w:sz="4" w:space="0"/>
+          <w:bottom w:val="none" w:color="000000" w:sz="4" w:space="0"/>
           <w:right w:val="single" w:color="000000" w:themeColor="accent3" w:themeTint="98" w:sz="4" w:space="0"/>
         </w:tcBorders>
       </w:tcPr>
@@ -29655,10 +30286,10 @@
       <w:tcPr>
         <w:shd w:val="clear" w:color="ffffff" w:themeColor="light1" w:fill="ffffff" w:themeFill="light1"/>
         <w:tcBorders>
-          <w:top w:val="none"/>
-          <w:left w:val="none"/>
+          <w:top w:val="none" w:color="000000" w:sz="4" w:space="0"/>
+          <w:left w:val="none" w:color="000000" w:sz="4" w:space="0"/>
           <w:bottom w:val="single" w:color="000000" w:themeColor="accent3" w:themeTint="98" w:sz="4" w:space="0"/>
-          <w:right w:val="none"/>
+          <w:right w:val="none" w:color="000000" w:sz="4" w:space="0"/>
         </w:tcBorders>
       </w:tcPr>
     </w:tblStylePr>
@@ -29678,12 +30309,12 @@
         <w:tblBorders/>
       </w:tblPr>
       <w:tcPr>
-        <w:shd w:color="ffffff"/>
+        <w:shd w:val="clear" w:color="ffffff"/>
         <w:tcBorders>
-          <w:top w:val="none"/>
+          <w:top w:val="none" w:color="000000" w:sz="4" w:space="0"/>
           <w:left w:val="single" w:color="000000" w:themeColor="accent3" w:themeTint="98" w:sz="4" w:space="0"/>
-          <w:bottom w:val="none"/>
-          <w:right w:val="none"/>
+          <w:bottom w:val="none" w:color="000000" w:sz="4" w:space="0"/>
+          <w:right w:val="none" w:color="000000" w:sz="4" w:space="0"/>
         </w:tcBorders>
       </w:tcPr>
     </w:tblStylePr>
@@ -29706,9 +30337,9 @@
         <w:shd w:val="clear" w:color="ffffff" w:themeColor="light1" w:fill="ffffff" w:themeFill="light1"/>
         <w:tcBorders>
           <w:top w:val="single" w:color="000000" w:themeColor="accent3" w:themeTint="98" w:sz="4" w:space="0"/>
-          <w:left w:val="none"/>
-          <w:bottom w:val="none"/>
-          <w:right w:val="none"/>
+          <w:left w:val="none" w:color="000000" w:sz="4" w:space="0"/>
+          <w:bottom w:val="none" w:color="000000" w:sz="4" w:space="0"/>
+          <w:right w:val="none" w:color="000000" w:sz="4" w:space="0"/>
         </w:tcBorders>
       </w:tcPr>
     </w:tblStylePr>
@@ -29783,9 +30414,9 @@
       </w:tcPr>
     </w:tblStylePr>
   </w:style>
-  <w:style w:type="table" w:styleId="114">
+  <w:style w:type="table" w:styleId="824">
     <w:name w:val="List Table 7 Colorful - Accent 4"/>
-    <w:basedOn w:val="11"/>
+    <w:basedOn w:val="721"/>
     <w:uiPriority w:val="99"/>
     <w:pPr>
       <w:pBdr/>
@@ -29884,11 +30515,11 @@
         <w:tblBorders/>
       </w:tblPr>
       <w:tcPr>
-        <w:shd w:color="ffffff"/>
+        <w:shd w:val="clear" w:color="ffffff"/>
         <w:tcBorders>
-          <w:top w:val="none"/>
-          <w:left w:val="none"/>
-          <w:bottom w:val="none"/>
+          <w:top w:val="none" w:color="000000" w:sz="4" w:space="0"/>
+          <w:left w:val="none" w:color="000000" w:sz="4" w:space="0"/>
+          <w:bottom w:val="none" w:color="000000" w:sz="4" w:space="0"/>
           <w:right w:val="single" w:color="000000" w:themeColor="accent4" w:themeTint="9A" w:sz="4" w:space="0"/>
         </w:tcBorders>
       </w:tcPr>
@@ -29911,10 +30542,10 @@
       <w:tcPr>
         <w:shd w:val="clear" w:color="ffffff" w:themeColor="light1" w:fill="ffffff" w:themeFill="light1"/>
         <w:tcBorders>
-          <w:top w:val="none"/>
-          <w:left w:val="none"/>
+          <w:top w:val="none" w:color="000000" w:sz="4" w:space="0"/>
+          <w:left w:val="none" w:color="000000" w:sz="4" w:space="0"/>
           <w:bottom w:val="single" w:color="000000" w:themeColor="accent4" w:themeTint="9A" w:sz="4" w:space="0"/>
-          <w:right w:val="none"/>
+          <w:right w:val="none" w:color="000000" w:sz="4" w:space="0"/>
         </w:tcBorders>
       </w:tcPr>
     </w:tblStylePr>
@@ -29934,12 +30565,12 @@
         <w:tblBorders/>
       </w:tblPr>
       <w:tcPr>
-        <w:shd w:color="ffffff"/>
+        <w:shd w:val="clear" w:color="ffffff"/>
         <w:tcBorders>
-          <w:top w:val="none"/>
+          <w:top w:val="none" w:color="000000" w:sz="4" w:space="0"/>
           <w:left w:val="single" w:color="000000" w:themeColor="accent4" w:themeTint="9A" w:sz="4" w:space="0"/>
-          <w:bottom w:val="none"/>
-          <w:right w:val="none"/>
+          <w:bottom w:val="none" w:color="000000" w:sz="4" w:space="0"/>
+          <w:right w:val="none" w:color="000000" w:sz="4" w:space="0"/>
         </w:tcBorders>
       </w:tcPr>
     </w:tblStylePr>
@@ -29962,9 +30593,9 @@
         <w:shd w:val="clear" w:color="ffffff" w:themeColor="light1" w:fill="ffffff" w:themeFill="light1"/>
         <w:tcBorders>
           <w:top w:val="single" w:color="000000" w:themeColor="accent4" w:themeTint="9A" w:sz="4" w:space="0"/>
-          <w:left w:val="none"/>
-          <w:bottom w:val="none"/>
-          <w:right w:val="none"/>
+          <w:left w:val="none" w:color="000000" w:sz="4" w:space="0"/>
+          <w:bottom w:val="none" w:color="000000" w:sz="4" w:space="0"/>
+          <w:right w:val="none" w:color="000000" w:sz="4" w:space="0"/>
         </w:tcBorders>
       </w:tcPr>
     </w:tblStylePr>
@@ -30039,9 +30670,9 @@
       </w:tcPr>
     </w:tblStylePr>
   </w:style>
-  <w:style w:type="table" w:styleId="115">
+  <w:style w:type="table" w:styleId="825">
     <w:name w:val="List Table 7 Colorful - Accent 5"/>
-    <w:basedOn w:val="11"/>
+    <w:basedOn w:val="721"/>
     <w:uiPriority w:val="99"/>
     <w:pPr>
       <w:pBdr/>
@@ -30140,11 +30771,11 @@
         <w:tblBorders/>
       </w:tblPr>
       <w:tcPr>
-        <w:shd w:color="ffffff"/>
+        <w:shd w:val="clear" w:color="ffffff"/>
         <w:tcBorders>
-          <w:top w:val="none"/>
-          <w:left w:val="none"/>
-          <w:bottom w:val="none"/>
+          <w:top w:val="none" w:color="000000" w:sz="4" w:space="0"/>
+          <w:left w:val="none" w:color="000000" w:sz="4" w:space="0"/>
+          <w:bottom w:val="none" w:color="000000" w:sz="4" w:space="0"/>
           <w:right w:val="single" w:color="000000" w:themeColor="accent5" w:themeTint="9A" w:sz="4" w:space="0"/>
         </w:tcBorders>
       </w:tcPr>
@@ -30167,10 +30798,10 @@
       <w:tcPr>
         <w:shd w:val="clear" w:color="ffffff" w:themeColor="light1" w:fill="ffffff" w:themeFill="light1"/>
         <w:tcBorders>
-          <w:top w:val="none"/>
-          <w:left w:val="none"/>
+          <w:top w:val="none" w:color="000000" w:sz="4" w:space="0"/>
+          <w:left w:val="none" w:color="000000" w:sz="4" w:space="0"/>
           <w:bottom w:val="single" w:color="000000" w:themeColor="accent5" w:themeTint="9A" w:sz="4" w:space="0"/>
-          <w:right w:val="none"/>
+          <w:right w:val="none" w:color="000000" w:sz="4" w:space="0"/>
         </w:tcBorders>
       </w:tcPr>
     </w:tblStylePr>
@@ -30190,12 +30821,12 @@
         <w:tblBorders/>
       </w:tblPr>
       <w:tcPr>
-        <w:shd w:color="ffffff"/>
+        <w:shd w:val="clear" w:color="ffffff"/>
         <w:tcBorders>
-          <w:top w:val="none"/>
+          <w:top w:val="none" w:color="000000" w:sz="4" w:space="0"/>
           <w:left w:val="single" w:color="000000" w:themeColor="accent5" w:themeTint="9A" w:sz="4" w:space="0"/>
-          <w:bottom w:val="none"/>
-          <w:right w:val="none"/>
+          <w:bottom w:val="none" w:color="000000" w:sz="4" w:space="0"/>
+          <w:right w:val="none" w:color="000000" w:sz="4" w:space="0"/>
         </w:tcBorders>
       </w:tcPr>
     </w:tblStylePr>
@@ -30218,9 +30849,9 @@
         <w:shd w:val="clear" w:color="ffffff" w:themeColor="light1" w:fill="ffffff" w:themeFill="light1"/>
         <w:tcBorders>
           <w:top w:val="single" w:color="000000" w:themeColor="accent5" w:themeTint="9A" w:sz="4" w:space="0"/>
-          <w:left w:val="none"/>
-          <w:bottom w:val="none"/>
-          <w:right w:val="none"/>
+          <w:left w:val="none" w:color="000000" w:sz="4" w:space="0"/>
+          <w:bottom w:val="none" w:color="000000" w:sz="4" w:space="0"/>
+          <w:right w:val="none" w:color="000000" w:sz="4" w:space="0"/>
         </w:tcBorders>
       </w:tcPr>
     </w:tblStylePr>
@@ -30295,9 +30926,9 @@
       </w:tcPr>
     </w:tblStylePr>
   </w:style>
-  <w:style w:type="table" w:styleId="116">
+  <w:style w:type="table" w:styleId="826">
     <w:name w:val="List Table 7 Colorful - Accent 6"/>
-    <w:basedOn w:val="11"/>
+    <w:basedOn w:val="721"/>
     <w:uiPriority w:val="99"/>
     <w:pPr>
       <w:pBdr/>
@@ -30396,11 +31027,11 @@
         <w:tblBorders/>
       </w:tblPr>
       <w:tcPr>
-        <w:shd w:color="ffffff"/>
+        <w:shd w:val="clear" w:color="ffffff"/>
         <w:tcBorders>
-          <w:top w:val="none"/>
-          <w:left w:val="none"/>
-          <w:bottom w:val="none"/>
+          <w:top w:val="none" w:color="000000" w:sz="4" w:space="0"/>
+          <w:left w:val="none" w:color="000000" w:sz="4" w:space="0"/>
+          <w:bottom w:val="none" w:color="000000" w:sz="4" w:space="0"/>
           <w:right w:val="single" w:color="000000" w:themeColor="accent6" w:themeTint="98" w:sz="4" w:space="0"/>
         </w:tcBorders>
       </w:tcPr>
@@ -30423,10 +31054,10 @@
       <w:tcPr>
         <w:shd w:val="clear" w:color="ffffff" w:themeColor="light1" w:fill="ffffff" w:themeFill="light1"/>
         <w:tcBorders>
-          <w:top w:val="none"/>
-          <w:left w:val="none"/>
+          <w:top w:val="none" w:color="000000" w:sz="4" w:space="0"/>
+          <w:left w:val="none" w:color="000000" w:sz="4" w:space="0"/>
           <w:bottom w:val="single" w:color="000000" w:themeColor="accent6" w:themeTint="98" w:sz="4" w:space="0"/>
-          <w:right w:val="none"/>
+          <w:right w:val="none" w:color="000000" w:sz="4" w:space="0"/>
         </w:tcBorders>
       </w:tcPr>
     </w:tblStylePr>
@@ -30446,12 +31077,12 @@
         <w:tblBorders/>
       </w:tblPr>
       <w:tcPr>
-        <w:shd w:color="ffffff"/>
+        <w:shd w:val="clear" w:color="ffffff"/>
         <w:tcBorders>
-          <w:top w:val="none"/>
+          <w:top w:val="none" w:color="000000" w:sz="4" w:space="0"/>
           <w:left w:val="single" w:color="000000" w:themeColor="accent6" w:themeTint="98" w:sz="4" w:space="0"/>
-          <w:bottom w:val="none"/>
-          <w:right w:val="none"/>
+          <w:bottom w:val="none" w:color="000000" w:sz="4" w:space="0"/>
+          <w:right w:val="none" w:color="000000" w:sz="4" w:space="0"/>
         </w:tcBorders>
       </w:tcPr>
     </w:tblStylePr>
@@ -30474,9 +31105,9 @@
         <w:shd w:val="clear" w:color="ffffff" w:themeColor="light1" w:fill="ffffff" w:themeFill="light1"/>
         <w:tcBorders>
           <w:top w:val="single" w:color="000000" w:themeColor="accent6" w:themeTint="98" w:sz="4" w:space="0"/>
-          <w:left w:val="none"/>
-          <w:bottom w:val="none"/>
-          <w:right w:val="none"/>
+          <w:left w:val="none" w:color="000000" w:sz="4" w:space="0"/>
+          <w:bottom w:val="none" w:color="000000" w:sz="4" w:space="0"/>
+          <w:right w:val="none" w:color="000000" w:sz="4" w:space="0"/>
         </w:tcBorders>
       </w:tcPr>
     </w:tblStylePr>
@@ -30551,9 +31182,9 @@
       </w:tcPr>
     </w:tblStylePr>
   </w:style>
-  <w:style w:type="table" w:styleId="117">
+  <w:style w:type="table" w:styleId="827">
     <w:name w:val="Lined - Accent"/>
-    <w:basedOn w:val="11"/>
+    <w:basedOn w:val="721"/>
     <w:uiPriority w:val="99"/>
     <w:pPr>
       <w:pBdr/>
@@ -30788,9 +31419,9 @@
       </w:tcPr>
     </w:tblStylePr>
   </w:style>
-  <w:style w:type="table" w:styleId="118">
+  <w:style w:type="table" w:styleId="828">
     <w:name w:val="Lined - Accent 1"/>
-    <w:basedOn w:val="11"/>
+    <w:basedOn w:val="721"/>
     <w:uiPriority w:val="99"/>
     <w:pPr>
       <w:pBdr/>
@@ -31025,9 +31656,9 @@
       </w:tcPr>
     </w:tblStylePr>
   </w:style>
-  <w:style w:type="table" w:styleId="119">
+  <w:style w:type="table" w:styleId="829">
     <w:name w:val="Lined - Accent 2"/>
-    <w:basedOn w:val="11"/>
+    <w:basedOn w:val="721"/>
     <w:uiPriority w:val="99"/>
     <w:pPr>
       <w:pBdr/>
@@ -31262,9 +31893,9 @@
       </w:tcPr>
     </w:tblStylePr>
   </w:style>
-  <w:style w:type="table" w:styleId="120">
+  <w:style w:type="table" w:styleId="830">
     <w:name w:val="Lined - Accent 3"/>
-    <w:basedOn w:val="11"/>
+    <w:basedOn w:val="721"/>
     <w:uiPriority w:val="99"/>
     <w:pPr>
       <w:pBdr/>
@@ -31499,9 +32130,9 @@
       </w:tcPr>
     </w:tblStylePr>
   </w:style>
-  <w:style w:type="table" w:styleId="121">
+  <w:style w:type="table" w:styleId="831">
     <w:name w:val="Lined - Accent 4"/>
-    <w:basedOn w:val="11"/>
+    <w:basedOn w:val="721"/>
     <w:uiPriority w:val="99"/>
     <w:pPr>
       <w:pBdr/>
@@ -31736,9 +32367,9 @@
       </w:tcPr>
     </w:tblStylePr>
   </w:style>
-  <w:style w:type="table" w:styleId="122">
+  <w:style w:type="table" w:styleId="832">
     <w:name w:val="Lined - Accent 5"/>
-    <w:basedOn w:val="11"/>
+    <w:basedOn w:val="721"/>
     <w:uiPriority w:val="99"/>
     <w:pPr>
       <w:pBdr/>
@@ -31973,9 +32604,9 @@
       </w:tcPr>
     </w:tblStylePr>
   </w:style>
-  <w:style w:type="table" w:styleId="123">
+  <w:style w:type="table" w:styleId="833">
     <w:name w:val="Lined - Accent 6"/>
-    <w:basedOn w:val="11"/>
+    <w:basedOn w:val="721"/>
     <w:uiPriority w:val="99"/>
     <w:pPr>
       <w:pBdr/>
@@ -32210,9 +32841,9 @@
       </w:tcPr>
     </w:tblStylePr>
   </w:style>
-  <w:style w:type="table" w:styleId="124">
+  <w:style w:type="table" w:styleId="834">
     <w:name w:val="Bordered &amp; Lined - Accent"/>
-    <w:basedOn w:val="11"/>
+    <w:basedOn w:val="721"/>
     <w:uiPriority w:val="99"/>
     <w:pPr>
       <w:pBdr/>
@@ -32454,9 +33085,9 @@
       </w:tcPr>
     </w:tblStylePr>
   </w:style>
-  <w:style w:type="table" w:styleId="125">
+  <w:style w:type="table" w:styleId="835">
     <w:name w:val="Bordered &amp; Lined - Accent 1"/>
-    <w:basedOn w:val="11"/>
+    <w:basedOn w:val="721"/>
     <w:uiPriority w:val="99"/>
     <w:pPr>
       <w:pBdr/>
@@ -32698,9 +33329,9 @@
       </w:tcPr>
     </w:tblStylePr>
   </w:style>
-  <w:style w:type="table" w:styleId="126">
+  <w:style w:type="table" w:styleId="836">
     <w:name w:val="Bordered &amp; Lined - Accent 2"/>
-    <w:basedOn w:val="11"/>
+    <w:basedOn w:val="721"/>
     <w:uiPriority w:val="99"/>
     <w:pPr>
       <w:pBdr/>
@@ -32942,9 +33573,9 @@
       </w:tcPr>
     </w:tblStylePr>
   </w:style>
-  <w:style w:type="table" w:styleId="127">
+  <w:style w:type="table" w:styleId="837">
     <w:name w:val="Bordered &amp; Lined - Accent 3"/>
-    <w:basedOn w:val="11"/>
+    <w:basedOn w:val="721"/>
     <w:uiPriority w:val="99"/>
     <w:pPr>
       <w:pBdr/>
@@ -33186,9 +33817,9 @@
       </w:tcPr>
     </w:tblStylePr>
   </w:style>
-  <w:style w:type="table" w:styleId="128">
+  <w:style w:type="table" w:styleId="838">
     <w:name w:val="Bordered &amp; Lined - Accent 4"/>
-    <w:basedOn w:val="11"/>
+    <w:basedOn w:val="721"/>
     <w:uiPriority w:val="99"/>
     <w:pPr>
       <w:pBdr/>
@@ -33430,9 +34061,9 @@
       </w:tcPr>
     </w:tblStylePr>
   </w:style>
-  <w:style w:type="table" w:styleId="129">
+  <w:style w:type="table" w:styleId="839">
     <w:name w:val="Bordered &amp; Lined - Accent 5"/>
-    <w:basedOn w:val="11"/>
+    <w:basedOn w:val="721"/>
     <w:uiPriority w:val="99"/>
     <w:pPr>
       <w:pBdr/>
@@ -33674,9 +34305,9 @@
       </w:tcPr>
     </w:tblStylePr>
   </w:style>
-  <w:style w:type="table" w:styleId="130">
+  <w:style w:type="table" w:styleId="840">
     <w:name w:val="Bordered &amp; Lined - Accent 6"/>
-    <w:basedOn w:val="11"/>
+    <w:basedOn w:val="721"/>
     <w:uiPriority w:val="99"/>
     <w:pPr>
       <w:pBdr/>
@@ -33918,9 +34549,9 @@
       </w:tcPr>
     </w:tblStylePr>
   </w:style>
-  <w:style w:type="table" w:styleId="131">
+  <w:style w:type="table" w:styleId="841">
     <w:name w:val="Bordered"/>
-    <w:basedOn w:val="11"/>
+    <w:basedOn w:val="721"/>
     <w:uiPriority w:val="99"/>
     <w:pPr>
       <w:pBdr/>
@@ -34149,9 +34780,9 @@
       </w:tcPr>
     </w:tblStylePr>
   </w:style>
-  <w:style w:type="table" w:styleId="132">
+  <w:style w:type="table" w:styleId="842">
     <w:name w:val="Bordered - Accent 1"/>
-    <w:basedOn w:val="11"/>
+    <w:basedOn w:val="721"/>
     <w:uiPriority w:val="99"/>
     <w:pPr>
       <w:pBdr/>
@@ -34380,9 +35011,9 @@
       </w:tcPr>
     </w:tblStylePr>
   </w:style>
-  <w:style w:type="table" w:styleId="133">
+  <w:style w:type="table" w:styleId="843">
     <w:name w:val="Bordered - Accent 2"/>
-    <w:basedOn w:val="11"/>
+    <w:basedOn w:val="721"/>
     <w:uiPriority w:val="99"/>
     <w:pPr>
       <w:pBdr/>
@@ -34611,9 +35242,9 @@
       </w:tcPr>
     </w:tblStylePr>
   </w:style>
-  <w:style w:type="table" w:styleId="134">
+  <w:style w:type="table" w:styleId="844">
     <w:name w:val="Bordered - Accent 3"/>
-    <w:basedOn w:val="11"/>
+    <w:basedOn w:val="721"/>
     <w:uiPriority w:val="99"/>
     <w:pPr>
       <w:pBdr/>
@@ -34842,9 +35473,9 @@
       </w:tcPr>
     </w:tblStylePr>
   </w:style>
-  <w:style w:type="table" w:styleId="135">
+  <w:style w:type="table" w:styleId="845">
     <w:name w:val="Bordered - Accent 4"/>
-    <w:basedOn w:val="11"/>
+    <w:basedOn w:val="721"/>
     <w:uiPriority w:val="99"/>
     <w:pPr>
       <w:pBdr/>
@@ -35073,9 +35704,9 @@
       </w:tcPr>
     </w:tblStylePr>
   </w:style>
-  <w:style w:type="table" w:styleId="136">
+  <w:style w:type="table" w:styleId="846">
     <w:name w:val="Bordered - Accent 5"/>
-    <w:basedOn w:val="11"/>
+    <w:basedOn w:val="721"/>
     <w:uiPriority w:val="99"/>
     <w:pPr>
       <w:pBdr/>
@@ -35304,9 +35935,9 @@
       </w:tcPr>
     </w:tblStylePr>
   </w:style>
-  <w:style w:type="table" w:styleId="137">
+  <w:style w:type="table" w:styleId="847">
     <w:name w:val="Bordered - Accent 6"/>
-    <w:basedOn w:val="11"/>
+    <w:basedOn w:val="721"/>
     <w:uiPriority w:val="99"/>
     <w:pPr>
       <w:pBdr/>
@@ -35535,7 +36166,7 @@
       </w:tcPr>
     </w:tblStylePr>
   </w:style>
-  <w:style w:type="paragraph" w:styleId="138" w:default="1">
+  <w:style w:type="paragraph" w:styleId="848" w:default="1">
     <w:name w:val="Normal"/>
     <w:qFormat/>
     <w:pPr>
@@ -35544,11 +36175,11 @@
       <w:ind/>
     </w:pPr>
   </w:style>
-  <w:style w:type="paragraph" w:styleId="139">
+  <w:style w:type="paragraph" w:styleId="849">
     <w:name w:val="Heading 1"/>
-    <w:basedOn w:val="138"/>
-    <w:next w:val="138"/>
-    <w:link w:val="150"/>
+    <w:basedOn w:val="848"/>
+    <w:next w:val="848"/>
+    <w:link w:val="860"/>
     <w:uiPriority w:val="9"/>
     <w:qFormat/>
     <w:pPr>
@@ -35566,11 +36197,11 @@
       <w:szCs w:val="40"/>
     </w:rPr>
   </w:style>
-  <w:style w:type="paragraph" w:styleId="140">
+  <w:style w:type="paragraph" w:styleId="850">
     <w:name w:val="Heading 2"/>
-    <w:basedOn w:val="138"/>
-    <w:next w:val="138"/>
-    <w:link w:val="151"/>
+    <w:basedOn w:val="848"/>
+    <w:next w:val="848"/>
+    <w:link w:val="861"/>
     <w:uiPriority w:val="9"/>
     <w:unhideWhenUsed/>
     <w:qFormat/>
@@ -35589,11 +36220,11 @@
       <w:szCs w:val="32"/>
     </w:rPr>
   </w:style>
-  <w:style w:type="paragraph" w:styleId="141">
+  <w:style w:type="paragraph" w:styleId="851">
     <w:name w:val="Heading 3"/>
-    <w:basedOn w:val="138"/>
-    <w:next w:val="138"/>
-    <w:link w:val="152"/>
+    <w:basedOn w:val="848"/>
+    <w:next w:val="848"/>
+    <w:link w:val="862"/>
     <w:uiPriority w:val="9"/>
     <w:unhideWhenUsed/>
     <w:qFormat/>
@@ -35612,11 +36243,11 @@
       <w:szCs w:val="28"/>
     </w:rPr>
   </w:style>
-  <w:style w:type="paragraph" w:styleId="142">
+  <w:style w:type="paragraph" w:styleId="852">
     <w:name w:val="Heading 4"/>
-    <w:basedOn w:val="138"/>
-    <w:next w:val="138"/>
-    <w:link w:val="153"/>
+    <w:basedOn w:val="848"/>
+    <w:next w:val="848"/>
+    <w:link w:val="863"/>
     <w:uiPriority w:val="9"/>
     <w:unhideWhenUsed/>
     <w:qFormat/>
@@ -35635,11 +36266,11 @@
       <w:color w:val="0f4761" w:themeColor="accent1" w:themeShade="BF"/>
     </w:rPr>
   </w:style>
-  <w:style w:type="paragraph" w:styleId="143">
+  <w:style w:type="paragraph" w:styleId="853">
     <w:name w:val="Heading 5"/>
-    <w:basedOn w:val="138"/>
-    <w:next w:val="138"/>
-    <w:link w:val="154"/>
+    <w:basedOn w:val="848"/>
+    <w:next w:val="848"/>
+    <w:link w:val="864"/>
     <w:uiPriority w:val="9"/>
     <w:unhideWhenUsed/>
     <w:qFormat/>
@@ -35656,11 +36287,11 @@
       <w:color w:val="0f4761" w:themeColor="accent1" w:themeShade="BF"/>
     </w:rPr>
   </w:style>
-  <w:style w:type="paragraph" w:styleId="144">
+  <w:style w:type="paragraph" w:styleId="854">
     <w:name w:val="Heading 6"/>
-    <w:basedOn w:val="138"/>
-    <w:next w:val="138"/>
-    <w:link w:val="155"/>
+    <w:basedOn w:val="848"/>
+    <w:next w:val="848"/>
+    <w:link w:val="865"/>
     <w:uiPriority w:val="9"/>
     <w:unhideWhenUsed/>
     <w:qFormat/>
@@ -35679,11 +36310,11 @@
       <w:color w:val="595959" w:themeColor="text1" w:themeTint="A6"/>
     </w:rPr>
   </w:style>
-  <w:style w:type="paragraph" w:styleId="145">
+  <w:style w:type="paragraph" w:styleId="855">
     <w:name w:val="Heading 7"/>
-    <w:basedOn w:val="138"/>
-    <w:next w:val="138"/>
-    <w:link w:val="156"/>
+    <w:basedOn w:val="848"/>
+    <w:next w:val="848"/>
+    <w:link w:val="866"/>
     <w:uiPriority w:val="9"/>
     <w:unhideWhenUsed/>
     <w:qFormat/>
@@ -35700,11 +36331,11 @@
       <w:color w:val="595959" w:themeColor="text1" w:themeTint="A6"/>
     </w:rPr>
   </w:style>
-  <w:style w:type="paragraph" w:styleId="146">
+  <w:style w:type="paragraph" w:styleId="856">
     <w:name w:val="Heading 8"/>
-    <w:basedOn w:val="138"/>
-    <w:next w:val="138"/>
-    <w:link w:val="157"/>
+    <w:basedOn w:val="848"/>
+    <w:next w:val="848"/>
+    <w:link w:val="867"/>
     <w:uiPriority w:val="9"/>
     <w:unhideWhenUsed/>
     <w:qFormat/>
@@ -35723,11 +36354,11 @@
       <w:color w:val="272727" w:themeColor="text1" w:themeTint="D8"/>
     </w:rPr>
   </w:style>
-  <w:style w:type="paragraph" w:styleId="147">
+  <w:style w:type="paragraph" w:styleId="857">
     <w:name w:val="Heading 9"/>
-    <w:basedOn w:val="138"/>
-    <w:next w:val="138"/>
-    <w:link w:val="158"/>
+    <w:basedOn w:val="848"/>
+    <w:next w:val="848"/>
+    <w:link w:val="868"/>
     <w:uiPriority w:val="9"/>
     <w:unhideWhenUsed/>
     <w:qFormat/>
@@ -35746,7 +36377,7 @@
       <w:color w:val="272727" w:themeColor="text1" w:themeTint="D8"/>
     </w:rPr>
   </w:style>
-  <w:style w:type="character" w:styleId="148" w:default="1">
+  <w:style w:type="character" w:styleId="858" w:default="1">
     <w:name w:val="Default Paragraph Font"/>
     <w:uiPriority w:val="1"/>
     <w:semiHidden/>
@@ -35757,7 +36388,7 @@
       <w:ind/>
     </w:pPr>
   </w:style>
-  <w:style w:type="numbering" w:styleId="149" w:default="1">
+  <w:style w:type="numbering" w:styleId="859" w:default="1">
     <w:name w:val="No List"/>
     <w:uiPriority w:val="99"/>
     <w:semiHidden/>
@@ -35768,10 +36399,10 @@
       <w:ind/>
     </w:pPr>
   </w:style>
-  <w:style w:type="character" w:styleId="150">
+  <w:style w:type="character" w:styleId="860">
     <w:name w:val="Heading 1 Char"/>
-    <w:basedOn w:val="148"/>
-    <w:link w:val="139"/>
+    <w:basedOn w:val="858"/>
+    <w:link w:val="849"/>
     <w:uiPriority w:val="9"/>
     <w:pPr>
       <w:pBdr/>
@@ -35785,10 +36416,10 @@
       <w:szCs w:val="40"/>
     </w:rPr>
   </w:style>
-  <w:style w:type="character" w:styleId="151">
+  <w:style w:type="character" w:styleId="861">
     <w:name w:val="Heading 2 Char"/>
-    <w:basedOn w:val="148"/>
-    <w:link w:val="140"/>
+    <w:basedOn w:val="858"/>
+    <w:link w:val="850"/>
     <w:uiPriority w:val="9"/>
     <w:pPr>
       <w:pBdr/>
@@ -35802,10 +36433,10 @@
       <w:szCs w:val="32"/>
     </w:rPr>
   </w:style>
-  <w:style w:type="character" w:styleId="152">
+  <w:style w:type="character" w:styleId="862">
     <w:name w:val="Heading 3 Char"/>
-    <w:basedOn w:val="148"/>
-    <w:link w:val="141"/>
+    <w:basedOn w:val="858"/>
+    <w:link w:val="851"/>
     <w:uiPriority w:val="9"/>
     <w:pPr>
       <w:pBdr/>
@@ -35819,10 +36450,10 @@
       <w:szCs w:val="28"/>
     </w:rPr>
   </w:style>
-  <w:style w:type="character" w:styleId="153">
+  <w:style w:type="character" w:styleId="863">
     <w:name w:val="Heading 4 Char"/>
-    <w:basedOn w:val="148"/>
-    <w:link w:val="142"/>
+    <w:basedOn w:val="858"/>
+    <w:link w:val="852"/>
     <w:uiPriority w:val="9"/>
     <w:pPr>
       <w:pBdr/>
@@ -35836,10 +36467,10 @@
       <w:color w:val="0f4761" w:themeColor="accent1" w:themeShade="BF"/>
     </w:rPr>
   </w:style>
-  <w:style w:type="character" w:styleId="154">
+  <w:style w:type="character" w:styleId="864">
     <w:name w:val="Heading 5 Char"/>
-    <w:basedOn w:val="148"/>
-    <w:link w:val="143"/>
+    <w:basedOn w:val="858"/>
+    <w:link w:val="853"/>
     <w:uiPriority w:val="9"/>
     <w:pPr>
       <w:pBdr/>
@@ -35851,10 +36482,10 @@
       <w:color w:val="0f4761" w:themeColor="accent1" w:themeShade="BF"/>
     </w:rPr>
   </w:style>
-  <w:style w:type="character" w:styleId="155">
+  <w:style w:type="character" w:styleId="865">
     <w:name w:val="Heading 6 Char"/>
-    <w:basedOn w:val="148"/>
-    <w:link w:val="144"/>
+    <w:basedOn w:val="858"/>
+    <w:link w:val="854"/>
     <w:uiPriority w:val="9"/>
     <w:pPr>
       <w:pBdr/>
@@ -35868,10 +36499,10 @@
       <w:color w:val="595959" w:themeColor="text1" w:themeTint="A6"/>
     </w:rPr>
   </w:style>
-  <w:style w:type="character" w:styleId="156">
+  <w:style w:type="character" w:styleId="866">
     <w:name w:val="Heading 7 Char"/>
-    <w:basedOn w:val="148"/>
-    <w:link w:val="145"/>
+    <w:basedOn w:val="858"/>
+    <w:link w:val="855"/>
     <w:uiPriority w:val="9"/>
     <w:pPr>
       <w:pBdr/>
@@ -35883,10 +36514,10 @@
       <w:color w:val="595959" w:themeColor="text1" w:themeTint="A6"/>
     </w:rPr>
   </w:style>
-  <w:style w:type="character" w:styleId="157">
+  <w:style w:type="character" w:styleId="867">
     <w:name w:val="Heading 8 Char"/>
-    <w:basedOn w:val="148"/>
-    <w:link w:val="146"/>
+    <w:basedOn w:val="858"/>
+    <w:link w:val="856"/>
     <w:uiPriority w:val="9"/>
     <w:pPr>
       <w:pBdr/>
@@ -35900,10 +36531,10 @@
       <w:color w:val="272727" w:themeColor="text1" w:themeTint="D8"/>
     </w:rPr>
   </w:style>
-  <w:style w:type="character" w:styleId="158">
+  <w:style w:type="character" w:styleId="868">
     <w:name w:val="Heading 9 Char"/>
-    <w:basedOn w:val="148"/>
-    <w:link w:val="147"/>
+    <w:basedOn w:val="858"/>
+    <w:link w:val="857"/>
     <w:uiPriority w:val="9"/>
     <w:pPr>
       <w:pBdr/>
@@ -35917,11 +36548,11 @@
       <w:color w:val="272727" w:themeColor="text1" w:themeTint="D8"/>
     </w:rPr>
   </w:style>
-  <w:style w:type="paragraph" w:styleId="159">
+  <w:style w:type="paragraph" w:styleId="869">
     <w:name w:val="Title"/>
-    <w:basedOn w:val="138"/>
-    <w:next w:val="138"/>
-    <w:link w:val="160"/>
+    <w:basedOn w:val="848"/>
+    <w:next w:val="848"/>
+    <w:link w:val="870"/>
     <w:uiPriority w:val="10"/>
     <w:qFormat/>
     <w:pPr>
@@ -35937,10 +36568,10 @@
       <w:szCs w:val="56"/>
     </w:rPr>
   </w:style>
-  <w:style w:type="character" w:styleId="160">
+  <w:style w:type="character" w:styleId="870">
     <w:name w:val="Title Char"/>
-    <w:basedOn w:val="148"/>
-    <w:link w:val="159"/>
+    <w:basedOn w:val="858"/>
+    <w:link w:val="869"/>
     <w:uiPriority w:val="10"/>
     <w:pPr>
       <w:pBdr/>
@@ -35954,11 +36585,11 @@
       <w:szCs w:val="56"/>
     </w:rPr>
   </w:style>
-  <w:style w:type="paragraph" w:styleId="161">
+  <w:style w:type="paragraph" w:styleId="871">
     <w:name w:val="Subtitle"/>
-    <w:basedOn w:val="138"/>
-    <w:next w:val="138"/>
-    <w:link w:val="162"/>
+    <w:basedOn w:val="848"/>
+    <w:next w:val="848"/>
+    <w:link w:val="872"/>
     <w:uiPriority w:val="11"/>
     <w:qFormat/>
     <w:pPr>
@@ -35976,10 +36607,10 @@
       <w:szCs w:val="28"/>
     </w:rPr>
   </w:style>
-  <w:style w:type="character" w:styleId="162">
+  <w:style w:type="character" w:styleId="872">
     <w:name w:val="Subtitle Char"/>
-    <w:basedOn w:val="148"/>
-    <w:link w:val="161"/>
+    <w:basedOn w:val="858"/>
+    <w:link w:val="871"/>
     <w:uiPriority w:val="11"/>
     <w:pPr>
       <w:pBdr/>
@@ -35993,11 +36624,11 @@
       <w:szCs w:val="28"/>
     </w:rPr>
   </w:style>
-  <w:style w:type="paragraph" w:styleId="163">
+  <w:style w:type="paragraph" w:styleId="873">
     <w:name w:val="Quote"/>
-    <w:basedOn w:val="138"/>
-    <w:next w:val="138"/>
-    <w:link w:val="164"/>
+    <w:basedOn w:val="848"/>
+    <w:next w:val="848"/>
+    <w:link w:val="874"/>
     <w:uiPriority w:val="29"/>
     <w:qFormat/>
     <w:pPr>
@@ -36012,10 +36643,10 @@
       <w:color w:val="404040" w:themeColor="text1" w:themeTint="BF"/>
     </w:rPr>
   </w:style>
-  <w:style w:type="character" w:styleId="164">
+  <w:style w:type="character" w:styleId="874">
     <w:name w:val="Quote Char"/>
-    <w:basedOn w:val="148"/>
-    <w:link w:val="163"/>
+    <w:basedOn w:val="858"/>
+    <w:link w:val="873"/>
     <w:uiPriority w:val="29"/>
     <w:pPr>
       <w:pBdr/>
@@ -36028,9 +36659,9 @@
       <w:color w:val="404040" w:themeColor="text1" w:themeTint="BF"/>
     </w:rPr>
   </w:style>
-  <w:style w:type="paragraph" w:styleId="165">
+  <w:style w:type="paragraph" w:styleId="875">
     <w:name w:val="List Paragraph"/>
-    <w:basedOn w:val="138"/>
+    <w:basedOn w:val="848"/>
     <w:uiPriority w:val="34"/>
     <w:qFormat/>
     <w:pPr>
@@ -36040,9 +36671,9 @@
       <w:contextualSpacing w:val="true"/>
     </w:pPr>
   </w:style>
-  <w:style w:type="character" w:styleId="166">
+  <w:style w:type="character" w:styleId="876">
     <w:name w:val="Intense Emphasis"/>
-    <w:basedOn w:val="148"/>
+    <w:basedOn w:val="858"/>
     <w:uiPriority w:val="21"/>
     <w:qFormat/>
     <w:pPr>
@@ -36056,11 +36687,11 @@
       <w:color w:val="0f4761" w:themeColor="accent1" w:themeShade="BF"/>
     </w:rPr>
   </w:style>
-  <w:style w:type="paragraph" w:styleId="167">
+  <w:style w:type="paragraph" w:styleId="877">
     <w:name w:val="Intense Quote"/>
-    <w:basedOn w:val="138"/>
-    <w:next w:val="138"/>
-    <w:link w:val="168"/>
+    <w:basedOn w:val="848"/>
+    <w:next w:val="848"/>
+    <w:link w:val="878"/>
     <w:uiPriority w:val="30"/>
     <w:qFormat/>
     <w:pPr>
@@ -36078,10 +36709,10 @@
       <w:color w:val="0f4761" w:themeColor="accent1" w:themeShade="BF"/>
     </w:rPr>
   </w:style>
-  <w:style w:type="character" w:styleId="168">
+  <w:style w:type="character" w:styleId="878">
     <w:name w:val="Intense Quote Char"/>
-    <w:basedOn w:val="148"/>
-    <w:link w:val="167"/>
+    <w:basedOn w:val="858"/>
+    <w:link w:val="877"/>
     <w:uiPriority w:val="30"/>
     <w:pPr>
       <w:pBdr/>
@@ -36094,9 +36725,9 @@
       <w:color w:val="0f4761" w:themeColor="accent1" w:themeShade="BF"/>
     </w:rPr>
   </w:style>
-  <w:style w:type="character" w:styleId="169">
+  <w:style w:type="character" w:styleId="879">
     <w:name w:val="Intense Reference"/>
-    <w:basedOn w:val="148"/>
+    <w:basedOn w:val="858"/>
     <w:uiPriority w:val="32"/>
     <w:qFormat/>
     <w:pPr>
@@ -36112,9 +36743,9 @@
       <w:spacing w:val="5"/>
     </w:rPr>
   </w:style>
-  <w:style w:type="paragraph" w:styleId="170">
+  <w:style w:type="paragraph" w:styleId="880">
     <w:name w:val="No Spacing"/>
-    <w:basedOn w:val="138"/>
+    <w:basedOn w:val="848"/>
     <w:uiPriority w:val="1"/>
     <w:qFormat/>
     <w:pPr>
@@ -36123,9 +36754,9 @@
       <w:ind/>
     </w:pPr>
   </w:style>
-  <w:style w:type="character" w:styleId="171">
+  <w:style w:type="character" w:styleId="881">
     <w:name w:val="Subtle Emphasis"/>
-    <w:basedOn w:val="148"/>
+    <w:basedOn w:val="858"/>
     <w:uiPriority w:val="19"/>
     <w:qFormat/>
     <w:pPr>
@@ -36139,9 +36770,9 @@
       <w:color w:val="404040" w:themeColor="text1" w:themeTint="BF"/>
     </w:rPr>
   </w:style>
-  <w:style w:type="character" w:styleId="172">
+  <w:style w:type="character" w:styleId="882">
     <w:name w:val="Emphasis"/>
-    <w:basedOn w:val="148"/>
+    <w:basedOn w:val="858"/>
     <w:uiPriority w:val="20"/>
     <w:qFormat/>
     <w:pPr>
@@ -36154,9 +36785,9 @@
       <w:iCs/>
     </w:rPr>
   </w:style>
-  <w:style w:type="character" w:styleId="173">
+  <w:style w:type="character" w:styleId="883">
     <w:name w:val="Strong"/>
-    <w:basedOn w:val="148"/>
+    <w:basedOn w:val="858"/>
     <w:uiPriority w:val="22"/>
     <w:qFormat/>
     <w:pPr>
@@ -36169,9 +36800,9 @@
       <w:bCs/>
     </w:rPr>
   </w:style>
-  <w:style w:type="character" w:styleId="174">
+  <w:style w:type="character" w:styleId="884">
     <w:name w:val="Subtle Reference"/>
-    <w:basedOn w:val="148"/>
+    <w:basedOn w:val="858"/>
     <w:uiPriority w:val="31"/>
     <w:qFormat/>
     <w:pPr>
@@ -36184,9 +36815,9 @@
       <w:color w:val="5a5a5a" w:themeColor="text1" w:themeTint="A5"/>
     </w:rPr>
   </w:style>
-  <w:style w:type="character" w:styleId="175">
+  <w:style w:type="character" w:styleId="885">
     <w:name w:val="Book Title"/>
-    <w:basedOn w:val="148"/>
+    <w:basedOn w:val="858"/>
     <w:uiPriority w:val="33"/>
     <w:qFormat/>
     <w:pPr>
@@ -36202,10 +36833,10 @@
       <w:spacing w:val="5"/>
     </w:rPr>
   </w:style>
-  <w:style w:type="paragraph" w:styleId="176">
+  <w:style w:type="paragraph" w:styleId="886">
     <w:name w:val="Header"/>
-    <w:basedOn w:val="138"/>
-    <w:link w:val="177"/>
+    <w:basedOn w:val="848"/>
+    <w:link w:val="887"/>
     <w:uiPriority w:val="99"/>
     <w:unhideWhenUsed/>
     <w:pPr>
@@ -36218,10 +36849,10 @@
       <w:ind/>
     </w:pPr>
   </w:style>
-  <w:style w:type="character" w:styleId="177">
+  <w:style w:type="character" w:styleId="887">
     <w:name w:val="Header Char"/>
-    <w:basedOn w:val="148"/>
-    <w:link w:val="176"/>
+    <w:basedOn w:val="858"/>
+    <w:link w:val="886"/>
     <w:uiPriority w:val="99"/>
     <w:pPr>
       <w:pBdr/>
@@ -36229,10 +36860,10 @@
       <w:ind/>
     </w:pPr>
   </w:style>
-  <w:style w:type="paragraph" w:styleId="178">
+  <w:style w:type="paragraph" w:styleId="888">
     <w:name w:val="Footer"/>
-    <w:basedOn w:val="138"/>
-    <w:link w:val="179"/>
+    <w:basedOn w:val="848"/>
+    <w:link w:val="889"/>
     <w:uiPriority w:val="99"/>
     <w:unhideWhenUsed/>
     <w:pPr>
@@ -36245,10 +36876,10 @@
       <w:ind/>
     </w:pPr>
   </w:style>
-  <w:style w:type="character" w:styleId="179">
+  <w:style w:type="character" w:styleId="889">
     <w:name w:val="Footer Char"/>
-    <w:basedOn w:val="148"/>
-    <w:link w:val="178"/>
+    <w:basedOn w:val="858"/>
+    <w:link w:val="888"/>
     <w:uiPriority w:val="99"/>
     <w:pPr>
       <w:pBdr/>
@@ -36256,10 +36887,10 @@
       <w:ind/>
     </w:pPr>
   </w:style>
-  <w:style w:type="paragraph" w:styleId="180">
+  <w:style w:type="paragraph" w:styleId="890">
     <w:name w:val="Caption"/>
-    <w:basedOn w:val="138"/>
-    <w:next w:val="138"/>
+    <w:basedOn w:val="848"/>
+    <w:next w:val="848"/>
     <w:uiPriority w:val="35"/>
     <w:unhideWhenUsed/>
     <w:qFormat/>
@@ -36276,10 +36907,10 @@
       <w:szCs w:val="18"/>
     </w:rPr>
   </w:style>
-  <w:style w:type="paragraph" w:styleId="181">
+  <w:style w:type="paragraph" w:styleId="891">
     <w:name w:val="footnote text"/>
-    <w:basedOn w:val="138"/>
-    <w:link w:val="182"/>
+    <w:basedOn w:val="848"/>
+    <w:link w:val="892"/>
     <w:uiPriority w:val="99"/>
     <w:semiHidden/>
     <w:unhideWhenUsed/>
@@ -36293,10 +36924,10 @@
       <w:szCs w:val="20"/>
     </w:rPr>
   </w:style>
-  <w:style w:type="character" w:styleId="182">
+  <w:style w:type="character" w:styleId="892">
     <w:name w:val="Footnote Text Char"/>
-    <w:basedOn w:val="148"/>
-    <w:link w:val="181"/>
+    <w:basedOn w:val="858"/>
+    <w:link w:val="891"/>
     <w:uiPriority w:val="99"/>
     <w:semiHidden/>
     <w:pPr>
@@ -36309,9 +36940,9 @@
       <w:szCs w:val="20"/>
     </w:rPr>
   </w:style>
-  <w:style w:type="character" w:styleId="183">
+  <w:style w:type="character" w:styleId="893">
     <w:name w:val="footnote reference"/>
-    <w:basedOn w:val="148"/>
+    <w:basedOn w:val="858"/>
     <w:uiPriority w:val="99"/>
     <w:semiHidden/>
     <w:unhideWhenUsed/>
@@ -36324,10 +36955,10 @@
       <w:vertAlign w:val="superscript"/>
     </w:rPr>
   </w:style>
-  <w:style w:type="paragraph" w:styleId="184">
+  <w:style w:type="paragraph" w:styleId="894">
     <w:name w:val="endnote text"/>
-    <w:basedOn w:val="138"/>
-    <w:link w:val="185"/>
+    <w:basedOn w:val="848"/>
+    <w:link w:val="895"/>
     <w:uiPriority w:val="99"/>
     <w:semiHidden/>
     <w:unhideWhenUsed/>
@@ -36341,10 +36972,10 @@
       <w:szCs w:val="20"/>
     </w:rPr>
   </w:style>
-  <w:style w:type="character" w:styleId="185">
+  <w:style w:type="character" w:styleId="895">
     <w:name w:val="Endnote Text Char"/>
-    <w:basedOn w:val="148"/>
-    <w:link w:val="184"/>
+    <w:basedOn w:val="858"/>
+    <w:link w:val="894"/>
     <w:uiPriority w:val="99"/>
     <w:semiHidden/>
     <w:pPr>
@@ -36357,9 +36988,9 @@
       <w:szCs w:val="20"/>
     </w:rPr>
   </w:style>
-  <w:style w:type="character" w:styleId="186">
+  <w:style w:type="character" w:styleId="896">
     <w:name w:val="endnote reference"/>
-    <w:basedOn w:val="148"/>
+    <w:basedOn w:val="858"/>
     <w:uiPriority w:val="99"/>
     <w:semiHidden/>
     <w:unhideWhenUsed/>
@@ -36372,9 +37003,9 @@
       <w:vertAlign w:val="superscript"/>
     </w:rPr>
   </w:style>
-  <w:style w:type="character" w:styleId="187">
+  <w:style w:type="character" w:styleId="897">
     <w:name w:val="Hyperlink"/>
-    <w:basedOn w:val="148"/>
+    <w:basedOn w:val="858"/>
     <w:uiPriority w:val="99"/>
     <w:unhideWhenUsed/>
     <w:pPr>
@@ -36387,9 +37018,9 @@
       <w:u w:val="single"/>
     </w:rPr>
   </w:style>
-  <w:style w:type="character" w:styleId="188">
+  <w:style w:type="character" w:styleId="898">
     <w:name w:val="FollowedHyperlink"/>
-    <w:basedOn w:val="148"/>
+    <w:basedOn w:val="858"/>
     <w:uiPriority w:val="99"/>
     <w:semiHidden/>
     <w:unhideWhenUsed/>
@@ -36403,10 +37034,10 @@
       <w:u w:val="single"/>
     </w:rPr>
   </w:style>
-  <w:style w:type="paragraph" w:styleId="189">
+  <w:style w:type="paragraph" w:styleId="899">
     <w:name w:val="toc 1"/>
-    <w:basedOn w:val="138"/>
-    <w:next w:val="138"/>
+    <w:basedOn w:val="848"/>
+    <w:next w:val="848"/>
     <w:uiPriority w:val="39"/>
     <w:unhideWhenUsed/>
     <w:pPr>
@@ -36415,10 +37046,10 @@
       <w:ind/>
     </w:pPr>
   </w:style>
-  <w:style w:type="paragraph" w:styleId="190">
+  <w:style w:type="paragraph" w:styleId="900">
     <w:name w:val="toc 2"/>
-    <w:basedOn w:val="138"/>
-    <w:next w:val="138"/>
+    <w:basedOn w:val="848"/>
+    <w:next w:val="848"/>
     <w:uiPriority w:val="39"/>
     <w:unhideWhenUsed/>
     <w:pPr>
@@ -36427,10 +37058,10 @@
       <w:ind w:left="220"/>
     </w:pPr>
   </w:style>
-  <w:style w:type="paragraph" w:styleId="191">
+  <w:style w:type="paragraph" w:styleId="901">
     <w:name w:val="toc 3"/>
-    <w:basedOn w:val="138"/>
-    <w:next w:val="138"/>
+    <w:basedOn w:val="848"/>
+    <w:next w:val="848"/>
     <w:uiPriority w:val="39"/>
     <w:unhideWhenUsed/>
     <w:pPr>
@@ -36439,10 +37070,10 @@
       <w:ind w:left="440"/>
     </w:pPr>
   </w:style>
-  <w:style w:type="paragraph" w:styleId="192">
+  <w:style w:type="paragraph" w:styleId="902">
     <w:name w:val="toc 4"/>
-    <w:basedOn w:val="138"/>
-    <w:next w:val="138"/>
+    <w:basedOn w:val="848"/>
+    <w:next w:val="848"/>
     <w:uiPriority w:val="39"/>
     <w:unhideWhenUsed/>
     <w:pPr>
@@ -36451,10 +37082,10 @@
       <w:ind w:left="660"/>
     </w:pPr>
   </w:style>
-  <w:style w:type="paragraph" w:styleId="193">
+  <w:style w:type="paragraph" w:styleId="903">
     <w:name w:val="toc 5"/>
-    <w:basedOn w:val="138"/>
-    <w:next w:val="138"/>
+    <w:basedOn w:val="848"/>
+    <w:next w:val="848"/>
     <w:uiPriority w:val="39"/>
     <w:unhideWhenUsed/>
     <w:pPr>
@@ -36463,10 +37094,10 @@
       <w:ind w:left="880"/>
     </w:pPr>
   </w:style>
-  <w:style w:type="paragraph" w:styleId="194">
+  <w:style w:type="paragraph" w:styleId="904">
     <w:name w:val="toc 6"/>
-    <w:basedOn w:val="138"/>
-    <w:next w:val="138"/>
+    <w:basedOn w:val="848"/>
+    <w:next w:val="848"/>
     <w:uiPriority w:val="39"/>
     <w:unhideWhenUsed/>
     <w:pPr>
@@ -36475,10 +37106,10 @@
       <w:ind w:left="1100"/>
     </w:pPr>
   </w:style>
-  <w:style w:type="paragraph" w:styleId="195">
+  <w:style w:type="paragraph" w:styleId="905">
     <w:name w:val="toc 7"/>
-    <w:basedOn w:val="138"/>
-    <w:next w:val="138"/>
+    <w:basedOn w:val="848"/>
+    <w:next w:val="848"/>
     <w:uiPriority w:val="39"/>
     <w:unhideWhenUsed/>
     <w:pPr>
@@ -36487,10 +37118,10 @@
       <w:ind w:left="1320"/>
     </w:pPr>
   </w:style>
-  <w:style w:type="paragraph" w:styleId="196">
+  <w:style w:type="paragraph" w:styleId="906">
     <w:name w:val="toc 8"/>
-    <w:basedOn w:val="138"/>
-    <w:next w:val="138"/>
+    <w:basedOn w:val="848"/>
+    <w:next w:val="848"/>
     <w:uiPriority w:val="39"/>
     <w:unhideWhenUsed/>
     <w:pPr>
@@ -36499,10 +37130,10 @@
       <w:ind w:left="1540"/>
     </w:pPr>
   </w:style>
-  <w:style w:type="paragraph" w:styleId="197">
+  <w:style w:type="paragraph" w:styleId="907">
     <w:name w:val="toc 9"/>
-    <w:basedOn w:val="138"/>
-    <w:next w:val="138"/>
+    <w:basedOn w:val="848"/>
+    <w:next w:val="848"/>
     <w:uiPriority w:val="39"/>
     <w:unhideWhenUsed/>
     <w:pPr>
@@ -36511,9 +37142,9 @@
       <w:ind w:left="1760"/>
     </w:pPr>
   </w:style>
-  <w:style w:type="character" w:styleId="198">
+  <w:style w:type="character" w:styleId="908">
     <w:name w:val="Placeholder Text"/>
-    <w:basedOn w:val="148"/>
+    <w:basedOn w:val="858"/>
     <w:uiPriority w:val="99"/>
     <w:semiHidden/>
     <w:pPr>
@@ -36525,7 +37156,7 @@
       <w:color w:val="666666"/>
     </w:rPr>
   </w:style>
-  <w:style w:type="paragraph" w:styleId="208">
+  <w:style w:type="paragraph" w:styleId="909">
     <w:name w:val="TOC Heading"/>
     <w:uiPriority w:val="39"/>
     <w:unhideWhenUsed/>
@@ -36535,10 +37166,10 @@
       <w:ind/>
     </w:pPr>
   </w:style>
-  <w:style w:type="paragraph" w:styleId="209">
+  <w:style w:type="paragraph" w:styleId="910">
     <w:name w:val="table of figures"/>
-    <w:basedOn w:val="138"/>
-    <w:next w:val="138"/>
+    <w:basedOn w:val="848"/>
+    <w:next w:val="848"/>
     <w:uiPriority w:val="99"/>
     <w:unhideWhenUsed/>
     <w:pPr>
